--- a/docs/downloads/منوعات/تم/doc_0712.docx
+++ b/docs/downloads/منوعات/تم/doc_0712.docx
@@ -1,184 +1,37 @@
 
 <file path=word/document.xml><?xml version="1.0" encoding="utf-8"?>
-<w:document xmlns:wpc="http://schemas.microsoft.com/office/word/2010/wordprocessingCanvas" xmlns:cx="http://schemas.microsoft.com/office/drawing/2014/chartex" xmlns:cx1="http://schemas.microsoft.com/office/drawing/2015/9/8/chartex" xmlns:cx2="http://schemas.microsoft.com/office/drawing/2015/10/21/chartex" xmlns:cx3="http://schemas.microsoft.com/office/drawing/2016/5/9/chartex" xmlns:cx4="http://schemas.microsoft.com/office/drawing/2016/5/10/chartex" xmlns:cx5="http://schemas.microsoft.com/office/drawing/2016/5/11/chartex" xmlns:cx6="http://schemas.microsoft.com/office/drawing/2016/5/12/chartex" xmlns:cx7="http://schemas.microsoft.com/office/drawing/2016/5/13/chartex" xmlns:cx8="http://schemas.microsoft.com/office/drawing/2016/5/14/chartex" xmlns:mc="http://schemas.openxmlformats.org/markup-compatibility/2006" xmlns:aink="http://schemas.microsoft.com/office/drawing/2016/ink" xmlns:am3d="http://schemas.microsoft.com/office/drawing/2017/model3d" xmlns:o="urn:schemas-microsoft-com:office:office" xmlns:r="http://schemas.openxmlformats.org/officeDocument/2006/relationships" xmlns:m="http://schemas.openxmlformats.org/officeDocument/2006/math" xmlns:v="urn:schemas-microsoft-com:vml" xmlns:wp14="http://schemas.microsoft.com/office/word/2010/wordprocessingDrawing" xmlns:wp="http://schemas.openxmlformats.org/drawingml/2006/wordprocessingDrawing" xmlns:w10="urn:schemas-microsoft-com:office:word" xmlns:w="http://schemas.openxmlformats.org/wordprocessingml/2006/main" xmlns:w14="http://schemas.microsoft.com/office/word/2010/wordml" xmlns:w15="http://schemas.microsoft.com/office/word/2012/wordml" xmlns:w16cex="http://schemas.microsoft.com/office/word/2018/wordml/cex" xmlns:w16cid="http://schemas.microsoft.com/office/word/2016/wordml/cid" xmlns:w16="http://schemas.microsoft.com/office/word/2018/wordml" xmlns:w16sdtdh="http://schemas.microsoft.com/office/word/2020/wordml/sdtdatahash" xmlns:w16se="http://schemas.microsoft.com/office/word/2015/wordml/symex" xmlns:wpg="http://schemas.microsoft.com/office/word/2010/wordprocessingGroup" xmlns:wpi="http://schemas.microsoft.com/office/word/2010/wordprocessingInk" xmlns:wne="http://schemas.microsoft.com/office/word/2006/wordml" xmlns:wps="http://schemas.microsoft.com/office/word/2010/wordprocessingShape" mc:Ignorable="w14 w15 w16se w16cid w16 w16cex w16sdtdh wp14">
-  <w:background w:color="E7F0F9"/>
+<w:document xmlns:wpc="http://schemas.microsoft.com/office/word/2010/wordprocessingCanvas" xmlns:cx="http://schemas.microsoft.com/office/drawing/2014/chartex" xmlns:cx1="http://schemas.microsoft.com/office/drawing/2015/9/8/chartex" xmlns:cx2="http://schemas.microsoft.com/office/drawing/2015/10/21/chartex" xmlns:cx3="http://schemas.microsoft.com/office/drawing/2016/5/9/chartex" xmlns:cx4="http://schemas.microsoft.com/office/drawing/2016/5/10/chartex" xmlns:cx5="http://schemas.microsoft.com/office/drawing/2016/5/11/chartex" xmlns:cx6="http://schemas.microsoft.com/office/drawing/2016/5/12/chartex" xmlns:cx7="http://schemas.microsoft.com/office/drawing/2016/5/13/chartex" xmlns:cx8="http://schemas.microsoft.com/office/drawing/2016/5/14/chartex" xmlns:mc="http://schemas.openxmlformats.org/markup-compatibility/2006" xmlns:aink="http://schemas.microsoft.com/office/drawing/2016/ink" xmlns:am3d="http://schemas.microsoft.com/office/drawing/2017/model3d" xmlns:o="urn:schemas-microsoft-com:office:office" xmlns:r="http://schemas.openxmlformats.org/officeDocument/2006/relationships" xmlns:m="http://schemas.openxmlformats.org/officeDocument/2006/math" xmlns:v="urn:schemas-microsoft-com:vml" xmlns:wp14="http://schemas.microsoft.com/office/word/2010/wordprocessingDrawing" xmlns:wp="http://schemas.openxmlformats.org/drawingml/2006/wordprocessingDrawing" xmlns:w10="urn:schemas-microsoft-com:office:word" xmlns:w="http://schemas.openxmlformats.org/wordprocessingml/2006/main" xmlns:w14="http://schemas.microsoft.com/office/word/2010/wordml" xmlns:w15="http://schemas.microsoft.com/office/word/2012/wordml" xmlns:w16cex="http://schemas.microsoft.com/office/word/2018/wordml/cex" xmlns:w16cid="http://schemas.microsoft.com/office/word/2016/wordml/cid" xmlns:w16="http://schemas.microsoft.com/office/word/2018/wordml" xmlns:w16se="http://schemas.microsoft.com/office/word/2015/wordml/symex" xmlns:wpg="http://schemas.microsoft.com/office/word/2010/wordprocessingGroup" xmlns:wpi="http://schemas.microsoft.com/office/word/2010/wordprocessingInk" xmlns:wne="http://schemas.microsoft.com/office/word/2006/wordml" xmlns:wps="http://schemas.microsoft.com/office/word/2010/wordprocessingShape" mc:Ignorable="w14 w15 w16se w16cid w16 w16cex wp14">
+  <w:background w:color="FFFFFF">
+    <v:background id="_x0000_s1025" o:bwmode="white" o:targetscreensize="1024,768">
+      <v:fill r:id="rId2" o:title="top-10-old-paper-floral-parchment-background-texture-pictures" recolor="t" type="frame"/>
+    </v:background>
+  </w:background>
   <w:body>
     <w:p>
       <w:pPr>
         <w:bidi/>
         <w:jc w:val="center"/>
         <w:rPr>
-          <w:sz w:val="44"/>
-          <w:szCs w:val="44"/>
-          <w:rtl/>
-          <w:lang w:bidi="ar-EG"/>
-        </w:rPr>
-      </w:pPr>
-      <w:r>
-        <w:rPr>
-          <w:sz w:val="44"/>
-          <w:szCs w:val="44"/>
-          <w:rtl/>
-          <w:lang w:bidi="ar-EG"/>
-        </w:rPr>
-        <w:fldChar w:fldCharType="begin"/>
-      </w:r>
-      <w:r>
-        <w:rPr>
-          <w:sz w:val="44"/>
-          <w:szCs w:val="44"/>
-          <w:rtl/>
-          <w:lang w:bidi="ar-EG"/>
-        </w:rPr>
-        <w:instrText xml:space="preserve"> </w:instrText>
-      </w:r>
-      <w:r>
-        <w:rPr>
-          <w:sz w:val="44"/>
-          <w:szCs w:val="44"/>
-          <w:lang w:bidi="ar-EG"/>
-        </w:rPr>
-        <w:instrText>HYPERLINK</w:instrText>
-      </w:r>
-      <w:r>
-        <w:rPr>
-          <w:sz w:val="44"/>
-          <w:szCs w:val="44"/>
-          <w:rtl/>
-          <w:lang w:bidi="ar-EG"/>
-        </w:rPr>
-        <w:instrText xml:space="preserve"> "</w:instrText>
-      </w:r>
-      <w:r>
-        <w:rPr>
-          <w:sz w:val="44"/>
-          <w:szCs w:val="44"/>
-          <w:lang w:bidi="ar-EG"/>
-        </w:rPr>
-        <w:instrText>https://www.bibelstudium.de/articles/940/das-ausharren-und-die-ermunterung-der-schriften.html</w:instrText>
-      </w:r>
-      <w:r>
-        <w:rPr>
-          <w:sz w:val="44"/>
-          <w:szCs w:val="44"/>
-          <w:rtl/>
-          <w:lang w:bidi="ar-EG"/>
-        </w:rPr>
-        <w:instrText>" \</w:instrText>
-      </w:r>
-      <w:r>
-        <w:rPr>
-          <w:sz w:val="44"/>
-          <w:szCs w:val="44"/>
-          <w:lang w:bidi="ar-EG"/>
-        </w:rPr>
-        <w:instrText>l</w:instrText>
-      </w:r>
-      <w:r>
-        <w:rPr>
-          <w:sz w:val="44"/>
-          <w:szCs w:val="44"/>
-          <w:rtl/>
-          <w:lang w:bidi="ar-EG"/>
-        </w:rPr>
-        <w:instrText xml:space="preserve"> ":~:</w:instrText>
-      </w:r>
-      <w:r>
-        <w:rPr>
-          <w:sz w:val="44"/>
-          <w:szCs w:val="44"/>
-          <w:lang w:bidi="ar-EG"/>
-        </w:rPr>
-        <w:instrText>text=geschrieben%20ist%2C%20ist%20zu%20unserer%20Belehrung,Tr%C3%B6stung%29%20der%20Schriften%20die%20Hoffnung</w:instrText>
-      </w:r>
-      <w:r>
-        <w:rPr>
-          <w:sz w:val="44"/>
-          <w:szCs w:val="44"/>
-          <w:rtl/>
-          <w:lang w:bidi="ar-EG"/>
-        </w:rPr>
-        <w:instrText xml:space="preserve">" </w:instrText>
-      </w:r>
-      <w:r>
-        <w:rPr>
-          <w:sz w:val="44"/>
-          <w:szCs w:val="44"/>
-          <w:rtl/>
-          <w:lang w:bidi="ar-EG"/>
-        </w:rPr>
-      </w:r>
-      <w:r>
-        <w:rPr>
-          <w:sz w:val="44"/>
-          <w:szCs w:val="44"/>
-          <w:rtl/>
-          <w:lang w:bidi="ar-EG"/>
-        </w:rPr>
-        <w:fldChar w:fldCharType="separate"/>
-      </w:r>
-      <w:r>
-        <w:rPr>
-          <w:rStyle w:val="Hyperlink"/>
-          <w:rFonts w:hint="cs"/>
-          <w:sz w:val="44"/>
-          <w:szCs w:val="44"/>
-          <w:rtl/>
-          <w:lang w:bidi="ar-EG"/>
-        </w:rPr>
-        <w:t>"</w:t>
-      </w:r>
-      <w:r>
-        <w:rPr>
-          <w:rStyle w:val="Hyperlink"/>
-          <w:sz w:val="44"/>
-          <w:szCs w:val="44"/>
-          <w:rtl/>
-          <w:lang w:bidi="ar-EG"/>
-        </w:rPr>
-        <w:t>بِالصَّبْرِ وَالتَّعْزِيَةِ بِمَا فِي الْكُتُبِ</w:t>
-      </w:r>
-      <w:r>
-        <w:rPr>
-          <w:rStyle w:val="Hyperlink"/>
-          <w:rFonts w:hint="cs"/>
-          <w:sz w:val="44"/>
-          <w:szCs w:val="44"/>
-          <w:rtl/>
-          <w:lang w:bidi="ar-EG"/>
-        </w:rPr>
-        <w:t>" (رومية 15: 4)</w:t>
-      </w:r>
-      <w:r>
-        <w:rPr>
-          <w:sz w:val="44"/>
-          <w:szCs w:val="44"/>
-          <w:rtl/>
-          <w:lang w:bidi="ar-EG"/>
-        </w:rPr>
-        <w:fldChar w:fldCharType="end"/>
-      </w:r>
-    </w:p>
-    <w:p>
-      <w:pPr>
-        <w:jc w:val="both"/>
-        <w:rPr>
+          <w:rFonts w:ascii="Sakkal Majalla" w:hAnsi="Sakkal Majalla" w:cs="Sakkal Majalla"/>
           <w:b/>
           <w:bCs/>
-          <w:sz w:val="36"/>
-          <w:szCs w:val="36"/>
-          <w:lang w:val="en-US" w:bidi="ar-EG"/>
+          <w:sz w:val="56"/>
+          <w:szCs w:val="56"/>
+          <w:u w:val="single"/>
+          <w:rtl/>
         </w:rPr>
       </w:pPr>
       <w:r>
         <w:rPr>
+          <w:rFonts w:ascii="Sakkal Majalla" w:hAnsi="Sakkal Majalla" w:cs="Sakkal Majalla" w:hint="cs"/>
           <w:b/>
           <w:bCs/>
-          <w:sz w:val="36"/>
-          <w:szCs w:val="36"/>
-          <w:lang w:bidi="ar-EG"/>
-        </w:rPr>
-        <w:t>F.B. Hole</w:t>
+          <w:sz w:val="56"/>
+          <w:szCs w:val="56"/>
+          <w:u w:val="single"/>
+          <w:rtl/>
+        </w:rPr>
+        <w:t>تأملات مختلفة لمزمور 91</w:t>
       </w:r>
     </w:p>
     <w:p>
@@ -186,74 +39,189 @@
         <w:bidi/>
         <w:jc w:val="both"/>
         <w:rPr>
+          <w:rFonts w:ascii="Sakkal Majalla" w:hAnsi="Sakkal Majalla" w:cs="Sakkal Majalla"/>
+          <w:b/>
+          <w:bCs/>
           <w:sz w:val="44"/>
           <w:szCs w:val="44"/>
           <w:rtl/>
-          <w:lang w:bidi="ar-EG"/>
         </w:rPr>
       </w:pPr>
-      <w:r>
-        <w:rPr>
-          <w:rFonts w:hint="cs"/>
-          <w:sz w:val="44"/>
-          <w:szCs w:val="44"/>
-          <w:rtl/>
-          <w:lang w:bidi="ar-EG"/>
-        </w:rPr>
-        <w:t xml:space="preserve">تقدّم لنا الكتب المقدسة حق الله بطريقة تتناسب لتطبيق قوة هذا الحق على حالتنا وتصرفنا. في العهد القديم نحن نجد جزءً تاريخيًا كبيرًا، وإنما بقدر الحاجة لإنارة طرق الله ولإعطاء معاني أدبية عميقة. </w:t>
-      </w:r>
-      <w:r>
-        <w:rPr>
-          <w:rFonts w:hint="cs"/>
-          <w:sz w:val="44"/>
-          <w:szCs w:val="44"/>
-          <w:rtl/>
-          <w:lang w:bidi="ar-EG"/>
-        </w:rPr>
-        <w:t>و</w:t>
-      </w:r>
-      <w:r>
-        <w:rPr>
-          <w:rFonts w:hint="cs"/>
-          <w:sz w:val="44"/>
-          <w:szCs w:val="44"/>
-          <w:rtl/>
-          <w:lang w:bidi="ar-EG"/>
-        </w:rPr>
-        <w:t>الأناجيل أيضًا تُعلمنا بذلك عن ربنا، ما هو ضروري لكي نُعطى صورة رباعية عنه وعن الآب، الظاهر فيه.</w:t>
-      </w:r>
+      <w:hyperlink r:id="rId5" w:history="1">
+        <w:r>
+          <w:rPr>
+            <w:rStyle w:val="Hyperlink"/>
+            <w:rFonts w:ascii="Sakkal Majalla" w:hAnsi="Sakkal Majalla" w:cs="Sakkal Majalla" w:hint="cs"/>
+            <w:b/>
+            <w:bCs/>
+            <w:sz w:val="44"/>
+            <w:szCs w:val="44"/>
+            <w:rtl/>
+          </w:rPr>
+          <w:t>يوحنا داربي</w:t>
+        </w:r>
+      </w:hyperlink>
     </w:p>
     <w:p>
       <w:pPr>
         <w:bidi/>
         <w:jc w:val="both"/>
         <w:rPr>
-          <w:sz w:val="44"/>
-          <w:szCs w:val="44"/>
-          <w:rtl/>
-          <w:lang w:bidi="ar-EG"/>
+          <w:rFonts w:ascii="Sakkal Majalla" w:hAnsi="Sakkal Majalla" w:cs="Sakkal Majalla"/>
+          <w:sz w:val="56"/>
+          <w:szCs w:val="56"/>
+          <w:rtl/>
         </w:rPr>
       </w:pPr>
       <w:r>
         <w:rPr>
-          <w:rFonts w:hint="cs"/>
-          <w:sz w:val="44"/>
-          <w:szCs w:val="44"/>
-          <w:rtl/>
-          <w:lang w:bidi="ar-EG"/>
-        </w:rPr>
-        <w:t xml:space="preserve">وتُمنح لنا نظرة كذلك في أعمال الرسل لعمل الروح القدس بواسطة الرسل وآخرين، لكي يرينا الانتقال العملي الحادث بواسطته من اليهودية إلى المسيحية في طابعه الحقيقي. وفي الرسائل ينكشف أمامنا كل الحق، ولكن ليس في صورة نظرية بحتة، كما لو كان مجرد نموذج روحي لفلسفة إلهية. كل حق مُعلَن يتم تطبيقه على حالة المؤمنين وتصرفهم، </w:t>
-      </w:r>
-      <w:r>
-        <w:rPr>
-          <w:rFonts w:hint="cs"/>
-          <w:sz w:val="44"/>
-          <w:szCs w:val="44"/>
-          <w:rtl/>
-          <w:lang w:bidi="ar-EG"/>
+          <w:rFonts w:ascii="Sakkal Majalla" w:hAnsi="Sakkal Majalla" w:cs="Sakkal Majalla" w:hint="cs"/>
+          <w:sz w:val="56"/>
+          <w:szCs w:val="56"/>
+          <w:rtl/>
+        </w:rPr>
+        <w:t xml:space="preserve">في مزمور 91 يتم إدخال مبدأ آخر في غاية الأهمية: المسيا يأخذ مكانه وسط إسرائيل، مكان الاتكال على الرب يهوه، ليشكل بذلك القناة لملء بركة الشعب. في هذا المزمور نجد ثلاث أسماء لله؛ ذاك، الذي كان به مرتبطًا بإبراهيم: </w:t>
+      </w:r>
+      <w:r>
+        <w:rPr>
+          <w:rFonts w:ascii="Sakkal Majalla" w:hAnsi="Sakkal Majalla" w:cs="Sakkal Majalla" w:hint="cs"/>
+          <w:color w:val="FF0000"/>
+          <w:sz w:val="56"/>
+          <w:szCs w:val="56"/>
+          <w:rtl/>
+        </w:rPr>
+        <w:t>القدير</w:t>
+      </w:r>
+      <w:r>
+        <w:rPr>
+          <w:rFonts w:ascii="Sakkal Majalla" w:hAnsi="Sakkal Majalla" w:cs="Sakkal Majalla" w:hint="cs"/>
+          <w:sz w:val="56"/>
+          <w:szCs w:val="56"/>
+          <w:rtl/>
+        </w:rPr>
+        <w:t xml:space="preserve">، والثاني الذي كان قد عرفه إبراهيم نبويًا بشهادة ملكي صادق، ذلك الاسم، الذي سيتخذه الله في المُلك الألفي، عندما سينفذ حقوقه على كل الأرض: </w:t>
+      </w:r>
+      <w:r>
+        <w:rPr>
+          <w:rFonts w:ascii="Sakkal Majalla" w:hAnsi="Sakkal Majalla" w:cs="Sakkal Majalla" w:hint="cs"/>
+          <w:color w:val="FF0000"/>
+          <w:sz w:val="56"/>
+          <w:szCs w:val="56"/>
+          <w:rtl/>
+        </w:rPr>
+        <w:t xml:space="preserve">العلي </w:t>
+      </w:r>
+      <w:r>
+        <w:rPr>
+          <w:rFonts w:ascii="Sakkal Majalla" w:hAnsi="Sakkal Majalla" w:cs="Sakkal Majalla" w:hint="cs"/>
+          <w:sz w:val="56"/>
+          <w:szCs w:val="56"/>
+          <w:rtl/>
+        </w:rPr>
+        <w:t xml:space="preserve">(قارن تكوين 14: 18 </w:t>
+      </w:r>
+      <w:r>
+        <w:rPr>
+          <w:rFonts w:ascii="Sakkal Majalla" w:hAnsi="Sakkal Majalla" w:cs="Sakkal Majalla"/>
+          <w:sz w:val="56"/>
+          <w:szCs w:val="56"/>
+          <w:rtl/>
+        </w:rPr>
+        <w:t>–</w:t>
+      </w:r>
+      <w:r>
+        <w:rPr>
+          <w:rFonts w:ascii="Sakkal Majalla" w:hAnsi="Sakkal Majalla" w:cs="Sakkal Majalla" w:hint="cs"/>
+          <w:sz w:val="56"/>
+          <w:szCs w:val="56"/>
+          <w:rtl/>
+        </w:rPr>
+        <w:t xml:space="preserve"> 20). مثل الأسماء الأخرى، هذان الاسمان أيضًا لهما معناهما الخاص؛ الأول يُشير إلى السلطة الكاملة، والثاني إلى المجد الأسمى </w:t>
+      </w:r>
+      <w:proofErr w:type="gramStart"/>
+      <w:r>
+        <w:rPr>
+          <w:rFonts w:ascii="Sakkal Majalla" w:hAnsi="Sakkal Majalla" w:cs="Sakkal Majalla" w:hint="cs"/>
+          <w:sz w:val="56"/>
+          <w:szCs w:val="56"/>
+          <w:rtl/>
+        </w:rPr>
+        <w:t>الغير محدود</w:t>
+      </w:r>
+      <w:proofErr w:type="gramEnd"/>
+      <w:r>
+        <w:rPr>
+          <w:rFonts w:ascii="Sakkal Majalla" w:hAnsi="Sakkal Majalla" w:cs="Sakkal Majalla" w:hint="cs"/>
+          <w:sz w:val="56"/>
+          <w:szCs w:val="56"/>
+          <w:rtl/>
+        </w:rPr>
+        <w:t xml:space="preserve">. والآن يُطرح السؤال: مَن هو الله الذي يتخذ هذه المكانة؟ مَن يكون هذا الله العلي على كل شيء بالنسبة للأرض؟ ومَن سيجد مسكنه الخفي، ليسكن هناك؟ - مَن وجد هذا المكان سيحظى بملء الحمى بقوة مقتدرة على كل شيء. يقول المسيا (يسوع): أريد أن ألتجئ إلى إله إسرائيل، </w:t>
+      </w:r>
+      <w:r>
+        <w:rPr>
+          <w:rFonts w:ascii="Sakkal Majalla" w:hAnsi="Sakkal Majalla" w:cs="Sakkal Majalla" w:hint="cs"/>
+          <w:color w:val="FF0000"/>
+          <w:sz w:val="56"/>
+          <w:szCs w:val="56"/>
+          <w:rtl/>
+        </w:rPr>
+        <w:t xml:space="preserve">يهوه </w:t>
+      </w:r>
+      <w:r>
+        <w:rPr>
+          <w:rFonts w:ascii="Sakkal Majalla" w:hAnsi="Sakkal Majalla" w:cs="Sakkal Majalla" w:hint="cs"/>
+          <w:sz w:val="56"/>
+          <w:szCs w:val="56"/>
+          <w:rtl/>
+        </w:rPr>
+        <w:t xml:space="preserve">(هذا هو الاسم الثالث لله في هذا المزمور) (عدد 2) في الأعداد 3 </w:t>
+      </w:r>
+      <w:r>
+        <w:rPr>
+          <w:rFonts w:ascii="Sakkal Majalla" w:hAnsi="Sakkal Majalla" w:cs="Sakkal Majalla"/>
+          <w:sz w:val="56"/>
+          <w:szCs w:val="56"/>
+          <w:rtl/>
+        </w:rPr>
+        <w:t>–</w:t>
+      </w:r>
+      <w:r>
+        <w:rPr>
+          <w:rFonts w:ascii="Sakkal Majalla" w:hAnsi="Sakkal Majalla" w:cs="Sakkal Majalla" w:hint="cs"/>
+          <w:sz w:val="56"/>
+          <w:szCs w:val="56"/>
+          <w:rtl/>
+        </w:rPr>
+        <w:t xml:space="preserve"> 8 نسمع الإجابة التي ستكون من نصيب المسيا لهذا الأمر. بلا شك أن الذي تم قوله </w:t>
+      </w:r>
+      <w:r>
+        <w:rPr>
+          <w:rFonts w:ascii="Sakkal Majalla" w:hAnsi="Sakkal Majalla" w:cs="Sakkal Majalla" w:hint="cs"/>
+          <w:sz w:val="56"/>
+          <w:szCs w:val="56"/>
+          <w:rtl/>
+        </w:rPr>
+        <w:t>ه</w:t>
+      </w:r>
+      <w:r>
+        <w:rPr>
+          <w:rFonts w:ascii="Sakkal Majalla" w:hAnsi="Sakkal Majalla" w:cs="Sakkal Majalla" w:hint="cs"/>
+          <w:sz w:val="56"/>
+          <w:szCs w:val="56"/>
+          <w:rtl/>
+        </w:rPr>
+        <w:t xml:space="preserve">و صحيح أيضًا لكل إسرائيلي تقي. نعم، وإنه يُشير حتى </w:t>
+      </w:r>
+      <w:r>
+        <w:rPr>
+          <w:rFonts w:ascii="Sakkal Majalla" w:hAnsi="Sakkal Majalla" w:cs="Sakkal Majalla" w:hint="cs"/>
+          <w:sz w:val="56"/>
+          <w:szCs w:val="56"/>
+          <w:rtl/>
         </w:rPr>
         <w:lastRenderedPageBreak/>
-        <w:t>لكيما تؤثر قوة الحق على حياتنا وتجعلها متناغمة مع مشيئة الله.</w:t>
+        <w:t>إلى البقية المؤمنة، ولكن كالتي يهديها روح يسوع، الكامل والأمين وحده الذي اتخذ هذا المكان فعلاً.</w:t>
       </w:r>
     </w:p>
     <w:p>
@@ -261,84 +229,150 @@
         <w:bidi/>
         <w:jc w:val="both"/>
         <w:rPr>
-          <w:sz w:val="44"/>
-          <w:szCs w:val="44"/>
-          <w:rtl/>
-          <w:lang w:bidi="ar-EG"/>
+          <w:rFonts w:ascii="Sakkal Majalla" w:hAnsi="Sakkal Majalla" w:cs="Sakkal Majalla"/>
+          <w:sz w:val="56"/>
+          <w:szCs w:val="56"/>
+          <w:rtl/>
         </w:rPr>
       </w:pPr>
       <w:r>
         <w:rPr>
-          <w:rFonts w:hint="cs"/>
-          <w:sz w:val="44"/>
-          <w:szCs w:val="44"/>
-          <w:rtl/>
-          <w:lang w:bidi="ar-EG"/>
-        </w:rPr>
-        <w:t xml:space="preserve">إن هذا يتضح بصورة خاصة في رسالة رومية، حيث أن </w:t>
+          <w:rFonts w:ascii="Sakkal Majalla" w:hAnsi="Sakkal Majalla" w:cs="Sakkal Majalla" w:hint="cs"/>
+          <w:sz w:val="56"/>
+          <w:szCs w:val="56"/>
+          <w:rtl/>
+        </w:rPr>
+        <w:t xml:space="preserve">في الأعداد 9 </w:t>
+      </w:r>
+      <w:r>
+        <w:rPr>
+          <w:rFonts w:ascii="Sakkal Majalla" w:hAnsi="Sakkal Majalla" w:cs="Sakkal Majalla"/>
+          <w:sz w:val="56"/>
+          <w:szCs w:val="56"/>
+          <w:rtl/>
+        </w:rPr>
+        <w:t>–</w:t>
+      </w:r>
+      <w:r>
+        <w:rPr>
+          <w:rFonts w:ascii="Sakkal Majalla" w:hAnsi="Sakkal Majalla" w:cs="Sakkal Majalla" w:hint="cs"/>
+          <w:sz w:val="56"/>
+          <w:szCs w:val="56"/>
+          <w:rtl/>
+        </w:rPr>
+        <w:t xml:space="preserve"> 13 يتكلم، كما أعتقد، إسرائيل إلى المسيا (أي أن الروح يضع كلامًا في </w:t>
+      </w:r>
+      <w:r>
+        <w:rPr>
+          <w:rFonts w:ascii="Sakkal Majalla" w:hAnsi="Sakkal Majalla" w:cs="Sakkal Majalla" w:hint="cs"/>
+          <w:sz w:val="56"/>
+          <w:szCs w:val="56"/>
+          <w:rtl/>
+        </w:rPr>
+        <w:t>ف</w:t>
+      </w:r>
+      <w:r>
+        <w:rPr>
+          <w:rFonts w:ascii="Sakkal Majalla" w:hAnsi="Sakkal Majalla" w:cs="Sakkal Majalla" w:hint="cs"/>
+          <w:sz w:val="56"/>
+          <w:szCs w:val="56"/>
+          <w:rtl/>
+        </w:rPr>
+        <w:t>م إسرائيل): "</w:t>
+      </w:r>
+      <w:r>
+        <w:rPr>
+          <w:rFonts w:ascii="Sakkal Majalla" w:hAnsi="Sakkal Majalla" w:cs="Sakkal Majalla"/>
+          <w:sz w:val="56"/>
+          <w:szCs w:val="56"/>
+          <w:rtl/>
+        </w:rPr>
+        <w:t xml:space="preserve">«أَنْتَ يَا رَبُّ </w:t>
       </w:r>
       <w:proofErr w:type="spellStart"/>
       <w:r>
         <w:rPr>
-          <w:rFonts w:hint="cs"/>
-          <w:sz w:val="44"/>
-          <w:szCs w:val="44"/>
-          <w:rtl/>
-          <w:lang w:bidi="ar-EG"/>
-        </w:rPr>
-        <w:t>الإصحاحات</w:t>
+          <w:rFonts w:ascii="Sakkal Majalla" w:hAnsi="Sakkal Majalla" w:cs="Sakkal Majalla"/>
+          <w:sz w:val="56"/>
+          <w:szCs w:val="56"/>
+          <w:rtl/>
+        </w:rPr>
+        <w:t>مَلْجَإِي</w:t>
       </w:r>
       <w:proofErr w:type="spellEnd"/>
       <w:r>
         <w:rPr>
-          <w:rFonts w:hint="cs"/>
-          <w:sz w:val="44"/>
-          <w:szCs w:val="44"/>
-          <w:rtl/>
-          <w:lang w:bidi="ar-EG"/>
-        </w:rPr>
-        <w:t xml:space="preserve"> من 12 حتى 15 مليئة بالتعاليم والانذارات المتأسسة على الإنجيل الذي بان في </w:t>
-      </w:r>
-      <w:proofErr w:type="spellStart"/>
-      <w:r>
-        <w:rPr>
-          <w:rFonts w:hint="cs"/>
-          <w:sz w:val="44"/>
-          <w:szCs w:val="44"/>
-          <w:rtl/>
-          <w:lang w:bidi="ar-EG"/>
-        </w:rPr>
-        <w:t>الإصحاحات</w:t>
-      </w:r>
-      <w:proofErr w:type="spellEnd"/>
-      <w:r>
-        <w:rPr>
-          <w:rFonts w:hint="cs"/>
-          <w:sz w:val="44"/>
-          <w:szCs w:val="44"/>
-          <w:rtl/>
-          <w:lang w:bidi="ar-EG"/>
-        </w:rPr>
-        <w:t xml:space="preserve"> التي قبلها. هناك نقرأ أيضًا العدد البديع: "</w:t>
-      </w:r>
-      <w:r>
-        <w:rPr>
-          <w:sz w:val="44"/>
-          <w:szCs w:val="44"/>
-          <w:rtl/>
-          <w:lang w:bidi="ar-EG"/>
-        </w:rPr>
-        <w:t>لأَنَّ كُلَّ مَا سَبَقَ فَكُتِبَ كُتِبَ لأَجْلِ تَعْلِيمِنَا، حَتَّى بِالصَّبْرِ وَالتَّعْزِيَةِ بِمَا فِي الْكُتُبِ يَكُونُ لَنَا رَجَاءٌ.</w:t>
-      </w:r>
-      <w:r>
-        <w:rPr>
-          <w:rFonts w:hint="cs"/>
-          <w:sz w:val="44"/>
-          <w:szCs w:val="44"/>
-          <w:rtl/>
-          <w:lang w:bidi="ar-EG"/>
-        </w:rPr>
-        <w:t>" (رومية 15: 4).</w:t>
+          <w:rFonts w:ascii="Sakkal Majalla" w:hAnsi="Sakkal Majalla" w:cs="Sakkal Majalla"/>
+          <w:sz w:val="56"/>
+          <w:szCs w:val="56"/>
+          <w:rtl/>
+        </w:rPr>
+        <w:t xml:space="preserve">». جَعَلْتَ الْعَلِيَّ </w:t>
+      </w:r>
+      <w:proofErr w:type="gramStart"/>
+      <w:r>
+        <w:rPr>
+          <w:rFonts w:ascii="Sakkal Majalla" w:hAnsi="Sakkal Majalla" w:cs="Sakkal Majalla"/>
+          <w:sz w:val="56"/>
+          <w:szCs w:val="56"/>
+          <w:rtl/>
+        </w:rPr>
+        <w:t>مَسْكَنَكَ،</w:t>
+      </w:r>
+      <w:r>
+        <w:rPr>
+          <w:rFonts w:ascii="Sakkal Majalla" w:hAnsi="Sakkal Majalla" w:cs="Sakkal Majalla" w:hint="cs"/>
+          <w:sz w:val="56"/>
+          <w:szCs w:val="56"/>
+          <w:rtl/>
+        </w:rPr>
+        <w:t>...</w:t>
+      </w:r>
+      <w:proofErr w:type="gramEnd"/>
+      <w:r>
+        <w:rPr>
+          <w:rFonts w:ascii="Sakkal Majalla" w:hAnsi="Sakkal Majalla" w:cs="Sakkal Majalla" w:hint="cs"/>
+          <w:sz w:val="56"/>
+          <w:szCs w:val="56"/>
+          <w:rtl/>
+        </w:rPr>
+        <w:t xml:space="preserve">"، هكذا سيحفظك حِمى القدير. في العدد 14 يأخذ يهوه بنفسه الكلام ويتكلم عن المسيا كالذي وجد مسرته فيه. إن مبنى هذا المزمور ملفت جدًا للنظر. إن روح الله بنفسه يضع أمامنا هذه المشكلة. إن الذي يجد </w:t>
+      </w:r>
+      <w:r>
+        <w:rPr>
+          <w:rFonts w:ascii="Sakkal Majalla" w:hAnsi="Sakkal Majalla" w:cs="Sakkal Majalla" w:hint="cs"/>
+          <w:sz w:val="56"/>
+          <w:szCs w:val="56"/>
+          <w:rtl/>
+        </w:rPr>
+        <w:t>سِتر (خفاء)</w:t>
+      </w:r>
+      <w:r>
+        <w:rPr>
+          <w:rFonts w:ascii="Sakkal Majalla" w:hAnsi="Sakkal Majalla" w:cs="Sakkal Majalla" w:hint="cs"/>
+          <w:sz w:val="56"/>
+          <w:szCs w:val="56"/>
+          <w:rtl/>
+        </w:rPr>
+        <w:t xml:space="preserve"> العلي (اسم الله في المُلك الألفي)، سيتمتع بملء البركة من قِبَل القدير، إله إبراهيم. يقول المسيا: اتخذ الرب يهوه، إله إسرائيل ملجأ لي؛ والجواب يقول له: لأنك فعلت هذا ستتمتع أيضًا بنتائجه. في العدد 9 يتكلم إسرائيل ويوضح بالروح، بأن البركات ستكون من نصيبه، أي المسيا. في العدد 14 يطبع الرب يهوه ختمه على كل هذا، والذي يحل اللغز الإلهي الكبير سينال ملء البركة من قِبَل الرب يهوه، الذي كانت مسرته فيه، وقد عرف اسمه أنه اسم الرب يهوه، إله إسرائيل. </w:t>
+      </w:r>
+      <w:r>
+        <w:rPr>
+          <w:rFonts w:ascii="Sakkal Majalla" w:hAnsi="Sakkal Majalla" w:cs="Sakkal Majalla" w:hint="cs"/>
+          <w:sz w:val="56"/>
+          <w:szCs w:val="56"/>
+          <w:rtl/>
+        </w:rPr>
+        <w:t xml:space="preserve">المزمور </w:t>
+      </w:r>
+      <w:r>
+        <w:rPr>
+          <w:rFonts w:ascii="Sakkal Majalla" w:hAnsi="Sakkal Majalla" w:cs="Sakkal Majalla" w:hint="cs"/>
+          <w:sz w:val="56"/>
+          <w:szCs w:val="56"/>
+          <w:rtl/>
+        </w:rPr>
+        <w:t>في هذا المنظور مثيرٌ جدًا.</w:t>
       </w:r>
     </w:p>
     <w:p>
@@ -346,101 +380,147 @@
         <w:bidi/>
         <w:jc w:val="both"/>
         <w:rPr>
-          <w:sz w:val="44"/>
-          <w:szCs w:val="44"/>
-          <w:rtl/>
-          <w:lang w:bidi="ar-EG"/>
+          <w:rFonts w:ascii="Sakkal Majalla" w:hAnsi="Sakkal Majalla" w:cs="Sakkal Majalla"/>
+          <w:sz w:val="56"/>
+          <w:szCs w:val="56"/>
+          <w:rtl/>
         </w:rPr>
       </w:pPr>
       <w:r>
         <w:rPr>
-          <w:rFonts w:hint="cs"/>
-          <w:sz w:val="44"/>
-          <w:szCs w:val="44"/>
-          <w:rtl/>
-          <w:lang w:bidi="ar-EG"/>
-        </w:rPr>
-        <w:t>هنا وبكل وضوح يتمحور الأمر حول العهد القديم، لأننا هناك نجد "</w:t>
-      </w:r>
-      <w:r>
-        <w:rPr>
-          <w:sz w:val="44"/>
-          <w:szCs w:val="44"/>
-          <w:rtl/>
-          <w:lang w:bidi="ar-EG"/>
-        </w:rPr>
-        <w:t xml:space="preserve"> </w:t>
-      </w:r>
-      <w:r>
-        <w:rPr>
-          <w:sz w:val="44"/>
-          <w:szCs w:val="44"/>
-          <w:rtl/>
-          <w:lang w:bidi="ar-EG"/>
-        </w:rPr>
-        <w:t>كُلَّ مَا سَبَقَ فَكُتِبَ</w:t>
-      </w:r>
-      <w:r>
-        <w:rPr>
-          <w:rFonts w:hint="cs"/>
-          <w:sz w:val="44"/>
-          <w:szCs w:val="44"/>
-          <w:rtl/>
-          <w:lang w:bidi="ar-EG"/>
-        </w:rPr>
-        <w:t xml:space="preserve">". وطبعًا هي لها معناها للأجيال التي قد أُعطيت لها أولاً، غير أن الله كان ينظر إلينا نحن أيضًا، حينما سلمها بوحي من الروح القدس. فإنها كُتبت من أجل تعليمنا، لكن هذا التعليم ليس تعليمًا أكاديميًا </w:t>
-      </w:r>
-      <w:r>
-        <w:rPr>
-          <w:sz w:val="44"/>
-          <w:szCs w:val="44"/>
-          <w:rtl/>
-          <w:lang w:bidi="ar-EG"/>
+          <w:rFonts w:ascii="Sakkal Majalla" w:hAnsi="Sakkal Majalla" w:cs="Sakkal Majalla" w:hint="cs"/>
+          <w:sz w:val="56"/>
+          <w:szCs w:val="56"/>
+          <w:rtl/>
+        </w:rPr>
+        <w:t xml:space="preserve">ولكن دعونا ننتبه، بأن كل شيء -وأيضًا طابع الله في كل نحو </w:t>
+      </w:r>
+      <w:r>
+        <w:rPr>
+          <w:rFonts w:ascii="Sakkal Majalla" w:hAnsi="Sakkal Majalla" w:cs="Sakkal Majalla"/>
+          <w:sz w:val="56"/>
+          <w:szCs w:val="56"/>
+          <w:rtl/>
         </w:rPr>
         <w:t>–</w:t>
       </w:r>
       <w:r>
         <w:rPr>
-          <w:rFonts w:hint="cs"/>
-          <w:sz w:val="44"/>
-          <w:szCs w:val="44"/>
-          <w:rtl/>
-          <w:lang w:bidi="ar-EG"/>
-        </w:rPr>
-        <w:t xml:space="preserve"> مجرد تجميع لمعلومات صحيحة -، وإنما تعليم عملي. إنه عليه أن يحثنا على الصبر والمثابرة، بأن نفيض </w:t>
-      </w:r>
-      <w:r>
-        <w:rPr>
-          <w:rFonts w:hint="cs"/>
-          <w:sz w:val="44"/>
-          <w:szCs w:val="44"/>
-          <w:rtl/>
-          <w:lang w:bidi="ar-EG"/>
+          <w:rFonts w:ascii="Sakkal Majalla" w:hAnsi="Sakkal Majalla" w:cs="Sakkal Majalla" w:hint="cs"/>
+          <w:sz w:val="56"/>
+          <w:szCs w:val="56"/>
+          <w:rtl/>
+        </w:rPr>
+        <w:t xml:space="preserve"> يُنظر إليه بنظرة أرضية. إن السؤال، كيف أن المسيح تخلى في تلك اللحظة </w:t>
+      </w:r>
+      <w:r>
+        <w:rPr>
+          <w:rFonts w:ascii="Sakkal Majalla" w:hAnsi="Sakkal Majalla" w:cs="Sakkal Majalla" w:hint="cs"/>
+          <w:sz w:val="56"/>
+          <w:szCs w:val="56"/>
+          <w:rtl/>
         </w:rPr>
         <w:lastRenderedPageBreak/>
-        <w:t xml:space="preserve">بالتعزية والإنذار وأن </w:t>
-      </w:r>
-      <w:proofErr w:type="spellStart"/>
-      <w:r>
-        <w:rPr>
-          <w:rFonts w:hint="cs"/>
-          <w:sz w:val="44"/>
-          <w:szCs w:val="44"/>
-          <w:rtl/>
-          <w:lang w:bidi="ar-EG"/>
-        </w:rPr>
-        <w:t>يملأنا</w:t>
-      </w:r>
-      <w:proofErr w:type="spellEnd"/>
-      <w:r>
-        <w:rPr>
-          <w:rFonts w:hint="cs"/>
-          <w:sz w:val="44"/>
-          <w:szCs w:val="44"/>
-          <w:rtl/>
-          <w:lang w:bidi="ar-EG"/>
-        </w:rPr>
-        <w:t xml:space="preserve"> بالرجاء الثابت الذي لا يتغير. وإن كان من الممكن قول هذا عن كتب العهد القديم، فكم يُقال هذا وبتشديد فيما يختص بالعهد الجديد.</w:t>
+        <w:t xml:space="preserve">آنذاك عن حقوقه في الخلاص الإلهي، وبالمقابل أظهر طاعة كاملة، في أنه اتكل كليًا على أبيه، مرتبطٌ بمعرفة أعمق لمشورات الله وللدرب المبارك الذي ساره ربنا المعبود. لقد أراد الشيطان أن يستخدم بالذات التصريح المُعطى في هذا المزمور ليُبعده عن درب الطاعة وليأتي به إلى طريق خيبة الأمل والإرادة الذاتية؛ لكن ليتبارك الله </w:t>
+      </w:r>
+      <w:r>
+        <w:rPr>
+          <w:rFonts w:ascii="Sakkal Majalla" w:hAnsi="Sakkal Majalla" w:cs="Sakkal Majalla" w:hint="cs"/>
+          <w:sz w:val="56"/>
+          <w:szCs w:val="56"/>
+          <w:rtl/>
+        </w:rPr>
+        <w:t xml:space="preserve">فقد </w:t>
+      </w:r>
+      <w:r>
+        <w:rPr>
+          <w:rFonts w:ascii="Sakkal Majalla" w:hAnsi="Sakkal Majalla" w:cs="Sakkal Majalla" w:hint="cs"/>
+          <w:sz w:val="56"/>
+          <w:szCs w:val="56"/>
+          <w:rtl/>
+        </w:rPr>
+        <w:t xml:space="preserve">كانت تجربته، وكما نعلم، بلا جدوى. إن المراحم الصادقة المصرحة لداود (أشعياء 55: 3؛ أعمال الرسل 13: 32 </w:t>
+      </w:r>
+      <w:r>
+        <w:rPr>
+          <w:rFonts w:ascii="Sakkal Majalla" w:hAnsi="Sakkal Majalla" w:cs="Sakkal Majalla"/>
+          <w:sz w:val="56"/>
+          <w:szCs w:val="56"/>
+          <w:rtl/>
+        </w:rPr>
+        <w:t>–</w:t>
+      </w:r>
+      <w:r>
+        <w:rPr>
+          <w:rFonts w:ascii="Sakkal Majalla" w:hAnsi="Sakkal Majalla" w:cs="Sakkal Majalla" w:hint="cs"/>
+          <w:sz w:val="56"/>
+          <w:szCs w:val="56"/>
+          <w:rtl/>
+        </w:rPr>
+        <w:t xml:space="preserve"> 38) ستتحقق في إنسان طائع قام من بين الأموات </w:t>
+      </w:r>
+      <w:r>
+        <w:rPr>
+          <w:rFonts w:ascii="Sakkal Majalla" w:hAnsi="Sakkal Majalla" w:cs="Sakkal Majalla"/>
+          <w:sz w:val="56"/>
+          <w:szCs w:val="56"/>
+          <w:rtl/>
+        </w:rPr>
+        <w:t>–</w:t>
+      </w:r>
+      <w:r>
+        <w:rPr>
+          <w:rFonts w:ascii="Sakkal Majalla" w:hAnsi="Sakkal Majalla" w:cs="Sakkal Majalla" w:hint="cs"/>
+          <w:sz w:val="56"/>
+          <w:szCs w:val="56"/>
+          <w:rtl/>
+        </w:rPr>
+        <w:t xml:space="preserve"> هذا يظهر لنا في مزمور لاحق ذات جمال لا مثيل له -، وهكذا ستظهر بركات وأمجاد ذات نوعية أسمى. لكنه مَن سار ذلك الدرب بملء الطاعة ضمن كذلك كل البركات المكشوفة في مزمورنا لمَن سيتخذون في اتباعهم له مكانة الاتكال هذه على الرب يهوه على الأرض. هذا المبدأ نجده في كل مرة من جديد في المزامير في أشكال متنوعة. في الواقع فقد كانت ذبيحة الخطية التي قدمها المسيح، التي احتوت على تخليه الشخصي عن البركة المُصرّح بها في مزمور 91، حصرًا لكيما يقدر أن يسير آخرون في ذات الدرب الذي سار فيه هو شخصيًا، بالطبع من دون هذه الذبيحة.</w:t>
+      </w:r>
+      <w:r>
+        <w:rPr>
+          <w:rFonts w:ascii="Sakkal Majalla" w:hAnsi="Sakkal Majalla" w:cs="Sakkal Majalla" w:hint="cs"/>
+          <w:sz w:val="56"/>
+          <w:szCs w:val="56"/>
+          <w:rtl/>
+        </w:rPr>
+        <w:t xml:space="preserve"> مزمور 91 يسلمنا إعلانًا إلهيًا عن الكيفية التي تم فيها </w:t>
+      </w:r>
+      <w:r>
+        <w:rPr>
+          <w:rFonts w:ascii="Sakkal Majalla" w:hAnsi="Sakkal Majalla" w:cs="Sakkal Majalla" w:hint="cs"/>
+          <w:sz w:val="56"/>
+          <w:szCs w:val="56"/>
+          <w:rtl/>
+        </w:rPr>
+        <w:t>م</w:t>
+      </w:r>
+      <w:r>
+        <w:rPr>
+          <w:rFonts w:ascii="Sakkal Majalla" w:hAnsi="Sakkal Majalla" w:cs="Sakkal Majalla" w:hint="cs"/>
+          <w:sz w:val="56"/>
+          <w:szCs w:val="56"/>
+          <w:rtl/>
+        </w:rPr>
+        <w:t xml:space="preserve">وعد حياة الرب يسوع (قارن مزمور 16: 9 </w:t>
+      </w:r>
+      <w:r>
+        <w:rPr>
+          <w:rFonts w:ascii="Sakkal Majalla" w:hAnsi="Sakkal Majalla" w:cs="Sakkal Majalla"/>
+          <w:sz w:val="56"/>
+          <w:szCs w:val="56"/>
+          <w:rtl/>
+        </w:rPr>
+        <w:t>–</w:t>
+      </w:r>
+      <w:r>
+        <w:rPr>
+          <w:rFonts w:ascii="Sakkal Majalla" w:hAnsi="Sakkal Majalla" w:cs="Sakkal Majalla" w:hint="cs"/>
+          <w:sz w:val="56"/>
+          <w:szCs w:val="56"/>
+          <w:rtl/>
+        </w:rPr>
+        <w:t xml:space="preserve"> 11).</w:t>
       </w:r>
     </w:p>
     <w:p>
@@ -448,264 +528,98 @@
         <w:bidi/>
         <w:jc w:val="both"/>
         <w:rPr>
-          <w:sz w:val="44"/>
-          <w:szCs w:val="44"/>
-          <w:rtl/>
-          <w:lang w:bidi="ar-EG"/>
+          <w:rFonts w:ascii="Sakkal Majalla" w:hAnsi="Sakkal Majalla" w:cs="Sakkal Majalla"/>
+          <w:sz w:val="56"/>
+          <w:szCs w:val="56"/>
+          <w:rtl/>
         </w:rPr>
       </w:pPr>
-      <w:r>
-        <w:rPr>
-          <w:rFonts w:hint="cs"/>
-          <w:sz w:val="44"/>
-          <w:szCs w:val="44"/>
-          <w:rtl/>
-          <w:lang w:bidi="ar-EG"/>
-        </w:rPr>
-        <w:t>كم هو قليل الصبر والمثابرة الناجم عن طبيعتنا! العالم مليء بالناس، الذين يُسرعون مستعجلين للوصول إلى مساعيهم، إن كانت حسنة، رديئة أو طبيعية. إن الروح ذاتها كثيرًا ما تظهر أيضًا لدى مؤمنين حقيقيين يريدون الوصول إلى الأمور الصحيحة والكتابية، إلا أنهم يسعون وراءها بطاقة بشرية، من دون أن يتركوا لله الوقت ليتصرف وليعمل الأمور بقوة روحه. إننا لا يحق لنا أن ننسى، بأن أول أمر يُذكر في 2. كورنثوس 12: 12 كعلامة للرسول قبل ذِكر العجائب والقوات، "</w:t>
-      </w:r>
-      <w:r>
-        <w:rPr>
-          <w:sz w:val="44"/>
-          <w:szCs w:val="44"/>
-          <w:rtl/>
-        </w:rPr>
-        <w:t xml:space="preserve"> </w:t>
-      </w:r>
-      <w:r>
-        <w:rPr>
-          <w:sz w:val="44"/>
-          <w:szCs w:val="44"/>
-          <w:rtl/>
-          <w:lang w:bidi="ar-EG"/>
-        </w:rPr>
-        <w:t>فِي كُلِّ صَبْرٍ</w:t>
-      </w:r>
-      <w:r>
-        <w:rPr>
-          <w:rFonts w:hint="cs"/>
-          <w:sz w:val="44"/>
-          <w:szCs w:val="44"/>
-          <w:rtl/>
-          <w:lang w:bidi="ar-EG"/>
-        </w:rPr>
-        <w:t xml:space="preserve"> </w:t>
-      </w:r>
-      <w:r>
-        <w:rPr>
-          <w:sz w:val="44"/>
-          <w:szCs w:val="44"/>
-          <w:rtl/>
-          <w:lang w:bidi="ar-EG"/>
-        </w:rPr>
-        <w:t>–</w:t>
-      </w:r>
-      <w:r>
-        <w:rPr>
-          <w:rFonts w:hint="cs"/>
-          <w:sz w:val="44"/>
-          <w:szCs w:val="44"/>
-          <w:rtl/>
-          <w:lang w:bidi="ar-EG"/>
-        </w:rPr>
-        <w:t xml:space="preserve"> في كل مثابرة". فإن بحق تعلمنا من الأمور التي سبق وكُتبت، فسنرى كيف أن الله يصل إلى غايته بصبر لا حد له، وحتى أحيانًا بما يبدو أنه </w:t>
-      </w:r>
-      <w:r>
-        <w:rPr>
-          <w:rFonts w:hint="cs"/>
-          <w:sz w:val="44"/>
-          <w:szCs w:val="44"/>
-          <w:rtl/>
-          <w:lang w:bidi="ar-EG"/>
-        </w:rPr>
-        <w:lastRenderedPageBreak/>
-        <w:t>هزيمة، لأنه هو "إله الصبر"، كما يقول هذا العدد التالي في رومية 15. إن هذا سيُنشئ فينا صبرًا.</w:t>
-      </w:r>
     </w:p>
     <w:p>
       <w:pPr>
         <w:bidi/>
         <w:jc w:val="both"/>
         <w:rPr>
-          <w:sz w:val="44"/>
-          <w:szCs w:val="44"/>
-          <w:rtl/>
-          <w:lang w:bidi="ar-EG"/>
+          <w:rFonts w:ascii="Sakkal Majalla" w:hAnsi="Sakkal Majalla" w:cs="Sakkal Majalla"/>
+          <w:b/>
+          <w:bCs/>
+          <w:sz w:val="48"/>
+          <w:szCs w:val="48"/>
+          <w:rtl/>
         </w:rPr>
       </w:pPr>
-      <w:r>
-        <w:rPr>
-          <w:rFonts w:hint="cs"/>
-          <w:sz w:val="44"/>
-          <w:szCs w:val="44"/>
-          <w:rtl/>
-          <w:lang w:bidi="ar-EG"/>
-        </w:rPr>
-        <w:t xml:space="preserve">بالتالي سنحصل نحن على مدخل </w:t>
-      </w:r>
-      <w:proofErr w:type="spellStart"/>
-      <w:r>
-        <w:rPr>
-          <w:rFonts w:hint="cs"/>
-          <w:sz w:val="44"/>
-          <w:szCs w:val="44"/>
-          <w:rtl/>
-          <w:lang w:bidi="ar-EG"/>
-        </w:rPr>
-        <w:t>للتعزيات</w:t>
-      </w:r>
-      <w:proofErr w:type="spellEnd"/>
-      <w:r>
-        <w:rPr>
-          <w:rFonts w:hint="cs"/>
-          <w:sz w:val="44"/>
-          <w:szCs w:val="44"/>
-          <w:rtl/>
-          <w:lang w:bidi="ar-EG"/>
-        </w:rPr>
-        <w:t xml:space="preserve"> والتشجيعات التي تملأ الكتاب بأسفاره. إن النظر إلى داخل العالم مليء بالضباب. كما والنظر في الكنيسة لا يمكن أن يُسمى بالتحديد أمرًا معزيًا. غير أن الله هو "إله التعزية </w:t>
-      </w:r>
-      <w:r>
-        <w:rPr>
-          <w:sz w:val="44"/>
-          <w:szCs w:val="44"/>
-          <w:rtl/>
-          <w:lang w:bidi="ar-EG"/>
-        </w:rPr>
-        <w:t>–</w:t>
-      </w:r>
-      <w:r>
-        <w:rPr>
-          <w:rFonts w:hint="cs"/>
-          <w:sz w:val="44"/>
-          <w:szCs w:val="44"/>
-          <w:rtl/>
-          <w:lang w:bidi="ar-EG"/>
-        </w:rPr>
-        <w:t xml:space="preserve"> التشجيع"، ولذا فإن الكتب هي أيضًا مليئة من هذا العزاء لأهل الإيمان، لأنها بكل بساطة تعرض لنا الله بذاته. إن تعمقنا في تأملنا في الكتب، سيتجه نظرنا إلى الله إلى ما قد صنعه في المسيح وإلى ما سيفعله أيضًا. عندها </w:t>
-      </w:r>
-      <w:r>
-        <w:rPr>
-          <w:rFonts w:hint="cs"/>
-          <w:sz w:val="44"/>
-          <w:szCs w:val="44"/>
-          <w:rtl/>
-          <w:lang w:bidi="ar-EG"/>
-        </w:rPr>
-        <w:t>س</w:t>
-      </w:r>
-      <w:r>
-        <w:rPr>
-          <w:rFonts w:hint="cs"/>
-          <w:sz w:val="44"/>
-          <w:szCs w:val="44"/>
-          <w:rtl/>
-          <w:lang w:bidi="ar-EG"/>
-        </w:rPr>
-        <w:t xml:space="preserve">يحصل الإنسان في أفكارنا على مكانته التي يستحقها </w:t>
-      </w:r>
-      <w:r>
-        <w:rPr>
-          <w:rFonts w:hint="cs"/>
-          <w:sz w:val="44"/>
-          <w:szCs w:val="44"/>
-          <w:rtl/>
-          <w:lang w:bidi="ar-EG"/>
-        </w:rPr>
-        <w:t>والتي لا أهمية لها</w:t>
-      </w:r>
-      <w:r>
-        <w:rPr>
-          <w:rFonts w:hint="cs"/>
-          <w:sz w:val="44"/>
-          <w:szCs w:val="44"/>
-          <w:rtl/>
-          <w:lang w:bidi="ar-EG"/>
-        </w:rPr>
-        <w:t xml:space="preserve"> والله الذي فيه كل الكفاية لكل أمر المُعلَن في المسيح، </w:t>
-      </w:r>
-      <w:proofErr w:type="spellStart"/>
-      <w:r>
-        <w:rPr>
-          <w:rFonts w:hint="cs"/>
-          <w:sz w:val="44"/>
-          <w:szCs w:val="44"/>
-          <w:rtl/>
-          <w:lang w:bidi="ar-EG"/>
-        </w:rPr>
-        <w:t>سيُضيء</w:t>
-      </w:r>
-      <w:proofErr w:type="spellEnd"/>
-      <w:r>
-        <w:rPr>
-          <w:rFonts w:hint="cs"/>
-          <w:sz w:val="44"/>
-          <w:szCs w:val="44"/>
-          <w:rtl/>
-          <w:lang w:bidi="ar-EG"/>
-        </w:rPr>
-        <w:t xml:space="preserve"> بنوره أمام إيماننا.</w:t>
-      </w:r>
+      <w:hyperlink r:id="rId6" w:history="1">
+        <w:r>
+          <w:rPr>
+            <w:rStyle w:val="Hyperlink"/>
+            <w:rFonts w:ascii="Sakkal Majalla" w:hAnsi="Sakkal Majalla" w:cs="Sakkal Majalla"/>
+            <w:b/>
+            <w:bCs/>
+            <w:sz w:val="48"/>
+            <w:szCs w:val="48"/>
+          </w:rPr>
+          <w:t xml:space="preserve">P. </w:t>
+        </w:r>
+        <w:proofErr w:type="spellStart"/>
+        <w:r>
+          <w:rPr>
+            <w:rStyle w:val="Hyperlink"/>
+            <w:rFonts w:ascii="Sakkal Majalla" w:hAnsi="Sakkal Majalla" w:cs="Sakkal Majalla"/>
+            <w:b/>
+            <w:bCs/>
+            <w:sz w:val="48"/>
+            <w:szCs w:val="48"/>
+          </w:rPr>
+          <w:t>Grobéty</w:t>
+        </w:r>
+        <w:proofErr w:type="spellEnd"/>
+      </w:hyperlink>
     </w:p>
     <w:p>
       <w:pPr>
         <w:bidi/>
         <w:jc w:val="both"/>
         <w:rPr>
-          <w:sz w:val="44"/>
-          <w:szCs w:val="44"/>
-          <w:rtl/>
-          <w:lang w:bidi="ar-EG"/>
+          <w:rFonts w:ascii="Sakkal Majalla" w:hAnsi="Sakkal Majalla" w:cs="Sakkal Majalla"/>
+          <w:b/>
+          <w:bCs/>
+          <w:sz w:val="56"/>
+          <w:szCs w:val="56"/>
+          <w:rtl/>
         </w:rPr>
       </w:pPr>
       <w:r>
         <w:rPr>
-          <w:sz w:val="44"/>
-          <w:szCs w:val="44"/>
-          <w:rtl/>
-          <w:lang w:bidi="ar-EG"/>
-        </w:rPr>
-        <w:t xml:space="preserve">بِالصَّبْرِ وَالتَّعْزِيَةِ بِمَا فِي الْكُتُبِ </w:t>
-      </w:r>
-      <w:r>
-        <w:rPr>
-          <w:rFonts w:hint="cs"/>
-          <w:sz w:val="44"/>
-          <w:szCs w:val="44"/>
-          <w:rtl/>
-          <w:lang w:bidi="ar-EG"/>
-        </w:rPr>
-        <w:t>"</w:t>
-      </w:r>
-      <w:r>
-        <w:rPr>
-          <w:sz w:val="44"/>
-          <w:szCs w:val="44"/>
-          <w:rtl/>
-          <w:lang w:bidi="ar-EG"/>
-        </w:rPr>
-        <w:t>يَكُونُ لَنَا رَجَاءٌ</w:t>
-      </w:r>
-      <w:r>
-        <w:rPr>
-          <w:rFonts w:hint="cs"/>
-          <w:sz w:val="44"/>
-          <w:szCs w:val="44"/>
-          <w:rtl/>
-          <w:lang w:bidi="ar-EG"/>
-        </w:rPr>
-        <w:t xml:space="preserve">". إننا نصل إلى هذه النقطة بالرغم من العالم المليء بالأوهام، المحيط بنا. </w:t>
-      </w:r>
-      <w:r>
-        <w:rPr>
-          <w:rFonts w:hint="cs"/>
-          <w:sz w:val="44"/>
-          <w:szCs w:val="44"/>
-          <w:rtl/>
-          <w:lang w:bidi="ar-EG"/>
-        </w:rPr>
-        <w:lastRenderedPageBreak/>
-        <w:t>إن تاريخ العالم فعلاً ليس هو إلا خبر لآمالٍ باطلة، وإن نظرنا إلى العالم اليوم، نتساءل، ما هو الأساس الذي يجب أن يكون لأي رجاء كان، إذ أن البشرية تغرق بصورة واضحة في حالة بقدر كبير من الوحشية لم يسبق لوجودها منذ ابتداء العالم.</w:t>
+          <w:rFonts w:ascii="Sakkal Majalla" w:hAnsi="Sakkal Majalla" w:cs="Sakkal Majalla" w:hint="cs"/>
+          <w:b/>
+          <w:bCs/>
+          <w:sz w:val="56"/>
+          <w:szCs w:val="56"/>
+          <w:rtl/>
+        </w:rPr>
+        <w:t xml:space="preserve">الأعداد 1 </w:t>
+      </w:r>
+      <w:r>
+        <w:rPr>
+          <w:rFonts w:ascii="Sakkal Majalla" w:hAnsi="Sakkal Majalla" w:cs="Sakkal Majalla"/>
+          <w:b/>
+          <w:bCs/>
+          <w:sz w:val="56"/>
+          <w:szCs w:val="56"/>
+          <w:rtl/>
+        </w:rPr>
+        <w:t>–</w:t>
+      </w:r>
+      <w:r>
+        <w:rPr>
+          <w:rFonts w:ascii="Sakkal Majalla" w:hAnsi="Sakkal Majalla" w:cs="Sakkal Majalla" w:hint="cs"/>
+          <w:b/>
+          <w:bCs/>
+          <w:sz w:val="56"/>
+          <w:szCs w:val="56"/>
+          <w:rtl/>
+        </w:rPr>
+        <w:t xml:space="preserve"> 8</w:t>
       </w:r>
     </w:p>
     <w:p>
@@ -713,41 +627,92 @@
         <w:bidi/>
         <w:jc w:val="both"/>
         <w:rPr>
-          <w:sz w:val="44"/>
-          <w:szCs w:val="44"/>
-          <w:rtl/>
-          <w:lang w:bidi="ar-EG"/>
+          <w:rFonts w:ascii="Sakkal Majalla" w:hAnsi="Sakkal Majalla" w:cs="Sakkal Majalla"/>
+          <w:sz w:val="56"/>
+          <w:szCs w:val="56"/>
+          <w:rtl/>
         </w:rPr>
       </w:pPr>
       <w:r>
         <w:rPr>
-          <w:rFonts w:hint="cs"/>
-          <w:sz w:val="44"/>
-          <w:szCs w:val="44"/>
-          <w:rtl/>
-          <w:lang w:bidi="ar-EG"/>
-        </w:rPr>
-        <w:t xml:space="preserve">فقط إنسان الإيمان له أساس لا يتزعزع لرجائه. </w:t>
-      </w:r>
-      <w:r>
-        <w:rPr>
-          <w:rFonts w:hint="cs"/>
-          <w:sz w:val="44"/>
-          <w:szCs w:val="44"/>
-          <w:rtl/>
-          <w:lang w:bidi="ar-EG"/>
-        </w:rPr>
-        <w:t>ف</w:t>
-      </w:r>
-      <w:r>
-        <w:rPr>
-          <w:rFonts w:hint="cs"/>
-          <w:sz w:val="44"/>
-          <w:szCs w:val="44"/>
-          <w:rtl/>
-          <w:lang w:bidi="ar-EG"/>
-        </w:rPr>
-        <w:t>الله، الذي يعرفه هو "إله الرجاء" (رومية 15: 13)، الذي عرّفه به الروح بواسطة الكتب. وبينما نحن ننتظر مجيء الرب، اكتمال كل آمالنا، دعونا نعطي للكتب والحقائق، التي تفتتحها لنا، مكانًا سائدًا في كل أفكارنا.</w:t>
+          <w:rFonts w:ascii="Sakkal Majalla" w:hAnsi="Sakkal Majalla" w:cs="Sakkal Majalla" w:hint="cs"/>
+          <w:sz w:val="56"/>
+          <w:szCs w:val="56"/>
+          <w:rtl/>
+        </w:rPr>
+        <w:t>إن كان ولا بد لنا أن نعطي عنوانًا لهذا المزمور، فمن المؤكد اننا سنعنونه: الاتكال على الله. في الواقع، إننا نجد هنا عبارات تعبّر عن أشد اتكال. مهما بلغ عُظم الخطر، فالنفس تعرف أنها آمنة تمامًا، لأن الذي هي له أقوى من كل عدو والقوات التي تحت يده. "</w:t>
+      </w:r>
+      <w:r>
+        <w:rPr>
+          <w:rFonts w:ascii="Sakkal Majalla" w:hAnsi="Sakkal Majalla" w:cs="Sakkal Majalla"/>
+          <w:sz w:val="56"/>
+          <w:szCs w:val="56"/>
+          <w:rtl/>
+        </w:rPr>
+        <w:t xml:space="preserve"> 7 يَسْقُطُ عَنْ جَانِبِكَ أَلْفٌ، وَرِبْوَاتٌ عَنْ يَمِينِكَ. إِلَيْكَ لاَ يَقْرُبُ.</w:t>
+      </w:r>
+      <w:r>
+        <w:rPr>
+          <w:rFonts w:ascii="Sakkal Majalla" w:hAnsi="Sakkal Majalla" w:cs="Sakkal Majalla" w:hint="cs"/>
+          <w:sz w:val="56"/>
+          <w:szCs w:val="56"/>
+          <w:rtl/>
+        </w:rPr>
+        <w:t xml:space="preserve">" وإن كنا لسنا جميعنا سنضطر في أن نجتاز في ذات المخاطر، إلا أننا نعلم، بأنه يحيط بنا ما بمقدوره أن يوقع بنا. إن مراقب الطيور (الشيطان) يُلقي </w:t>
+      </w:r>
+      <w:r>
+        <w:rPr>
+          <w:rFonts w:ascii="Sakkal Majalla" w:hAnsi="Sakkal Majalla" w:cs="Sakkal Majalla" w:hint="cs"/>
+          <w:sz w:val="56"/>
+          <w:szCs w:val="56"/>
+          <w:rtl/>
+        </w:rPr>
+        <w:t>بفخه</w:t>
+      </w:r>
+      <w:r>
+        <w:rPr>
+          <w:rFonts w:ascii="Sakkal Majalla" w:hAnsi="Sakkal Majalla" w:cs="Sakkal Majalla" w:hint="cs"/>
+          <w:sz w:val="56"/>
+          <w:szCs w:val="56"/>
+          <w:rtl/>
+        </w:rPr>
+        <w:t xml:space="preserve"> قاصدًا بوضوح، بأن يسبب الضرر لكل مَن يقف إلى جانب الرب. مَن يستطيع أن ينبهنا إلى </w:t>
+      </w:r>
+      <w:r>
+        <w:rPr>
+          <w:rFonts w:ascii="Sakkal Majalla" w:hAnsi="Sakkal Majalla" w:cs="Sakkal Majalla" w:hint="cs"/>
+          <w:sz w:val="56"/>
+          <w:szCs w:val="56"/>
+          <w:rtl/>
+        </w:rPr>
+        <w:t>هذا الفخ</w:t>
+      </w:r>
+      <w:r>
+        <w:rPr>
+          <w:rFonts w:ascii="Sakkal Majalla" w:hAnsi="Sakkal Majalla" w:cs="Sakkal Majalla" w:hint="cs"/>
+          <w:sz w:val="56"/>
+          <w:szCs w:val="56"/>
+          <w:rtl/>
+        </w:rPr>
+        <w:t xml:space="preserve">؟ ومَن يقدر ان ينقذنا، عندما يلتف خيط </w:t>
+      </w:r>
+      <w:r>
+        <w:rPr>
+          <w:rFonts w:ascii="Sakkal Majalla" w:hAnsi="Sakkal Majalla" w:cs="Sakkal Majalla" w:hint="cs"/>
+          <w:sz w:val="56"/>
+          <w:szCs w:val="56"/>
+          <w:rtl/>
+        </w:rPr>
+        <w:t>فخ</w:t>
+      </w:r>
+      <w:r>
+        <w:rPr>
+          <w:rFonts w:ascii="Sakkal Majalla" w:hAnsi="Sakkal Majalla" w:cs="Sakkal Majalla" w:hint="cs"/>
+          <w:sz w:val="56"/>
+          <w:szCs w:val="56"/>
+          <w:rtl/>
+        </w:rPr>
+        <w:t xml:space="preserve"> العدو حول أقدامنا؟ إننا ليس فينا قوة ولا قدرة، لكن ذاك الذي نحن نتكل عليه سيسترنا بخوافيه وسنجد ملجأ تحت جناحيه.</w:t>
       </w:r>
     </w:p>
     <w:p>
@@ -755,32 +720,1166 @@
         <w:bidi/>
         <w:jc w:val="both"/>
         <w:rPr>
-          <w:rFonts w:hint="cs"/>
-          <w:sz w:val="44"/>
-          <w:szCs w:val="44"/>
-          <w:rtl/>
-          <w:lang w:bidi="ar-EG"/>
+          <w:rFonts w:ascii="Sakkal Majalla" w:hAnsi="Sakkal Majalla" w:cs="Sakkal Majalla"/>
+          <w:sz w:val="56"/>
+          <w:szCs w:val="56"/>
+          <w:rtl/>
+        </w:rPr>
+      </w:pPr>
+      <w:r>
+        <w:rPr>
+          <w:rFonts w:ascii="Sakkal Majalla" w:hAnsi="Sakkal Majalla" w:cs="Sakkal Majalla" w:hint="cs"/>
+          <w:sz w:val="56"/>
+          <w:szCs w:val="56"/>
+          <w:rtl/>
+        </w:rPr>
+        <w:t xml:space="preserve">الاتكال على الله، الذي يتكلم عنه هذا المزمور </w:t>
+      </w:r>
+      <w:r>
+        <w:rPr>
+          <w:rFonts w:ascii="Sakkal Majalla" w:hAnsi="Sakkal Majalla" w:cs="Sakkal Majalla" w:hint="cs"/>
+          <w:sz w:val="56"/>
+          <w:szCs w:val="56"/>
+          <w:rtl/>
+        </w:rPr>
+        <w:t>بإسهاب</w:t>
+      </w:r>
+      <w:r>
+        <w:rPr>
+          <w:rFonts w:ascii="Sakkal Majalla" w:hAnsi="Sakkal Majalla" w:cs="Sakkal Majalla" w:hint="cs"/>
+          <w:sz w:val="56"/>
+          <w:szCs w:val="56"/>
+          <w:rtl/>
+        </w:rPr>
+        <w:t xml:space="preserve">، هو من ضمن أثمن جواهر المؤمن خلال حياته على الأرض. الاتكال والإيمان متكاتفان معًا. إننا نتكل على الرب بقدر ما لنا من إيمان؛ أو بكلمات أخرى: بقدر واقع الرب بالنسبة لنا. جميع المفديين يؤمنون بالرب يسوع، لكن ليس </w:t>
+      </w:r>
+      <w:r>
+        <w:rPr>
+          <w:rFonts w:ascii="Sakkal Majalla" w:hAnsi="Sakkal Majalla" w:cs="Sakkal Majalla" w:hint="cs"/>
+          <w:sz w:val="56"/>
+          <w:szCs w:val="56"/>
+          <w:rtl/>
+        </w:rPr>
+        <w:lastRenderedPageBreak/>
+        <w:t xml:space="preserve">جميعهم يعطونه </w:t>
+      </w:r>
+      <w:r>
+        <w:rPr>
+          <w:rFonts w:ascii="Sakkal Majalla" w:hAnsi="Sakkal Majalla" w:cs="Sakkal Majalla" w:hint="cs"/>
+          <w:sz w:val="56"/>
+          <w:szCs w:val="56"/>
+          <w:rtl/>
+        </w:rPr>
+        <w:t xml:space="preserve">المكانة </w:t>
+      </w:r>
+      <w:r>
+        <w:rPr>
+          <w:rFonts w:ascii="Sakkal Majalla" w:hAnsi="Sakkal Majalla" w:cs="Sakkal Majalla" w:hint="cs"/>
+          <w:sz w:val="56"/>
+          <w:szCs w:val="56"/>
+          <w:rtl/>
+        </w:rPr>
+        <w:t>المركز</w:t>
+      </w:r>
+      <w:r>
+        <w:rPr>
+          <w:rFonts w:ascii="Sakkal Majalla" w:hAnsi="Sakkal Majalla" w:cs="Sakkal Majalla" w:hint="cs"/>
+          <w:sz w:val="56"/>
+          <w:szCs w:val="56"/>
+          <w:rtl/>
+        </w:rPr>
+        <w:t>ية</w:t>
+      </w:r>
+      <w:r>
+        <w:rPr>
+          <w:rFonts w:ascii="Sakkal Majalla" w:hAnsi="Sakkal Majalla" w:cs="Sakkal Majalla" w:hint="cs"/>
+          <w:sz w:val="56"/>
+          <w:szCs w:val="56"/>
+          <w:rtl/>
+        </w:rPr>
+        <w:t xml:space="preserve"> في حياتهم. لذا فكم يختلف قدر الاتكال بين أولاد الله! فالبعض يعيش في اضطراب دائم، وسريعًا ما يفقدون ركيزتهم عند حدوث أمر غريب معهم؛ والبعض الآخر يقولون بالمقابل مع صاحب المزمور: "</w:t>
+      </w:r>
+      <w:r>
+        <w:rPr>
+          <w:sz w:val="56"/>
+          <w:szCs w:val="56"/>
+          <w:rtl/>
+        </w:rPr>
+        <w:t xml:space="preserve"> </w:t>
+      </w:r>
+      <w:r>
+        <w:rPr>
+          <w:rFonts w:ascii="Sakkal Majalla" w:hAnsi="Sakkal Majalla" w:cs="Sakkal Majalla"/>
+          <w:sz w:val="56"/>
+          <w:szCs w:val="56"/>
+          <w:rtl/>
+        </w:rPr>
+        <w:t>«</w:t>
+      </w:r>
+      <w:proofErr w:type="spellStart"/>
+      <w:r>
+        <w:rPr>
+          <w:rFonts w:ascii="Sakkal Majalla" w:hAnsi="Sakkal Majalla" w:cs="Sakkal Majalla"/>
+          <w:sz w:val="56"/>
+          <w:szCs w:val="56"/>
+          <w:rtl/>
+        </w:rPr>
+        <w:t>مَلْجَإِي</w:t>
+      </w:r>
+      <w:proofErr w:type="spellEnd"/>
+      <w:r>
+        <w:rPr>
+          <w:rFonts w:ascii="Sakkal Majalla" w:hAnsi="Sakkal Majalla" w:cs="Sakkal Majalla"/>
+          <w:sz w:val="56"/>
+          <w:szCs w:val="56"/>
+          <w:rtl/>
+        </w:rPr>
+        <w:t xml:space="preserve"> وَحِصْنِي. إِلهِي فَأَتَّكِلُ عَلَيْهِ»</w:t>
+      </w:r>
+      <w:r>
+        <w:rPr>
+          <w:rFonts w:ascii="Sakkal Majalla" w:hAnsi="Sakkal Majalla" w:cs="Sakkal Majalla" w:hint="cs"/>
+          <w:sz w:val="56"/>
+          <w:szCs w:val="56"/>
+          <w:rtl/>
+        </w:rPr>
+        <w:t>" الرب هو أقوى وأقدر من كل عدو، لذا يحق لنا أن نضطجع بهدوء ولسنا بحاجة أن نخاف من رعب الليل. وإن اقتربت المحنة منا، فإننا نعلم، بأن يد أبينا السماوي موجودة في ذلك وتستخدمها لِما هو أفضل لنا.</w:t>
+      </w:r>
+    </w:p>
+    <w:p>
+      <w:pPr>
+        <w:bidi/>
+        <w:jc w:val="both"/>
+        <w:rPr>
+          <w:rFonts w:ascii="Sakkal Majalla" w:hAnsi="Sakkal Majalla" w:cs="Sakkal Majalla"/>
+          <w:b/>
+          <w:bCs/>
+          <w:sz w:val="56"/>
+          <w:szCs w:val="56"/>
+          <w:rtl/>
+        </w:rPr>
+      </w:pPr>
+      <w:r>
+        <w:rPr>
+          <w:rFonts w:ascii="Sakkal Majalla" w:hAnsi="Sakkal Majalla" w:cs="Sakkal Majalla" w:hint="cs"/>
+          <w:b/>
+          <w:bCs/>
+          <w:sz w:val="56"/>
+          <w:szCs w:val="56"/>
+          <w:rtl/>
+        </w:rPr>
+        <w:t xml:space="preserve">عدد 9 </w:t>
+      </w:r>
+      <w:r>
+        <w:rPr>
+          <w:rFonts w:ascii="Sakkal Majalla" w:hAnsi="Sakkal Majalla" w:cs="Sakkal Majalla"/>
+          <w:b/>
+          <w:bCs/>
+          <w:sz w:val="56"/>
+          <w:szCs w:val="56"/>
+          <w:rtl/>
+        </w:rPr>
+        <w:t>–</w:t>
+      </w:r>
+      <w:r>
+        <w:rPr>
+          <w:rFonts w:ascii="Sakkal Majalla" w:hAnsi="Sakkal Majalla" w:cs="Sakkal Majalla" w:hint="cs"/>
+          <w:b/>
+          <w:bCs/>
+          <w:sz w:val="56"/>
+          <w:szCs w:val="56"/>
+          <w:rtl/>
+        </w:rPr>
+        <w:t xml:space="preserve"> 16</w:t>
+      </w:r>
+    </w:p>
+    <w:p>
+      <w:pPr>
+        <w:bidi/>
+        <w:jc w:val="both"/>
+        <w:rPr>
+          <w:rFonts w:ascii="Sakkal Majalla" w:hAnsi="Sakkal Majalla" w:cs="Sakkal Majalla"/>
+          <w:sz w:val="56"/>
+          <w:szCs w:val="56"/>
+          <w:rtl/>
+        </w:rPr>
+      </w:pPr>
+      <w:r>
+        <w:rPr>
+          <w:rFonts w:ascii="Sakkal Majalla" w:hAnsi="Sakkal Majalla" w:cs="Sakkal Majalla" w:hint="cs"/>
+          <w:sz w:val="56"/>
+          <w:szCs w:val="56"/>
+          <w:rtl/>
+        </w:rPr>
+        <w:t>عن الملائكة نحن نقرأ في رسالة العبرانيين: "أ</w:t>
+      </w:r>
+      <w:r>
+        <w:rPr>
+          <w:rFonts w:ascii="Sakkal Majalla" w:hAnsi="Sakkal Majalla" w:cs="Sakkal Majalla"/>
+          <w:sz w:val="56"/>
+          <w:szCs w:val="56"/>
+          <w:rtl/>
+        </w:rPr>
+        <w:t xml:space="preserve">لَيْسَ جَمِيعُهُمْ أَرْوَاحًا خَادِمَةً مُرْسَلَةً لِلْخِدْمَةِ لأَجْلِ الْعَتِيدِينَ أَنْ يَرِثُوا </w:t>
+      </w:r>
+      <w:proofErr w:type="gramStart"/>
+      <w:r>
+        <w:rPr>
+          <w:rFonts w:ascii="Sakkal Majalla" w:hAnsi="Sakkal Majalla" w:cs="Sakkal Majalla"/>
+          <w:sz w:val="56"/>
+          <w:szCs w:val="56"/>
+          <w:rtl/>
+        </w:rPr>
+        <w:t>الْخَلاَصَ!.</w:t>
+      </w:r>
+      <w:r>
+        <w:rPr>
+          <w:rFonts w:ascii="Sakkal Majalla" w:hAnsi="Sakkal Majalla" w:cs="Sakkal Majalla" w:hint="cs"/>
+          <w:sz w:val="56"/>
+          <w:szCs w:val="56"/>
+          <w:rtl/>
+        </w:rPr>
+        <w:t>؟</w:t>
+      </w:r>
+      <w:proofErr w:type="gramEnd"/>
+      <w:r>
+        <w:rPr>
+          <w:rFonts w:ascii="Sakkal Majalla" w:hAnsi="Sakkal Majalla" w:cs="Sakkal Majalla" w:hint="cs"/>
+          <w:sz w:val="56"/>
+          <w:szCs w:val="56"/>
+          <w:rtl/>
+        </w:rPr>
+        <w:t xml:space="preserve">" (إصحاح 1: 14). إننا لدينا مصادقة على ذلك في عددنا الـ 11، أنظر أيضًا متى 4: 5 </w:t>
+      </w:r>
+      <w:r>
+        <w:rPr>
+          <w:rFonts w:ascii="Sakkal Majalla" w:hAnsi="Sakkal Majalla" w:cs="Sakkal Majalla"/>
+          <w:sz w:val="56"/>
+          <w:szCs w:val="56"/>
+          <w:rtl/>
+        </w:rPr>
+        <w:t>–</w:t>
+      </w:r>
+      <w:r>
+        <w:rPr>
+          <w:rFonts w:ascii="Sakkal Majalla" w:hAnsi="Sakkal Majalla" w:cs="Sakkal Majalla" w:hint="cs"/>
+          <w:sz w:val="56"/>
+          <w:szCs w:val="56"/>
+          <w:rtl/>
+        </w:rPr>
+        <w:t xml:space="preserve"> 7 حيث يطبق الشيطان الأعداد 11- 12 من هذا المزمور على الرب يسوع.</w:t>
+      </w:r>
+    </w:p>
+    <w:p>
+      <w:pPr>
+        <w:bidi/>
+        <w:jc w:val="both"/>
+        <w:rPr>
+          <w:rFonts w:ascii="Sakkal Majalla" w:hAnsi="Sakkal Majalla" w:cs="Sakkal Majalla"/>
+          <w:sz w:val="56"/>
+          <w:szCs w:val="56"/>
+          <w:rtl/>
+        </w:rPr>
+      </w:pPr>
+      <w:r>
+        <w:rPr>
+          <w:rFonts w:ascii="Sakkal Majalla" w:hAnsi="Sakkal Majalla" w:cs="Sakkal Majalla" w:hint="cs"/>
+          <w:sz w:val="56"/>
+          <w:szCs w:val="56"/>
+          <w:rtl/>
+        </w:rPr>
+        <w:t xml:space="preserve">كم من مرة من الممكن أن اختبرنا حفظًا كهذا من دون أن نعلم بذلك! ليس فقط يحق لنا أن نكون متأكدين، بأن الرب يحبنا ومشغول </w:t>
+      </w:r>
+      <w:r>
+        <w:rPr>
+          <w:rFonts w:ascii="Sakkal Majalla" w:hAnsi="Sakkal Majalla" w:cs="Sakkal Majalla" w:hint="cs"/>
+          <w:sz w:val="56"/>
+          <w:szCs w:val="56"/>
+          <w:rtl/>
+        </w:rPr>
+        <w:lastRenderedPageBreak/>
+        <w:t>لخيرنا، وإنما نرى هنا أنه تحت يده أجناد الملائكة لحفظ خاصته في كل طرقهم. دعونا نفتكر في هذا ونزداد في اتكالنا عليه أكثر!</w:t>
+      </w:r>
+    </w:p>
+    <w:p>
+      <w:pPr>
+        <w:bidi/>
+        <w:jc w:val="both"/>
+        <w:rPr>
+          <w:rFonts w:ascii="Sakkal Majalla" w:hAnsi="Sakkal Majalla" w:cs="Sakkal Majalla"/>
+          <w:sz w:val="56"/>
+          <w:szCs w:val="56"/>
+          <w:rtl/>
+        </w:rPr>
+        <w:sectPr>
+          <w:pgSz w:w="11906" w:h="16838"/>
+          <w:pgMar w:top="720" w:right="720" w:bottom="720" w:left="720" w:header="708" w:footer="708" w:gutter="0"/>
+          <w:cols w:space="708"/>
+          <w:docGrid w:linePitch="360"/>
+        </w:sectPr>
+      </w:pPr>
+      <w:r>
+        <w:rPr>
+          <w:rFonts w:ascii="Sakkal Majalla" w:hAnsi="Sakkal Majalla" w:cs="Sakkal Majalla" w:hint="cs"/>
+          <w:sz w:val="56"/>
+          <w:szCs w:val="56"/>
+          <w:rtl/>
+        </w:rPr>
+        <w:t xml:space="preserve">في الأعداد 14 </w:t>
+      </w:r>
+      <w:r>
+        <w:rPr>
+          <w:rFonts w:ascii="Sakkal Majalla" w:hAnsi="Sakkal Majalla" w:cs="Sakkal Majalla"/>
+          <w:sz w:val="56"/>
+          <w:szCs w:val="56"/>
+          <w:rtl/>
+        </w:rPr>
+        <w:t>–</w:t>
+      </w:r>
+      <w:r>
+        <w:rPr>
+          <w:rFonts w:ascii="Sakkal Majalla" w:hAnsi="Sakkal Majalla" w:cs="Sakkal Majalla" w:hint="cs"/>
+          <w:sz w:val="56"/>
+          <w:szCs w:val="56"/>
+          <w:rtl/>
+        </w:rPr>
+        <w:t xml:space="preserve"> 16 يتبدل المتكلم؛ فالله الذي يتكلم هنا، وهو يقدم اعترافه بمَن مسرته فيه، أو كما هو مكتوب في الحاشية: المتعلق به (الملتصق به). أليس هو من امتيازنا أن نتعلق بالرب بكل القلب؟ إن موقف كهذا للقلب سيُكافأ بوفرة كما يُري ذلك العدد الختامي من المزمور. صحيح أننا نقف هنا على أرضية إسرائيلية، إلا أننا نعلم بأن الرب يريد أن يتيح هذه الفضائل للإيمان وللاتكال</w:t>
+      </w:r>
+      <w:r>
+        <w:rPr>
+          <w:rFonts w:ascii="Sakkal Majalla" w:hAnsi="Sakkal Majalla" w:cs="Sakkal Majalla" w:hint="cs"/>
+          <w:sz w:val="56"/>
+          <w:szCs w:val="56"/>
+          <w:rtl/>
+        </w:rPr>
+        <w:t>.</w:t>
+      </w:r>
+    </w:p>
+    <w:p>
+      <w:pPr>
+        <w:bidi/>
+        <w:jc w:val="both"/>
+        <w:rPr>
+          <w:rFonts w:ascii="Sakkal Majalla" w:hAnsi="Sakkal Majalla" w:cs="Sakkal Majalla"/>
+          <w:sz w:val="56"/>
+          <w:szCs w:val="56"/>
+          <w:rtl/>
         </w:rPr>
       </w:pPr>
     </w:p>
+    <w:p>
+      <w:pPr>
+        <w:bidi/>
+        <w:jc w:val="both"/>
+        <w:rPr>
+          <w:rFonts w:ascii="Sakkal Majalla" w:hAnsi="Sakkal Majalla" w:cs="Sakkal Majalla"/>
+          <w:b/>
+          <w:bCs/>
+          <w:sz w:val="48"/>
+          <w:szCs w:val="48"/>
+          <w:rtl/>
+        </w:rPr>
+      </w:pPr>
+      <w:hyperlink r:id="rId7" w:history="1">
+        <w:r>
+          <w:rPr>
+            <w:rStyle w:val="Hyperlink"/>
+            <w:rFonts w:ascii="Sakkal Majalla" w:hAnsi="Sakkal Majalla" w:cs="Sakkal Majalla"/>
+            <w:b/>
+            <w:bCs/>
+            <w:sz w:val="48"/>
+            <w:szCs w:val="48"/>
+          </w:rPr>
+          <w:t xml:space="preserve">Karl </w:t>
+        </w:r>
+        <w:proofErr w:type="spellStart"/>
+        <w:r>
+          <w:rPr>
+            <w:rStyle w:val="Hyperlink"/>
+            <w:rFonts w:ascii="Sakkal Majalla" w:hAnsi="Sakkal Majalla" w:cs="Sakkal Majalla"/>
+            <w:b/>
+            <w:bCs/>
+            <w:sz w:val="48"/>
+            <w:szCs w:val="48"/>
+          </w:rPr>
+          <w:t>Mebus</w:t>
+        </w:r>
+        <w:proofErr w:type="spellEnd"/>
+      </w:hyperlink>
+    </w:p>
+    <w:p>
+      <w:pPr>
+        <w:bidi/>
+        <w:jc w:val="both"/>
+        <w:rPr>
+          <w:rFonts w:ascii="Sakkal Majalla" w:hAnsi="Sakkal Majalla" w:cs="Sakkal Majalla"/>
+          <w:b/>
+          <w:bCs/>
+          <w:sz w:val="48"/>
+          <w:szCs w:val="48"/>
+          <w:u w:val="single"/>
+          <w:rtl/>
+        </w:rPr>
+      </w:pPr>
+      <w:r>
+        <w:rPr>
+          <w:rFonts w:ascii="Sakkal Majalla" w:hAnsi="Sakkal Majalla" w:cs="Sakkal Majalla" w:hint="cs"/>
+          <w:b/>
+          <w:bCs/>
+          <w:sz w:val="48"/>
+          <w:szCs w:val="48"/>
+          <w:u w:val="single"/>
+          <w:rtl/>
+        </w:rPr>
+        <w:t>تفسير للحياة العملية</w:t>
+      </w:r>
+    </w:p>
+    <w:p>
+      <w:pPr>
+        <w:bidi/>
+        <w:jc w:val="both"/>
+        <w:rPr>
+          <w:rFonts w:ascii="Sakkal Majalla" w:hAnsi="Sakkal Majalla" w:cs="Sakkal Majalla"/>
+          <w:sz w:val="56"/>
+          <w:szCs w:val="56"/>
+          <w:rtl/>
+        </w:rPr>
+      </w:pPr>
+      <w:r>
+        <w:rPr>
+          <w:rFonts w:ascii="Sakkal Majalla" w:hAnsi="Sakkal Majalla" w:cs="Sakkal Majalla" w:hint="cs"/>
+          <w:sz w:val="56"/>
+          <w:szCs w:val="56"/>
+          <w:rtl/>
+        </w:rPr>
+        <w:t xml:space="preserve">المؤمن يحتاج مكان راحة لنفسه. عندما تضيق عليه مضايق الحياة، يكون بحاجة لملجأ حيث يمكنه أن يتوارى </w:t>
+      </w:r>
+      <w:r>
+        <w:rPr>
+          <w:rFonts w:ascii="Sakkal Majalla" w:hAnsi="Sakkal Majalla" w:cs="Sakkal Majalla" w:hint="cs"/>
+          <w:sz w:val="56"/>
+          <w:szCs w:val="56"/>
+          <w:rtl/>
+        </w:rPr>
+        <w:t>ع</w:t>
+      </w:r>
+      <w:r>
+        <w:rPr>
+          <w:rFonts w:ascii="Sakkal Majalla" w:hAnsi="Sakkal Majalla" w:cs="Sakkal Majalla" w:hint="cs"/>
+          <w:sz w:val="56"/>
+          <w:szCs w:val="56"/>
+          <w:rtl/>
+        </w:rPr>
+        <w:t>ن جميع المخاطر. عندما تطرأ أحداث مقلقة ويتزايد الخوف من العواقب المتوقعة، فمحبة الله تكون قد أعدّت أفضل مكان للطمأنينة للمؤمن. في "ستر العلي" لا يمكن المس به، هناك لا يستطيع لا المرض ولا ظلم عنيف ولا كذب ولا سهم ولا فخ الصياد</w:t>
+      </w:r>
+      <w:r>
+        <w:rPr>
+          <w:rFonts w:ascii="Sakkal Majalla" w:hAnsi="Sakkal Majalla" w:cs="Sakkal Majalla" w:hint="cs"/>
+          <w:sz w:val="56"/>
+          <w:szCs w:val="56"/>
+          <w:rtl/>
+        </w:rPr>
+        <w:t xml:space="preserve"> (العدد 3 </w:t>
+      </w:r>
+      <w:proofErr w:type="gramStart"/>
+      <w:r>
+        <w:rPr>
+          <w:rFonts w:ascii="Sakkal Majalla" w:hAnsi="Sakkal Majalla" w:cs="Sakkal Majalla" w:hint="cs"/>
+          <w:sz w:val="56"/>
+          <w:szCs w:val="56"/>
+          <w:rtl/>
+        </w:rPr>
+        <w:t>و 5</w:t>
+      </w:r>
+      <w:proofErr w:type="gramEnd"/>
+      <w:r>
+        <w:rPr>
+          <w:rFonts w:ascii="Sakkal Majalla" w:hAnsi="Sakkal Majalla" w:cs="Sakkal Majalla" w:hint="cs"/>
+          <w:sz w:val="56"/>
+          <w:szCs w:val="56"/>
+          <w:rtl/>
+        </w:rPr>
+        <w:t>). حتى المصير بذاته الذي يهدد البشرية أجمع لا يمكنه أن ينزع منه الطمأنينة. إنه لم يعُد بحاجة كمؤمن أن يخاف فيما بعد من عقاب الدينونة. لأن "ظل القدير" قد حفظه منها (عدد 1). الله هو ح</w:t>
+      </w:r>
+      <w:r>
+        <w:rPr>
+          <w:rFonts w:ascii="Sakkal Majalla" w:hAnsi="Sakkal Majalla" w:cs="Sakkal Majalla" w:hint="cs"/>
+          <w:sz w:val="56"/>
+          <w:szCs w:val="56"/>
+          <w:rtl/>
+        </w:rPr>
+        <w:t>ِ</w:t>
+      </w:r>
+      <w:r>
+        <w:rPr>
+          <w:rFonts w:ascii="Sakkal Majalla" w:hAnsi="Sakkal Majalla" w:cs="Sakkal Majalla" w:hint="cs"/>
+          <w:sz w:val="56"/>
+          <w:szCs w:val="56"/>
+          <w:rtl/>
+        </w:rPr>
+        <w:t>ماه وترسه (عدد 4 وما يليه). حتى الخطر، الذي هو في حسابات البشر مدمر لا محالة، لا يمكنه أن يسبب الضرر، عندما تكون سلطة العلي متداخلة في الأمر. محبة الله ترى الوضع الواقع تحت التهديد، وهي تعلم بكل موضع ضعفٍ يكون للذين هم تحت وصاية حماه نقطة هجوم. القدير الذي في يده كل شيء يحفظ أولاده في كل الطرق. إنه رد الله على محبة وإيمان الذي يعرفه ويدعوه لينجيه. في كل حين له التصريح: "</w:t>
+      </w:r>
+      <w:r>
+        <w:rPr>
+          <w:rFonts w:ascii="Sakkal Majalla" w:hAnsi="Sakkal Majalla" w:cs="Sakkal Majalla"/>
+          <w:sz w:val="56"/>
+          <w:szCs w:val="56"/>
+          <w:rtl/>
+        </w:rPr>
+        <w:t xml:space="preserve">أَسْتَجِيبُ لَهُ، مَعَهُ </w:t>
+      </w:r>
+      <w:r>
+        <w:rPr>
+          <w:rFonts w:ascii="Sakkal Majalla" w:hAnsi="Sakkal Majalla" w:cs="Sakkal Majalla"/>
+          <w:b/>
+          <w:bCs/>
+          <w:sz w:val="56"/>
+          <w:szCs w:val="56"/>
+          <w:rtl/>
+        </w:rPr>
+        <w:t>أَنَا</w:t>
+      </w:r>
+      <w:r>
+        <w:rPr>
+          <w:rFonts w:ascii="Sakkal Majalla" w:hAnsi="Sakkal Majalla" w:cs="Sakkal Majalla"/>
+          <w:sz w:val="56"/>
+          <w:szCs w:val="56"/>
+          <w:rtl/>
+        </w:rPr>
+        <w:t xml:space="preserve"> فِي </w:t>
+      </w:r>
+      <w:r>
+        <w:rPr>
+          <w:rFonts w:ascii="Sakkal Majalla" w:hAnsi="Sakkal Majalla" w:cs="Sakkal Majalla"/>
+          <w:sz w:val="56"/>
+          <w:szCs w:val="56"/>
+          <w:rtl/>
+        </w:rPr>
+        <w:lastRenderedPageBreak/>
+        <w:t>الضِّيقْ، أُنْقِذُهُ وَأُمَجِّدُهُ.</w:t>
+      </w:r>
+      <w:r>
+        <w:rPr>
+          <w:rFonts w:ascii="Sakkal Majalla" w:hAnsi="Sakkal Majalla" w:cs="Sakkal Majalla" w:hint="cs"/>
+          <w:sz w:val="56"/>
+          <w:szCs w:val="56"/>
+          <w:rtl/>
+        </w:rPr>
+        <w:t xml:space="preserve">" (عدد 15). الضيق البشري هو فرصة لله، بأن يعترف بمَن يكرمه باتكاله عليه. إن الذي يحميهم والذي يمنحهم أن يتمتعوا بالقرب منه، له أيضًا مكان راحة في أرض الأحياء (عدد 1 </w:t>
+      </w:r>
+      <w:proofErr w:type="gramStart"/>
+      <w:r>
+        <w:rPr>
+          <w:rFonts w:ascii="Sakkal Majalla" w:hAnsi="Sakkal Majalla" w:cs="Sakkal Majalla" w:hint="cs"/>
+          <w:sz w:val="56"/>
+          <w:szCs w:val="56"/>
+          <w:rtl/>
+        </w:rPr>
+        <w:t>و 15</w:t>
+      </w:r>
+      <w:proofErr w:type="gramEnd"/>
+      <w:r>
+        <w:rPr>
+          <w:rFonts w:ascii="Sakkal Majalla" w:hAnsi="Sakkal Majalla" w:cs="Sakkal Majalla" w:hint="cs"/>
+          <w:sz w:val="56"/>
+          <w:szCs w:val="56"/>
+          <w:rtl/>
+        </w:rPr>
+        <w:t>؛ مزمور 23: 6؛ 27: 13؛ 49: 16). إن الذي كان له هنا مسكنًا، سيكونه كذلك في الأبدية (مزمور 90: 1).</w:t>
+      </w:r>
+    </w:p>
+    <w:p>
+      <w:pPr>
+        <w:bidi/>
+        <w:jc w:val="both"/>
+        <w:rPr>
+          <w:rFonts w:ascii="Sakkal Majalla" w:hAnsi="Sakkal Majalla" w:cs="Sakkal Majalla"/>
+          <w:sz w:val="56"/>
+          <w:szCs w:val="56"/>
+          <w:rtl/>
+        </w:rPr>
+      </w:pPr>
+      <w:r>
+        <w:rPr>
+          <w:rFonts w:ascii="Sakkal Majalla" w:hAnsi="Sakkal Majalla" w:cs="Sakkal Majalla" w:hint="cs"/>
+          <w:sz w:val="56"/>
+          <w:szCs w:val="56"/>
+          <w:rtl/>
+        </w:rPr>
+        <w:t xml:space="preserve">الجالس في ستر العلي موجود بما يمكن قوله في "الخفاء" (عدد 1 مع ملاحظة المترجم الألماني)؛ فهناك لا يمكن لضربات ضامري الشر أن تجده. في مكان حِفظ القدير هو منتزع من سلطة الشر ومحفوظ تمامًا، هذا يجعله فرحًا وسعيدًا (عدد 2؛ مزمور 27، 5إلخ؛ 31: 21إلخ؛ 32: 6إلخ؛ </w:t>
+      </w:r>
+      <w:proofErr w:type="gramStart"/>
+      <w:r>
+        <w:rPr>
+          <w:rFonts w:ascii="Sakkal Majalla" w:hAnsi="Sakkal Majalla" w:cs="Sakkal Majalla" w:hint="cs"/>
+          <w:sz w:val="56"/>
+          <w:szCs w:val="56"/>
+          <w:rtl/>
+        </w:rPr>
+        <w:t>40 :</w:t>
+      </w:r>
+      <w:proofErr w:type="gramEnd"/>
+      <w:r>
+        <w:rPr>
+          <w:rFonts w:ascii="Sakkal Majalla" w:hAnsi="Sakkal Majalla" w:cs="Sakkal Majalla" w:hint="cs"/>
+          <w:sz w:val="56"/>
+          <w:szCs w:val="56"/>
+          <w:rtl/>
+        </w:rPr>
+        <w:t xml:space="preserve"> 5). هو سيسر بأن يشهد ما يعنيه الرب له وكيف حفظه. كل اتكاله هو لمعينه (منجيه)، وهذا يُنشئ ثقة. هو لا يشك بأن الرب سيتدخل لصالحه إن تطلب وضعه ذلك (عدد 3 </w:t>
+      </w:r>
+      <w:proofErr w:type="gramStart"/>
+      <w:r>
+        <w:rPr>
+          <w:rFonts w:ascii="Sakkal Majalla" w:hAnsi="Sakkal Majalla" w:cs="Sakkal Majalla" w:hint="cs"/>
+          <w:sz w:val="56"/>
+          <w:szCs w:val="56"/>
+          <w:rtl/>
+        </w:rPr>
+        <w:t>و 4</w:t>
+      </w:r>
+      <w:proofErr w:type="gramEnd"/>
+      <w:r>
+        <w:rPr>
+          <w:rFonts w:ascii="Sakkal Majalla" w:hAnsi="Sakkal Majalla" w:cs="Sakkal Majalla" w:hint="cs"/>
+          <w:sz w:val="56"/>
+          <w:szCs w:val="56"/>
+          <w:rtl/>
+        </w:rPr>
+        <w:t xml:space="preserve">؛ مزمور 17: 7إلخ). بأن يكون في ستر العلي محميًا في حصنه ومستورًا تحت جناحيه، في الحقيقة له شرط، بأن يمكث في القرب منه ويعيش في شركة حميمة به. هذه الأماكن سيعرفها المرء جيدًا بقدر اعتياده عليها. فالمرء لن يتواجد هناك فقط في فترة ضيق عابر. فالشركة معناها أكثر من اختبار الاقتراب من الله من حين لآخر. إن ترك المؤمن طمأنينة هذا الحصن، يعرّض نفسه بالتالي إلى </w:t>
+      </w:r>
+      <w:r>
+        <w:rPr>
+          <w:rFonts w:ascii="Sakkal Majalla" w:hAnsi="Sakkal Majalla" w:cs="Sakkal Majalla" w:hint="cs"/>
+          <w:sz w:val="56"/>
+          <w:szCs w:val="56"/>
+          <w:rtl/>
+        </w:rPr>
+        <w:t>كَ</w:t>
+      </w:r>
+      <w:r>
+        <w:rPr>
+          <w:rFonts w:ascii="Sakkal Majalla" w:hAnsi="Sakkal Majalla" w:cs="Sakkal Majalla" w:hint="cs"/>
+          <w:sz w:val="56"/>
+          <w:szCs w:val="56"/>
+          <w:rtl/>
+        </w:rPr>
+        <w:t xml:space="preserve">مٍ من المخاطر. يسوع المسيح أخذ </w:t>
+      </w:r>
+      <w:r>
+        <w:rPr>
+          <w:rFonts w:ascii="Sakkal Majalla" w:hAnsi="Sakkal Majalla" w:cs="Sakkal Majalla" w:hint="cs"/>
+          <w:sz w:val="56"/>
+          <w:szCs w:val="56"/>
+          <w:rtl/>
+        </w:rPr>
+        <w:lastRenderedPageBreak/>
+        <w:t xml:space="preserve">هذا المكان كإنسان على الأرض في ظل القدير بلا انقطاع. كإنسان متعلق بالله، كانت لديه مسرته وأصبح مثالاً ساميًا للمسيحيين. المتقي الله، الذي يُسر الله دائمًا ما سيكون لديه تشبهًا بسيده. هذا التشابه لا ينحصر على الاعتراف بالمسيح ولا وعلى أن المرء يعرف الله وكلمته. فالتشابه يظهر بالحري في موقف حياته يحوّل إيمانه إلى واقع يُعاش. إن أسمى هدف للمسيحي هو أن يصل </w:t>
+      </w:r>
+      <w:r>
+        <w:rPr>
+          <w:rFonts w:ascii="Sakkal Majalla" w:hAnsi="Sakkal Majalla" w:cs="Sakkal Majalla"/>
+          <w:sz w:val="56"/>
+          <w:szCs w:val="56"/>
+          <w:rtl/>
+        </w:rPr>
+        <w:t>إِلَى إِنْسَانٍ كَامِل. إِلَى قِيَاسِ قَامَةِ مِلْءِ الْمَسِيحِ.</w:t>
+      </w:r>
+      <w:r>
+        <w:rPr>
+          <w:rFonts w:ascii="Sakkal Majalla" w:hAnsi="Sakkal Majalla" w:cs="Sakkal Majalla" w:hint="cs"/>
+          <w:sz w:val="56"/>
+          <w:szCs w:val="56"/>
+          <w:rtl/>
+        </w:rPr>
+        <w:t xml:space="preserve"> (أفسس 4: 13). في التقدم الروحي أصبحت الشركة مع الله والعشرة اليومية مع الحق الإلهي حِفظًا وترسًا له. الإيمان والحق يحفظاننا من كل ضر. كل مَن يعيش فيهما يفلت من فخاخ الضلال والتزييف المتنوعة (عدد 4ب). الرب يسوع دائمًا تصرف "بحسب الحق" ودائمًا بما يتفق مع مشيئة الذي أرسله (أشعياء 42: 3؛ يوحنا 6: 38؛ 8: 26)؛ هو عاش في اتكال كامل على الله (مزمور 16: 1، 8).</w:t>
+      </w:r>
+    </w:p>
+    <w:p>
+      <w:pPr>
+        <w:bidi/>
+        <w:jc w:val="both"/>
+        <w:rPr>
+          <w:rFonts w:ascii="Sakkal Majalla" w:hAnsi="Sakkal Majalla" w:cs="Sakkal Majalla"/>
+          <w:sz w:val="56"/>
+          <w:szCs w:val="56"/>
+          <w:rtl/>
+        </w:rPr>
+      </w:pPr>
+      <w:r>
+        <w:rPr>
+          <w:rFonts w:ascii="Sakkal Majalla" w:hAnsi="Sakkal Majalla" w:cs="Sakkal Majalla" w:hint="cs"/>
+          <w:sz w:val="56"/>
+          <w:szCs w:val="56"/>
+          <w:rtl/>
+        </w:rPr>
+        <w:t xml:space="preserve">إن ستر العلي يحفظ أيضًا من </w:t>
+      </w:r>
+      <w:proofErr w:type="gramStart"/>
+      <w:r>
+        <w:rPr>
+          <w:rFonts w:ascii="Sakkal Majalla" w:hAnsi="Sakkal Majalla" w:cs="Sakkal Majalla" w:hint="cs"/>
+          <w:sz w:val="56"/>
+          <w:szCs w:val="56"/>
+          <w:rtl/>
+        </w:rPr>
+        <w:t>مخاطر</w:t>
+      </w:r>
+      <w:proofErr w:type="gramEnd"/>
+      <w:r>
+        <w:rPr>
+          <w:rFonts w:ascii="Sakkal Majalla" w:hAnsi="Sakkal Majalla" w:cs="Sakkal Majalla" w:hint="cs"/>
+          <w:sz w:val="56"/>
+          <w:szCs w:val="56"/>
+          <w:rtl/>
+        </w:rPr>
+        <w:t xml:space="preserve"> لا يعيها المؤمن أبدًا أو أنه لا يلاحظها حين حدوثها كالسهم الطائر. </w:t>
+      </w:r>
+      <w:r>
+        <w:rPr>
+          <w:rFonts w:ascii="Sakkal Majalla" w:hAnsi="Sakkal Majalla" w:cs="Sakkal Majalla" w:hint="cs"/>
+          <w:sz w:val="56"/>
+          <w:szCs w:val="56"/>
+          <w:rtl/>
+        </w:rPr>
+        <w:t xml:space="preserve">وهذه الخدع الماكرة يقف المرء فاقد القوة أمامها كمرض مُعدي (الأعداد 5 </w:t>
+      </w:r>
+      <w:proofErr w:type="gramStart"/>
+      <w:r>
+        <w:rPr>
+          <w:rFonts w:ascii="Sakkal Majalla" w:hAnsi="Sakkal Majalla" w:cs="Sakkal Majalla" w:hint="cs"/>
+          <w:sz w:val="56"/>
+          <w:szCs w:val="56"/>
+          <w:rtl/>
+        </w:rPr>
+        <w:t>و 6</w:t>
+      </w:r>
+      <w:proofErr w:type="gramEnd"/>
+      <w:r>
+        <w:rPr>
+          <w:rFonts w:ascii="Sakkal Majalla" w:hAnsi="Sakkal Majalla" w:cs="Sakkal Majalla" w:hint="cs"/>
+          <w:sz w:val="56"/>
+          <w:szCs w:val="56"/>
+          <w:rtl/>
+        </w:rPr>
+        <w:t xml:space="preserve">؛ مزمور 11: 2؛ 23: 4؛ 121: 6، 7؛ أمثال 3: 23 </w:t>
+      </w:r>
+      <w:r>
+        <w:rPr>
+          <w:rFonts w:ascii="Sakkal Majalla" w:hAnsi="Sakkal Majalla" w:cs="Sakkal Majalla"/>
+          <w:sz w:val="56"/>
+          <w:szCs w:val="56"/>
+          <w:rtl/>
+        </w:rPr>
+        <w:t>–</w:t>
+      </w:r>
+      <w:r>
+        <w:rPr>
+          <w:rFonts w:ascii="Sakkal Majalla" w:hAnsi="Sakkal Majalla" w:cs="Sakkal Majalla" w:hint="cs"/>
+          <w:sz w:val="56"/>
+          <w:szCs w:val="56"/>
+          <w:rtl/>
+        </w:rPr>
+        <w:t xml:space="preserve"> 26). لذلك يتنازل المؤمن عن شؤونه لقوة الحِمى الإلهي، الذي هداه مجتازًا الحياة الحاضرة بأمان ليصل إلى الحياة الأبدية وإلى الشركة الأبدية مع الله. من بين الألوف والربوات </w:t>
+      </w:r>
+      <w:r>
+        <w:rPr>
+          <w:rFonts w:ascii="Sakkal Majalla" w:hAnsi="Sakkal Majalla" w:cs="Sakkal Majalla" w:hint="cs"/>
+          <w:sz w:val="56"/>
+          <w:szCs w:val="56"/>
+          <w:rtl/>
+        </w:rPr>
+        <w:lastRenderedPageBreak/>
+        <w:t>ينظر الرب إلى الفرد الذي يؤمن به ويخدمه. هو ينقذه كواحد من بين كثيرين من الوضع الذي يبدو لا مخرج له. وكمَن قد نجا سيصبح متفرجًا على دينونة الأشرار (عدد 8؛ مزمور 37: 34؛ إرميا 39: 17، 18؛ 45: 5). ومثال على ذلك هو خلاص لوط من مصير سدوم. ومن ثم يتكرر عمل مشابه في الإنقاذ عندما سيُختطف المسيحيون المؤمنون منتزعين من اندلاع دينونة انقضاء الدهر. ما يشابه ذلك سيحدث أيضًا عند إنقاذ المؤمنين الذين من إسرائيل في زمن الضيقة العتيدة. "</w:t>
+      </w:r>
+      <w:r>
+        <w:rPr>
+          <w:rFonts w:ascii="Sakkal Majalla" w:hAnsi="Sakkal Majalla" w:cs="Sakkal Majalla"/>
+          <w:sz w:val="56"/>
+          <w:szCs w:val="56"/>
+          <w:rtl/>
+        </w:rPr>
+        <w:t xml:space="preserve"> يَعْلَمُ الرَّبُّ أَنْ يُنْقِذَ الأَتْقِيَاءَ مِنَ التَّجْرِبَةِ، وَيَحْفَظَ الأَثَمَةَ إِلَى يَوْمِ الدِّينِ مُعَاقَبِينَ،</w:t>
+      </w:r>
+      <w:r>
+        <w:rPr>
+          <w:rFonts w:ascii="Sakkal Majalla" w:hAnsi="Sakkal Majalla" w:cs="Sakkal Majalla" w:hint="cs"/>
+          <w:sz w:val="56"/>
+          <w:szCs w:val="56"/>
+          <w:rtl/>
+        </w:rPr>
+        <w:t xml:space="preserve">" (2. بطرس 2: 9). الدينونة سيفلت منها الأتقياء فقط، لأنهم اتخذوا الرب، العلي، </w:t>
+      </w:r>
+      <w:proofErr w:type="spellStart"/>
+      <w:r>
+        <w:rPr>
+          <w:rFonts w:ascii="Sakkal Majalla" w:hAnsi="Sakkal Majalla" w:cs="Sakkal Majalla" w:hint="cs"/>
+          <w:sz w:val="56"/>
+          <w:szCs w:val="56"/>
+          <w:rtl/>
+        </w:rPr>
+        <w:t>ملجئًا</w:t>
+      </w:r>
+      <w:proofErr w:type="spellEnd"/>
+      <w:r>
+        <w:rPr>
+          <w:rFonts w:ascii="Sakkal Majalla" w:hAnsi="Sakkal Majalla" w:cs="Sakkal Majalla" w:hint="cs"/>
+          <w:sz w:val="56"/>
+          <w:szCs w:val="56"/>
+          <w:rtl/>
+        </w:rPr>
+        <w:t xml:space="preserve"> وحصنًا لهم (عدد 9؛ مزمور 71: 3). إن الذي يجعله مسكنًا لنفسه ليس له أن يخاف حتى وإن خسر خيمته على الأرض، كل ما تبقى له على الأرض (عدد 10؛ مزمور 34: 20؛ أمثال 12: 21؛ أشعياء 3: 10؛ 54: 14). إن اختيار الشركة مع الله كمسكن نتيجته</w:t>
+      </w:r>
+      <w:r>
+        <w:rPr>
+          <w:rFonts w:ascii="Sakkal Majalla" w:hAnsi="Sakkal Majalla" w:cs="Sakkal Majalla" w:hint="cs"/>
+          <w:sz w:val="56"/>
+          <w:szCs w:val="56"/>
+          <w:rtl/>
+        </w:rPr>
+        <w:t xml:space="preserve"> ستكون</w:t>
+      </w:r>
+      <w:r>
+        <w:rPr>
+          <w:rFonts w:ascii="Sakkal Majalla" w:hAnsi="Sakkal Majalla" w:cs="Sakkal Majalla" w:hint="cs"/>
+          <w:sz w:val="56"/>
+          <w:szCs w:val="56"/>
+          <w:rtl/>
+        </w:rPr>
+        <w:t xml:space="preserve"> أفضل ما يكون: موعد</w:t>
+      </w:r>
+      <w:r>
+        <w:rPr>
+          <w:rFonts w:ascii="Sakkal Majalla" w:hAnsi="Sakkal Majalla" w:cs="Sakkal Majalla" w:hint="cs"/>
+          <w:sz w:val="56"/>
+          <w:szCs w:val="56"/>
+          <w:rtl/>
+        </w:rPr>
+        <w:t>ُ</w:t>
+      </w:r>
+      <w:r>
+        <w:rPr>
+          <w:rFonts w:ascii="Sakkal Majalla" w:hAnsi="Sakkal Majalla" w:cs="Sakkal Majalla" w:hint="cs"/>
+          <w:sz w:val="56"/>
+          <w:szCs w:val="56"/>
+          <w:rtl/>
+        </w:rPr>
+        <w:t xml:space="preserve"> أغنى بركة وأمانة</w:t>
+      </w:r>
+      <w:r>
+        <w:rPr>
+          <w:rFonts w:ascii="Sakkal Majalla" w:hAnsi="Sakkal Majalla" w:cs="Sakkal Majalla" w:hint="cs"/>
+          <w:sz w:val="56"/>
+          <w:szCs w:val="56"/>
+          <w:rtl/>
+        </w:rPr>
+        <w:t>ُ</w:t>
+      </w:r>
+      <w:r>
+        <w:rPr>
+          <w:rFonts w:ascii="Sakkal Majalla" w:hAnsi="Sakkal Majalla" w:cs="Sakkal Majalla" w:hint="cs"/>
+          <w:sz w:val="56"/>
+          <w:szCs w:val="56"/>
+          <w:rtl/>
+        </w:rPr>
+        <w:t xml:space="preserve"> الله.</w:t>
+      </w:r>
+    </w:p>
+    <w:p>
+      <w:pPr>
+        <w:bidi/>
+        <w:jc w:val="both"/>
+        <w:rPr>
+          <w:rFonts w:ascii="Sakkal Majalla" w:hAnsi="Sakkal Majalla" w:cs="Sakkal Majalla"/>
+          <w:sz w:val="56"/>
+          <w:szCs w:val="56"/>
+          <w:rtl/>
+        </w:rPr>
+      </w:pPr>
+      <w:r>
+        <w:rPr>
+          <w:rFonts w:ascii="Sakkal Majalla" w:hAnsi="Sakkal Majalla" w:cs="Sakkal Majalla" w:hint="cs"/>
+          <w:sz w:val="56"/>
+          <w:szCs w:val="56"/>
+          <w:rtl/>
+        </w:rPr>
+        <w:t xml:space="preserve">العدد 11 يقول بأن الملائكة مكلفون بأن يحفظوا التقي المتكل على الله (عبرانيين 1: 14). في صورة ملفتة ينطبق هذا القول أيضًا على الرب يسوع وسلوكه كإنسان على هذه الأرض. هو كانت له ثقة كاملة في الله وكان مسكنه في شركة لا تنقطع فيه (مزمور </w:t>
+      </w:r>
+      <w:proofErr w:type="gramStart"/>
+      <w:r>
+        <w:rPr>
+          <w:rFonts w:ascii="Sakkal Majalla" w:hAnsi="Sakkal Majalla" w:cs="Sakkal Majalla" w:hint="cs"/>
+          <w:sz w:val="56"/>
+          <w:szCs w:val="56"/>
+          <w:rtl/>
+        </w:rPr>
+        <w:t>40 :</w:t>
+      </w:r>
+      <w:proofErr w:type="gramEnd"/>
+      <w:r>
+        <w:rPr>
+          <w:rFonts w:ascii="Sakkal Majalla" w:hAnsi="Sakkal Majalla" w:cs="Sakkal Majalla" w:hint="cs"/>
+          <w:sz w:val="56"/>
+          <w:szCs w:val="56"/>
+          <w:rtl/>
+        </w:rPr>
+        <w:t xml:space="preserve"> 2). </w:t>
+      </w:r>
+      <w:r>
+        <w:rPr>
+          <w:rFonts w:ascii="Sakkal Majalla" w:hAnsi="Sakkal Majalla" w:cs="Sakkal Majalla"/>
+          <w:sz w:val="56"/>
+          <w:szCs w:val="56"/>
+          <w:rtl/>
+        </w:rPr>
+        <w:t xml:space="preserve">لكنه لم يستنتج </w:t>
+      </w:r>
+      <w:r>
+        <w:rPr>
+          <w:rFonts w:ascii="Sakkal Majalla" w:hAnsi="Sakkal Majalla" w:cs="Sakkal Majalla"/>
+          <w:sz w:val="56"/>
+          <w:szCs w:val="56"/>
+          <w:rtl/>
+        </w:rPr>
+        <w:lastRenderedPageBreak/>
+        <w:t>أبدًا من هذا أي ادعاء شخصي بمساعدة الله، على الرغم من أنها كانت متاحة له</w:t>
+      </w:r>
+      <w:r>
+        <w:rPr>
+          <w:rFonts w:ascii="Sakkal Majalla" w:hAnsi="Sakkal Majalla" w:cs="Sakkal Majalla" w:hint="cs"/>
+          <w:sz w:val="56"/>
+          <w:szCs w:val="56"/>
+          <w:rtl/>
+        </w:rPr>
+        <w:t xml:space="preserve"> (متى 26: 52 </w:t>
+      </w:r>
+      <w:r>
+        <w:rPr>
+          <w:rFonts w:ascii="Sakkal Majalla" w:hAnsi="Sakkal Majalla" w:cs="Sakkal Majalla"/>
+          <w:sz w:val="56"/>
+          <w:szCs w:val="56"/>
+          <w:rtl/>
+        </w:rPr>
+        <w:t>–</w:t>
+      </w:r>
+      <w:r>
+        <w:rPr>
+          <w:rFonts w:ascii="Sakkal Majalla" w:hAnsi="Sakkal Majalla" w:cs="Sakkal Majalla" w:hint="cs"/>
+          <w:sz w:val="56"/>
+          <w:szCs w:val="56"/>
+          <w:rtl/>
+        </w:rPr>
+        <w:t xml:space="preserve"> 54). هو خضع باختياره لأعظم الآلام وبذل ظهره للضاربين (أشعياء 50: 5، 6). في حادثتين أنجدته الملائكة وخدمته (متى 4: 11؛ لوقا 22: 43). لقد كان سيقدم ادّعاءً لو امتثل لدعوة الشيطان ليطرح نفسه من قمة الهيكل (متى 4: 6إلخ). لكنه رفض، لأنها كانت ستكون كتجربة من الله (تثنية 6: 16). الذي أشغله كان على الدوام بأن يطيع كلمة الله ومشيئته في تواضع. هو لم يظهر أبدًا لأجل ذاته، لأنه كان يطلب مجد وكرامة الذي أرسله (يوحنا 7: 18؛ 8: 50). كل عمل وكل مكان انتقل إليه قصده فقط بحسب مشيئة الله. هو لم يكن يعرف أي فكر غير هذا الفكر (يوحنا 6: 38). هو تمتع في كل الأحوال بحماية إلهه. لم يكن أحد يستطيع أن يمد يده عليه، إن لم يكن الله قد عيّن مسبقًا بأن يحدث (يوحنا 7: 30، 44). من الواضح أن الله أمر الملائكة بأن يحفظوه في كل طرقه. الشيطان أساء للوعد الذي في العدد 11 </w:t>
+      </w:r>
+      <w:proofErr w:type="gramStart"/>
+      <w:r>
+        <w:rPr>
+          <w:rFonts w:ascii="Sakkal Majalla" w:hAnsi="Sakkal Majalla" w:cs="Sakkal Majalla" w:hint="cs"/>
+          <w:sz w:val="56"/>
+          <w:szCs w:val="56"/>
+          <w:rtl/>
+        </w:rPr>
+        <w:t>و 12</w:t>
+      </w:r>
+      <w:proofErr w:type="gramEnd"/>
+      <w:r>
+        <w:rPr>
+          <w:rFonts w:ascii="Sakkal Majalla" w:hAnsi="Sakkal Majalla" w:cs="Sakkal Majalla" w:hint="cs"/>
+          <w:sz w:val="56"/>
+          <w:szCs w:val="56"/>
+          <w:rtl/>
+        </w:rPr>
+        <w:t xml:space="preserve"> قاصدًا حلّ علاقة الاعتماد ما بين يسوع والله، إلهه. غير أن يسوع بقي أمينًا في مكان اعتماده الذي اتخذه كإنسان من نحو الله، وأظهر طاعة كاملة. أضداده ظنوا بأنه أُزيل إلى الأبد. لكن في وجه خططهم تمت نبوات عدد 9 </w:t>
+      </w:r>
+      <w:proofErr w:type="gramStart"/>
+      <w:r>
+        <w:rPr>
+          <w:rFonts w:ascii="Sakkal Majalla" w:hAnsi="Sakkal Majalla" w:cs="Sakkal Majalla" w:hint="cs"/>
+          <w:sz w:val="56"/>
+          <w:szCs w:val="56"/>
+          <w:rtl/>
+        </w:rPr>
+        <w:t>و 16</w:t>
+      </w:r>
+      <w:proofErr w:type="gramEnd"/>
+      <w:r>
+        <w:rPr>
+          <w:rFonts w:ascii="Sakkal Majalla" w:hAnsi="Sakkal Majalla" w:cs="Sakkal Majalla" w:hint="cs"/>
+          <w:sz w:val="56"/>
+          <w:szCs w:val="56"/>
+          <w:rtl/>
+        </w:rPr>
+        <w:t xml:space="preserve"> في خلاص يسوع، التقي الأمين، في الوقت المعيّن من الله. إن هذا تم سريعًا جدًا من بعد موته على </w:t>
+      </w:r>
+      <w:r>
+        <w:rPr>
+          <w:rFonts w:ascii="Sakkal Majalla" w:hAnsi="Sakkal Majalla" w:cs="Sakkal Majalla" w:hint="cs"/>
+          <w:sz w:val="56"/>
+          <w:szCs w:val="56"/>
+          <w:rtl/>
+        </w:rPr>
+        <w:lastRenderedPageBreak/>
+        <w:t xml:space="preserve">الصليب، حينما أُقيم يسوع. من بعدما أن أسلم يسوع المسيح روحه على الصليب وتيقنوا لموته، لم يعُد يسمح الله بأن يمسه أحد أعدائه. باتضاعه وخضوعه لمشيئة الله أتاح الرب يسوع هبات الله العجيبة الموعود بها لجميع الذين يسيرون دربهم في اتكال على الله وعلى عمل الصليب. وهو متحد معهم ومتشفعًا لهم، يجعل يسوع التصريحات الإلهية وخاصته من حقه. لأنه لأجل </w:t>
+      </w:r>
+      <w:proofErr w:type="spellStart"/>
+      <w:r>
+        <w:rPr>
+          <w:rFonts w:ascii="Sakkal Majalla" w:hAnsi="Sakkal Majalla" w:cs="Sakkal Majalla" w:hint="cs"/>
+          <w:sz w:val="56"/>
+          <w:szCs w:val="56"/>
+          <w:rtl/>
+        </w:rPr>
+        <w:t>مفدييه</w:t>
+      </w:r>
+      <w:proofErr w:type="spellEnd"/>
+      <w:r>
+        <w:rPr>
+          <w:rFonts w:ascii="Sakkal Majalla" w:hAnsi="Sakkal Majalla" w:cs="Sakkal Majalla" w:hint="cs"/>
+          <w:sz w:val="56"/>
+          <w:szCs w:val="56"/>
+          <w:rtl/>
+        </w:rPr>
+        <w:t xml:space="preserve"> هو صار إنسانًا واحتمل الصليب.</w:t>
+      </w:r>
+    </w:p>
+    <w:p>
+      <w:pPr>
+        <w:bidi/>
+        <w:jc w:val="both"/>
+        <w:rPr>
+          <w:rFonts w:ascii="Sakkal Majalla" w:hAnsi="Sakkal Majalla" w:cs="Sakkal Majalla"/>
+          <w:sz w:val="56"/>
+          <w:szCs w:val="56"/>
+          <w:rtl/>
+        </w:rPr>
+      </w:pPr>
+      <w:r>
+        <w:rPr>
+          <w:rFonts w:ascii="Sakkal Majalla" w:hAnsi="Sakkal Majalla" w:cs="Sakkal Majalla" w:hint="cs"/>
+          <w:sz w:val="56"/>
+          <w:szCs w:val="56"/>
+          <w:rtl/>
+        </w:rPr>
+        <w:t>العدد 14 ينطبق على الذي يحب الله ويعطيه المكان الأول في كل نحو، في أنه يعظم في تقديره اسمه على كل شيء ويكرمه في كل تصرف له. في الدرجة الأولى ينطبق هذا العدد على يسوع، ابن الإنسان، الذي ثبت في محبة الآب ودائمًا ما تصرف كيفما أوصاه الآب. "</w:t>
+      </w:r>
+      <w:r>
+        <w:rPr>
+          <w:rFonts w:ascii="Sakkal Majalla" w:hAnsi="Sakkal Majalla" w:cs="Sakkal Majalla"/>
+          <w:sz w:val="56"/>
+          <w:szCs w:val="56"/>
+          <w:rtl/>
+        </w:rPr>
+        <w:t xml:space="preserve"> لَيْسَ لأَحَدٍ حُبٌّ أَعْظَمُ مِنْ هذَا:</w:t>
+      </w:r>
+      <w:r>
+        <w:rPr>
+          <w:rFonts w:ascii="Sakkal Majalla" w:hAnsi="Sakkal Majalla" w:cs="Sakkal Majalla" w:hint="cs"/>
+          <w:sz w:val="56"/>
+          <w:szCs w:val="56"/>
+          <w:rtl/>
+        </w:rPr>
+        <w:t xml:space="preserve">" (يوحنا 14: 31؛ 15: 10، 13). المسيح يسوع يعرف أسماء الاب وجوهره بالكامل، لأنه لا يستطيع أي شخص أن يعرفه (يوحنا 8: 55؛ 10: 15؛ 17: 24، 25). الله، الآب رفّعه في أسمى مكان عن يمينه (مزمور 110: 1إلخ؛ أشعياء 52: 13؛ يوحنا 12: 16). في اتضاعه صرخ إلى الله </w:t>
+      </w:r>
+      <w:r>
+        <w:rPr>
+          <w:rFonts w:ascii="Sakkal Majalla" w:hAnsi="Sakkal Majalla" w:cs="Sakkal Majalla" w:hint="cs"/>
+          <w:sz w:val="56"/>
+          <w:szCs w:val="56"/>
+          <w:rtl/>
+        </w:rPr>
+        <w:t>و</w:t>
+      </w:r>
+      <w:r>
+        <w:rPr>
+          <w:rFonts w:ascii="Sakkal Majalla" w:hAnsi="Sakkal Majalla" w:cs="Sakkal Majalla" w:hint="cs"/>
+          <w:sz w:val="56"/>
+          <w:szCs w:val="56"/>
+          <w:rtl/>
+        </w:rPr>
+        <w:t>استجاب له بصورة بديعة (عدد 15؛ مزمور 22: 22؛ 69: 2، 14؛ 102: 2). "</w:t>
+      </w:r>
+      <w:r>
+        <w:rPr>
+          <w:sz w:val="56"/>
+          <w:szCs w:val="56"/>
+          <w:rtl/>
+        </w:rPr>
+        <w:t xml:space="preserve"> </w:t>
+      </w:r>
+      <w:r>
+        <w:rPr>
+          <w:rFonts w:ascii="Sakkal Majalla" w:hAnsi="Sakkal Majalla" w:cs="Sakkal Majalla"/>
+          <w:sz w:val="56"/>
+          <w:szCs w:val="56"/>
+          <w:rtl/>
+        </w:rPr>
+        <w:t>أَقَامَهُ اللهُ نَاقِضًا أَوْجَاعَ الْمَوْتِ</w:t>
+      </w:r>
+      <w:r>
+        <w:rPr>
+          <w:rFonts w:ascii="Sakkal Majalla" w:hAnsi="Sakkal Majalla" w:cs="Sakkal Majalla" w:hint="cs"/>
+          <w:sz w:val="56"/>
+          <w:szCs w:val="56"/>
+          <w:rtl/>
+        </w:rPr>
+        <w:t>" (أعمال الرسل 2: 24). هو خلّص</w:t>
+      </w:r>
+      <w:r>
+        <w:rPr>
+          <w:rFonts w:ascii="Sakkal Majalla" w:hAnsi="Sakkal Majalla" w:cs="Sakkal Majalla" w:hint="cs"/>
+          <w:sz w:val="56"/>
+          <w:szCs w:val="56"/>
+          <w:rtl/>
+        </w:rPr>
+        <w:t>ه</w:t>
+      </w:r>
+      <w:r>
+        <w:rPr>
+          <w:rFonts w:ascii="Sakkal Majalla" w:hAnsi="Sakkal Majalla" w:cs="Sakkal Majalla" w:hint="cs"/>
+          <w:sz w:val="56"/>
+          <w:szCs w:val="56"/>
+          <w:rtl/>
+        </w:rPr>
+        <w:t xml:space="preserve"> وأجلسه عن يمينه (يوحنا 13: 31، 32؛ 17: 1، 24؛ أفسس </w:t>
+      </w:r>
+      <w:r>
+        <w:rPr>
+          <w:rFonts w:ascii="Sakkal Majalla" w:hAnsi="Sakkal Majalla" w:cs="Sakkal Majalla" w:hint="cs"/>
+          <w:sz w:val="56"/>
+          <w:szCs w:val="56"/>
+          <w:rtl/>
+        </w:rPr>
+        <w:lastRenderedPageBreak/>
+        <w:t xml:space="preserve">1: 20إلخ). </w:t>
+      </w:r>
+      <w:r>
+        <w:rPr>
+          <w:rFonts w:ascii="Sakkal Majalla" w:hAnsi="Sakkal Majalla" w:cs="Sakkal Majalla" w:hint="cs"/>
+          <w:sz w:val="56"/>
+          <w:szCs w:val="56"/>
+          <w:rtl/>
+        </w:rPr>
+        <w:t>ونتيجة لتمجيد يسوع سيخلص أيضًا وسيتمجد الذين يحبونه وآمنوا به. لأن المسيح أُشبع من طول الأيام (عدد 16؛ مزمور 21: 5؛ 102: 27، 28)، ولهم أيضًا نصيبًا أبديًا. إن الخلاص الأبدي لجميع المفديين مؤسس على نجاته من الموت وعلى تمجيده. هم يتشاركون في مجده ويسبحون الله إلى الأبد على محبته.</w:t>
+      </w:r>
+    </w:p>
     <w:sectPr>
-      <w:pgSz w:w="8391" w:h="11906" w:code="11"/>
+      <w:pgSz w:w="11906" w:h="16838"/>
       <w:pgMar w:top="720" w:right="720" w:bottom="720" w:left="720" w:header="708" w:footer="708" w:gutter="0"/>
       <w:cols w:space="708"/>
-      <w:docGrid w:linePitch="381"/>
+      <w:docGrid w:linePitch="360"/>
     </w:sectPr>
   </w:body>
 </w:document>
 </file>
 
 <file path=word/styles.xml><?xml version="1.0" encoding="utf-8"?>
-<w:styles xmlns:mc="http://schemas.openxmlformats.org/markup-compatibility/2006" xmlns:r="http://schemas.openxmlformats.org/officeDocument/2006/relationships" xmlns:w="http://schemas.openxmlformats.org/wordprocessingml/2006/main" xmlns:w14="http://schemas.microsoft.com/office/word/2010/wordml" xmlns:w15="http://schemas.microsoft.com/office/word/2012/wordml" xmlns:w16cex="http://schemas.microsoft.com/office/word/2018/wordml/cex" xmlns:w16cid="http://schemas.microsoft.com/office/word/2016/wordml/cid" xmlns:w16="http://schemas.microsoft.com/office/word/2018/wordml" xmlns:w16sdtdh="http://schemas.microsoft.com/office/word/2020/wordml/sdtdatahash" xmlns:w16se="http://schemas.microsoft.com/office/word/2015/wordml/symex" mc:Ignorable="w14 w15 w16se w16cid w16 w16cex w16sdtdh">
+<w:styles xmlns:mc="http://schemas.openxmlformats.org/markup-compatibility/2006" xmlns:r="http://schemas.openxmlformats.org/officeDocument/2006/relationships" xmlns:w="http://schemas.openxmlformats.org/wordprocessingml/2006/main" xmlns:w14="http://schemas.microsoft.com/office/word/2010/wordml" xmlns:w15="http://schemas.microsoft.com/office/word/2012/wordml" xmlns:w16cex="http://schemas.microsoft.com/office/word/2018/wordml/cex" xmlns:w16cid="http://schemas.microsoft.com/office/word/2016/wordml/cid" xmlns:w16="http://schemas.microsoft.com/office/word/2018/wordml" xmlns:w16se="http://schemas.microsoft.com/office/word/2015/wordml/symex" mc:Ignorable="w14 w15 w16se w16cid w16 w16cex">
   <w:docDefaults>
     <w:rPrDefault>
       <w:rPr>
-        <w:rFonts w:ascii="Sakkal Majalla" w:eastAsiaTheme="minorHAnsi" w:hAnsi="Sakkal Majalla" w:cs="Sakkal Majalla"/>
-        <w:sz w:val="28"/>
-        <w:szCs w:val="28"/>
+        <w:rFonts w:asciiTheme="minorHAnsi" w:eastAsiaTheme="minorHAnsi" w:hAnsiTheme="minorHAnsi" w:cstheme="minorBidi"/>
+        <w:sz w:val="22"/>
+        <w:szCs w:val="22"/>
         <w:lang w:val="en-IL" w:eastAsia="en-US" w:bidi="ar-SA"/>
       </w:rPr>
     </w:rPrDefault>
@@ -1171,6 +2270,9 @@
   <w:style w:type="paragraph" w:default="1" w:styleId="Normal">
     <w:name w:val="Normal"/>
     <w:qFormat/>
+    <w:rPr>
+      <w:lang w:bidi="ar-EG"/>
+    </w:rPr>
   </w:style>
   <w:style w:type="character" w:default="1" w:styleId="DefaultParagraphFont">
     <w:name w:val="Default Paragraph Font"/>
@@ -1204,7 +2306,7 @@
     <w:basedOn w:val="DefaultParagraphFont"/>
     <w:uiPriority w:val="99"/>
     <w:unhideWhenUsed/>
-    <w:rsid w:val="00601DEE"/>
+    <w:rsid w:val="00BC68D3"/>
     <w:rPr>
       <w:color w:val="0563C1" w:themeColor="hyperlink"/>
       <w:u w:val="single"/>
@@ -1216,10 +2318,22 @@
     <w:uiPriority w:val="99"/>
     <w:semiHidden/>
     <w:unhideWhenUsed/>
-    <w:rsid w:val="00601DEE"/>
+    <w:rsid w:val="00BC68D3"/>
     <w:rPr>
       <w:color w:val="605E5C"/>
       <w:shd w:val="clear" w:color="auto" w:fill="E1DFDD"/>
+    </w:rPr>
+  </w:style>
+  <w:style w:type="character" w:styleId="FollowedHyperlink">
+    <w:name w:val="FollowedHyperlink"/>
+    <w:basedOn w:val="DefaultParagraphFont"/>
+    <w:uiPriority w:val="99"/>
+    <w:semiHidden/>
+    <w:unhideWhenUsed/>
+    <w:rsid w:val="009A6D27"/>
+    <w:rPr>
+      <w:color w:val="954F72" w:themeColor="followedHyperlink"/>
+      <w:u w:val="single"/>
     </w:rPr>
   </w:style>
 </w:styles>

--- a/docs/downloads/منوعات/تم/doc_0712.docx
+++ b/docs/downloads/منوعات/تم/doc_0712.docx
@@ -1,776 +1,775 @@
 
 <file path=word/document.xml><?xml version="1.0" encoding="utf-8"?>
-<w:document xmlns:wpc="http://schemas.microsoft.com/office/word/2010/wordprocessingCanvas" xmlns:cx="http://schemas.microsoft.com/office/drawing/2014/chartex" xmlns:cx1="http://schemas.microsoft.com/office/drawing/2015/9/8/chartex" xmlns:cx2="http://schemas.microsoft.com/office/drawing/2015/10/21/chartex" xmlns:cx3="http://schemas.microsoft.com/office/drawing/2016/5/9/chartex" xmlns:cx4="http://schemas.microsoft.com/office/drawing/2016/5/10/chartex" xmlns:cx5="http://schemas.microsoft.com/office/drawing/2016/5/11/chartex" xmlns:cx6="http://schemas.microsoft.com/office/drawing/2016/5/12/chartex" xmlns:cx7="http://schemas.microsoft.com/office/drawing/2016/5/13/chartex" xmlns:cx8="http://schemas.microsoft.com/office/drawing/2016/5/14/chartex" xmlns:mc="http://schemas.openxmlformats.org/markup-compatibility/2006" xmlns:aink="http://schemas.microsoft.com/office/drawing/2016/ink" xmlns:am3d="http://schemas.microsoft.com/office/drawing/2017/model3d" xmlns:o="urn:schemas-microsoft-com:office:office" xmlns:r="http://schemas.openxmlformats.org/officeDocument/2006/relationships" xmlns:m="http://schemas.openxmlformats.org/officeDocument/2006/math" xmlns:v="urn:schemas-microsoft-com:vml" xmlns:wp14="http://schemas.microsoft.com/office/word/2010/wordprocessingDrawing" xmlns:wp="http://schemas.openxmlformats.org/drawingml/2006/wordprocessingDrawing" xmlns:w10="urn:schemas-microsoft-com:office:word" xmlns:w="http://schemas.openxmlformats.org/wordprocessingml/2006/main" xmlns:w14="http://schemas.microsoft.com/office/word/2010/wordml" xmlns:w15="http://schemas.microsoft.com/office/word/2012/wordml" xmlns:w16cex="http://schemas.microsoft.com/office/word/2018/wordml/cex" xmlns:w16cid="http://schemas.microsoft.com/office/word/2016/wordml/cid" xmlns:w16="http://schemas.microsoft.com/office/word/2018/wordml" xmlns:w16sdtdh="http://schemas.microsoft.com/office/word/2020/wordml/sdtdatahash" xmlns:w16se="http://schemas.microsoft.com/office/word/2015/wordml/symex" xmlns:wpg="http://schemas.microsoft.com/office/word/2010/wordprocessingGroup" xmlns:wpi="http://schemas.microsoft.com/office/word/2010/wordprocessingInk" xmlns:wne="http://schemas.microsoft.com/office/word/2006/wordml" xmlns:wps="http://schemas.microsoft.com/office/word/2010/wordprocessingShape" mc:Ignorable="w14 w15 w16se w16cid w16 w16cex w16sdtdh wp14">
-  <w:background w:color="E7F0F9"/>
+<w:document xmlns:wpc="http://schemas.microsoft.com/office/word/2010/wordprocessingCanvas" xmlns:cx="http://schemas.microsoft.com/office/drawing/2014/chartex" xmlns:cx1="http://schemas.microsoft.com/office/drawing/2015/9/8/chartex" xmlns:cx2="http://schemas.microsoft.com/office/drawing/2015/10/21/chartex" xmlns:cx3="http://schemas.microsoft.com/office/drawing/2016/5/9/chartex" xmlns:cx4="http://schemas.microsoft.com/office/drawing/2016/5/10/chartex" xmlns:cx5="http://schemas.microsoft.com/office/drawing/2016/5/11/chartex" xmlns:cx6="http://schemas.microsoft.com/office/drawing/2016/5/12/chartex" xmlns:cx7="http://schemas.microsoft.com/office/drawing/2016/5/13/chartex" xmlns:cx8="http://schemas.microsoft.com/office/drawing/2016/5/14/chartex" xmlns:mc="http://schemas.openxmlformats.org/markup-compatibility/2006" xmlns:aink="http://schemas.microsoft.com/office/drawing/2016/ink" xmlns:am3d="http://schemas.microsoft.com/office/drawing/2017/model3d" xmlns:o="urn:schemas-microsoft-com:office:office" xmlns:oel="http://schemas.microsoft.com/office/2019/extlst" xmlns:r="http://schemas.openxmlformats.org/officeDocument/2006/relationships" xmlns:m="http://schemas.openxmlformats.org/officeDocument/2006/math" xmlns:v="urn:schemas-microsoft-com:vml" xmlns:wp14="http://schemas.microsoft.com/office/word/2010/wordprocessingDrawing" xmlns:wp="http://schemas.openxmlformats.org/drawingml/2006/wordprocessingDrawing" xmlns:w10="urn:schemas-microsoft-com:office:word" xmlns:w="http://schemas.openxmlformats.org/wordprocessingml/2006/main" xmlns:w14="http://schemas.microsoft.com/office/word/2010/wordml" xmlns:w15="http://schemas.microsoft.com/office/word/2012/wordml" xmlns:w16cex="http://schemas.microsoft.com/office/word/2018/wordml/cex" xmlns:w16cid="http://schemas.microsoft.com/office/word/2016/wordml/cid" xmlns:w16="http://schemas.microsoft.com/office/word/2018/wordml" xmlns:w16sdtdh="http://schemas.microsoft.com/office/word/2020/wordml/sdtdatahash" xmlns:w16se="http://schemas.microsoft.com/office/word/2015/wordml/symex" xmlns:wpg="http://schemas.microsoft.com/office/word/2010/wordprocessingGroup" xmlns:wpi="http://schemas.microsoft.com/office/word/2010/wordprocessingInk" xmlns:wne="http://schemas.microsoft.com/office/word/2006/wordml" xmlns:wps="http://schemas.microsoft.com/office/word/2010/wordprocessingShape" mc:Ignorable="w14 w15 w16se w16cid w16 w16cex w16sdtdh wp14">
   <w:body>
     <w:p>
       <w:pPr>
-        <w:bidi/>
-        <w:jc w:val="center"/>
-        <w:rPr>
-          <w:sz w:val="44"/>
-          <w:szCs w:val="44"/>
-          <w:rtl/>
-          <w:lang w:bidi="ar-EG"/>
-        </w:rPr>
-      </w:pPr>
-      <w:r>
-        <w:rPr>
-          <w:sz w:val="44"/>
-          <w:szCs w:val="44"/>
-          <w:rtl/>
-          <w:lang w:bidi="ar-EG"/>
-        </w:rPr>
-        <w:fldChar w:fldCharType="begin"/>
-      </w:r>
-      <w:r>
-        <w:rPr>
-          <w:sz w:val="44"/>
-          <w:szCs w:val="44"/>
-          <w:rtl/>
-          <w:lang w:bidi="ar-EG"/>
-        </w:rPr>
-        <w:instrText xml:space="preserve"> </w:instrText>
-      </w:r>
-      <w:r>
-        <w:rPr>
-          <w:sz w:val="44"/>
-          <w:szCs w:val="44"/>
-          <w:lang w:bidi="ar-EG"/>
-        </w:rPr>
-        <w:instrText>HYPERLINK</w:instrText>
-      </w:r>
-      <w:r>
-        <w:rPr>
-          <w:sz w:val="44"/>
-          <w:szCs w:val="44"/>
-          <w:rtl/>
-          <w:lang w:bidi="ar-EG"/>
-        </w:rPr>
-        <w:instrText xml:space="preserve"> "</w:instrText>
-      </w:r>
-      <w:r>
-        <w:rPr>
-          <w:sz w:val="44"/>
-          <w:szCs w:val="44"/>
-          <w:lang w:bidi="ar-EG"/>
-        </w:rPr>
-        <w:instrText>https://www.bibelstudium.de/articles/940/das-ausharren-und-die-ermunterung-der-schriften.html</w:instrText>
-      </w:r>
-      <w:r>
-        <w:rPr>
-          <w:sz w:val="44"/>
-          <w:szCs w:val="44"/>
-          <w:rtl/>
-          <w:lang w:bidi="ar-EG"/>
-        </w:rPr>
-        <w:instrText>" \</w:instrText>
-      </w:r>
-      <w:r>
-        <w:rPr>
-          <w:sz w:val="44"/>
-          <w:szCs w:val="44"/>
-          <w:lang w:bidi="ar-EG"/>
-        </w:rPr>
-        <w:instrText>l</w:instrText>
-      </w:r>
-      <w:r>
-        <w:rPr>
-          <w:sz w:val="44"/>
-          <w:szCs w:val="44"/>
-          <w:rtl/>
-          <w:lang w:bidi="ar-EG"/>
-        </w:rPr>
-        <w:instrText xml:space="preserve"> ":~:</w:instrText>
-      </w:r>
-      <w:r>
-        <w:rPr>
-          <w:sz w:val="44"/>
-          <w:szCs w:val="44"/>
-          <w:lang w:bidi="ar-EG"/>
-        </w:rPr>
-        <w:instrText>text=geschrieben%20ist%2C%20ist%20zu%20unserer%20Belehrung,Tr%C3%B6stung%29%20der%20Schriften%20die%20Hoffnung</w:instrText>
-      </w:r>
-      <w:r>
-        <w:rPr>
-          <w:sz w:val="44"/>
-          <w:szCs w:val="44"/>
-          <w:rtl/>
-          <w:lang w:bidi="ar-EG"/>
-        </w:rPr>
-        <w:instrText xml:space="preserve">" </w:instrText>
-      </w:r>
-      <w:r>
-        <w:rPr>
-          <w:sz w:val="44"/>
-          <w:szCs w:val="44"/>
-          <w:rtl/>
-          <w:lang w:bidi="ar-EG"/>
-        </w:rPr>
-      </w:r>
-      <w:r>
-        <w:rPr>
-          <w:sz w:val="44"/>
-          <w:szCs w:val="44"/>
-          <w:rtl/>
-          <w:lang w:bidi="ar-EG"/>
-        </w:rPr>
-        <w:fldChar w:fldCharType="separate"/>
-      </w:r>
-      <w:r>
-        <w:rPr>
-          <w:rStyle w:val="Hyperlink"/>
-          <w:rFonts w:hint="cs"/>
-          <w:sz w:val="44"/>
-          <w:szCs w:val="44"/>
-          <w:rtl/>
-          <w:lang w:bidi="ar-EG"/>
-        </w:rPr>
-        <w:t>"</w:t>
-      </w:r>
-      <w:r>
-        <w:rPr>
-          <w:rStyle w:val="Hyperlink"/>
-          <w:sz w:val="44"/>
-          <w:szCs w:val="44"/>
-          <w:rtl/>
-          <w:lang w:bidi="ar-EG"/>
-        </w:rPr>
-        <w:t>بِالصَّبْرِ وَالتَّعْزِيَةِ بِمَا فِي الْكُتُبِ</w:t>
-      </w:r>
-      <w:r>
-        <w:rPr>
-          <w:rStyle w:val="Hyperlink"/>
-          <w:rFonts w:hint="cs"/>
-          <w:sz w:val="44"/>
-          <w:szCs w:val="44"/>
-          <w:rtl/>
-          <w:lang w:bidi="ar-EG"/>
-        </w:rPr>
-        <w:t>" (رومية 15: 4)</w:t>
-      </w:r>
-      <w:r>
-        <w:rPr>
-          <w:sz w:val="44"/>
-          <w:szCs w:val="44"/>
-          <w:rtl/>
-          <w:lang w:bidi="ar-EG"/>
-        </w:rPr>
-        <w:fldChar w:fldCharType="end"/>
-      </w:r>
+        <w:rPr>
+          <w:rtl/>
+          <w:lang w:bidi="ar-SA"/>
+        </w:rPr>
+      </w:pPr>
+      <w:hyperlink r:id="rId5" w:history="1">
+        <w:r>
+          <w:rPr>
+            <w:rStyle w:val="Hyperlink"/>
+            <w:rFonts w:hint="cs"/>
+            <w:rtl/>
+            <w:lang w:bidi="ar-SA"/>
+          </w:rPr>
+          <w:t>بطرس ونظرة الرب</w:t>
+        </w:r>
+      </w:hyperlink>
     </w:p>
     <w:p>
       <w:pPr>
-        <w:jc w:val="both"/>
-        <w:rPr>
-          <w:b/>
-          <w:bCs/>
-          <w:sz w:val="36"/>
-          <w:szCs w:val="36"/>
-          <w:lang w:val="en-US" w:bidi="ar-EG"/>
-        </w:rPr>
-      </w:pPr>
-      <w:r>
-        <w:rPr>
-          <w:b/>
-          <w:bCs/>
-          <w:sz w:val="36"/>
-          <w:szCs w:val="36"/>
-          <w:lang w:bidi="ar-EG"/>
-        </w:rPr>
-        <w:t>F.B. Hole</w:t>
+        <w:rPr>
+          <w:rtl/>
+          <w:lang w:bidi="ar-SA"/>
+        </w:rPr>
+      </w:pPr>
+      <w:r>
+        <w:rPr>
+          <w:rFonts w:hint="cs"/>
+          <w:rtl/>
+          <w:lang w:bidi="ar-SA"/>
+        </w:rPr>
+        <w:t>لوقا 22: 61، 62</w:t>
       </w:r>
     </w:p>
     <w:p>
       <w:pPr>
-        <w:bidi/>
-        <w:jc w:val="both"/>
-        <w:rPr>
-          <w:sz w:val="44"/>
-          <w:szCs w:val="44"/>
-          <w:rtl/>
-          <w:lang w:bidi="ar-EG"/>
-        </w:rPr>
-      </w:pPr>
-      <w:r>
-        <w:rPr>
-          <w:rFonts w:hint="cs"/>
-          <w:sz w:val="44"/>
-          <w:szCs w:val="44"/>
-          <w:rtl/>
-          <w:lang w:bidi="ar-EG"/>
-        </w:rPr>
-        <w:t xml:space="preserve">تقدّم لنا الكتب المقدسة حق الله بطريقة تتناسب لتطبيق قوة هذا الحق على حالتنا وتصرفنا. في العهد القديم نحن نجد جزءً تاريخيًا كبيرًا، وإنما بقدر الحاجة لإنارة طرق الله ولإعطاء معاني أدبية عميقة. </w:t>
-      </w:r>
-      <w:r>
-        <w:rPr>
-          <w:rFonts w:hint="cs"/>
-          <w:sz w:val="44"/>
-          <w:szCs w:val="44"/>
-          <w:rtl/>
-          <w:lang w:bidi="ar-EG"/>
-        </w:rPr>
-        <w:t>و</w:t>
-      </w:r>
-      <w:r>
-        <w:rPr>
-          <w:rFonts w:hint="cs"/>
-          <w:sz w:val="44"/>
-          <w:szCs w:val="44"/>
-          <w:rtl/>
-          <w:lang w:bidi="ar-EG"/>
-        </w:rPr>
-        <w:t>الأناجيل أيضًا تُعلمنا بذلك عن ربنا، ما هو ضروري لكي نُعطى صورة رباعية عنه وعن الآب، الظاهر فيه.</w:t>
+        <w:bidi w:val="0"/>
+        <w:rPr>
+          <w:lang w:bidi="ar-SA"/>
+        </w:rPr>
+      </w:pPr>
+      <w:r>
+        <w:rPr>
+          <w:lang w:bidi="ar-SA"/>
+        </w:rPr>
+        <w:t>Walter Thomas Turpin</w:t>
       </w:r>
     </w:p>
     <w:p>
       <w:pPr>
-        <w:bidi/>
-        <w:jc w:val="both"/>
-        <w:rPr>
-          <w:sz w:val="44"/>
-          <w:szCs w:val="44"/>
-          <w:rtl/>
-          <w:lang w:bidi="ar-EG"/>
-        </w:rPr>
-      </w:pPr>
-      <w:r>
-        <w:rPr>
-          <w:rFonts w:hint="cs"/>
-          <w:sz w:val="44"/>
-          <w:szCs w:val="44"/>
-          <w:rtl/>
-          <w:lang w:bidi="ar-EG"/>
-        </w:rPr>
-        <w:t xml:space="preserve">وتُمنح لنا نظرة كذلك في أعمال الرسل لعمل الروح القدس بواسطة الرسل وآخرين، لكي يرينا الانتقال العملي الحادث بواسطته من اليهودية إلى المسيحية في طابعه الحقيقي. وفي الرسائل ينكشف أمامنا كل الحق، ولكن ليس في صورة نظرية بحتة، كما لو كان مجرد نموذج روحي لفلسفة إلهية. كل حق مُعلَن يتم تطبيقه على حالة المؤمنين وتصرفهم، </w:t>
-      </w:r>
-      <w:r>
-        <w:rPr>
-          <w:rFonts w:hint="cs"/>
-          <w:sz w:val="44"/>
-          <w:szCs w:val="44"/>
-          <w:rtl/>
-          <w:lang w:bidi="ar-EG"/>
-        </w:rPr>
-        <w:lastRenderedPageBreak/>
-        <w:t>لكيما تؤثر قوة الحق على حياتنا وتجعلها متناغمة مع مشيئة الله.</w:t>
+        <w:rPr>
+          <w:rtl/>
+          <w:lang w:bidi="ar-SA"/>
+        </w:rPr>
+      </w:pPr>
+      <w:r>
+        <w:rPr>
+          <w:rFonts w:hint="cs"/>
+          <w:rtl/>
+          <w:lang w:bidi="ar-SA"/>
+        </w:rPr>
+        <w:t>"</w:t>
+      </w:r>
+      <w:r>
+        <w:rPr>
+          <w:rtl/>
+          <w:lang w:bidi="ar-SA"/>
+        </w:rPr>
+        <w:t xml:space="preserve"> فَقَالَ بُطْرُسُ:«يَا إِنْسَانُ، لَسْتُ أَعْرِفُ مَا تَقُولُ!». وَفِي الْحَالِ بَيْنَمَا هُوَ يَتَكَلَّمُ صَاحَ الدِّيكُ. </w:t>
       </w:r>
     </w:p>
     <w:p>
       <w:pPr>
-        <w:bidi/>
-        <w:jc w:val="both"/>
-        <w:rPr>
-          <w:sz w:val="44"/>
-          <w:szCs w:val="44"/>
-          <w:rtl/>
-          <w:lang w:bidi="ar-EG"/>
-        </w:rPr>
-      </w:pPr>
-      <w:r>
-        <w:rPr>
-          <w:rFonts w:hint="cs"/>
-          <w:sz w:val="44"/>
-          <w:szCs w:val="44"/>
-          <w:rtl/>
-          <w:lang w:bidi="ar-EG"/>
-        </w:rPr>
-        <w:t xml:space="preserve">إن هذا يتضح بصورة خاصة في رسالة رومية، حيث أن </w:t>
-      </w:r>
-      <w:proofErr w:type="spellStart"/>
-      <w:r>
-        <w:rPr>
-          <w:rFonts w:hint="cs"/>
-          <w:sz w:val="44"/>
-          <w:szCs w:val="44"/>
-          <w:rtl/>
-          <w:lang w:bidi="ar-EG"/>
-        </w:rPr>
-        <w:t>الإصحاحات</w:t>
-      </w:r>
-      <w:proofErr w:type="spellEnd"/>
-      <w:r>
-        <w:rPr>
-          <w:rFonts w:hint="cs"/>
-          <w:sz w:val="44"/>
-          <w:szCs w:val="44"/>
-          <w:rtl/>
-          <w:lang w:bidi="ar-EG"/>
-        </w:rPr>
-        <w:t xml:space="preserve"> من 12 حتى 15 مليئة بالتعاليم والانذارات المتأسسة على الإنجيل الذي بان في </w:t>
-      </w:r>
-      <w:proofErr w:type="spellStart"/>
-      <w:r>
-        <w:rPr>
-          <w:rFonts w:hint="cs"/>
-          <w:sz w:val="44"/>
-          <w:szCs w:val="44"/>
-          <w:rtl/>
-          <w:lang w:bidi="ar-EG"/>
-        </w:rPr>
-        <w:t>الإصحاحات</w:t>
-      </w:r>
-      <w:proofErr w:type="spellEnd"/>
-      <w:r>
-        <w:rPr>
-          <w:rFonts w:hint="cs"/>
-          <w:sz w:val="44"/>
-          <w:szCs w:val="44"/>
-          <w:rtl/>
-          <w:lang w:bidi="ar-EG"/>
-        </w:rPr>
-        <w:t xml:space="preserve"> التي قبلها. هناك نقرأ أيضًا العدد البديع: "</w:t>
-      </w:r>
-      <w:r>
-        <w:rPr>
-          <w:sz w:val="44"/>
-          <w:szCs w:val="44"/>
-          <w:rtl/>
-          <w:lang w:bidi="ar-EG"/>
-        </w:rPr>
-        <w:t>لأَنَّ كُلَّ مَا سَبَقَ فَكُتِبَ كُتِبَ لأَجْلِ تَعْلِيمِنَا، حَتَّى بِالصَّبْرِ وَالتَّعْزِيَةِ بِمَا فِي الْكُتُبِ يَكُونُ لَنَا رَجَاءٌ.</w:t>
-      </w:r>
-      <w:r>
-        <w:rPr>
-          <w:rFonts w:hint="cs"/>
-          <w:sz w:val="44"/>
-          <w:szCs w:val="44"/>
-          <w:rtl/>
-          <w:lang w:bidi="ar-EG"/>
-        </w:rPr>
-        <w:t>" (رومية 15: 4).</w:t>
+        <w:rPr>
+          <w:rtl/>
+          <w:lang w:bidi="ar-SA"/>
+        </w:rPr>
+      </w:pPr>
+      <w:r>
+        <w:rPr>
+          <w:rtl/>
+          <w:lang w:bidi="ar-SA"/>
+        </w:rPr>
+        <w:t>(22:61) فَالْتَفَتَ الرَّبُّ وَنَظَرَ إِلَى بُطْرُسَ، فَتَذَكَّرَ بُطْرُسُ كَلاَمَ الرَّبِّ، كَيْفَ قَالَ لَهُ:«إِنَّكَ قَبْلَ أَنْ يَصِيحَ الدِّيكُ تُنْكِرُنِي ثَلاَثَ مَرَّاتٍ».</w:t>
+      </w:r>
+      <w:r>
+        <w:rPr>
+          <w:rFonts w:hint="cs"/>
+          <w:rtl/>
+          <w:lang w:bidi="ar-SA"/>
+        </w:rPr>
+        <w:t xml:space="preserve"> "</w:t>
       </w:r>
     </w:p>
     <w:p>
       <w:pPr>
-        <w:bidi/>
-        <w:jc w:val="both"/>
-        <w:rPr>
-          <w:sz w:val="44"/>
-          <w:szCs w:val="44"/>
-          <w:rtl/>
-          <w:lang w:bidi="ar-EG"/>
-        </w:rPr>
-      </w:pPr>
-      <w:r>
-        <w:rPr>
-          <w:rFonts w:hint="cs"/>
-          <w:sz w:val="44"/>
-          <w:szCs w:val="44"/>
-          <w:rtl/>
-          <w:lang w:bidi="ar-EG"/>
-        </w:rPr>
-        <w:t>هنا وبكل وضوح يتمحور الأمر حول العهد القديم، لأننا هناك نجد "</w:t>
-      </w:r>
-      <w:r>
-        <w:rPr>
-          <w:sz w:val="44"/>
-          <w:szCs w:val="44"/>
-          <w:rtl/>
-          <w:lang w:bidi="ar-EG"/>
+        <w:rPr>
+          <w:rtl/>
+          <w:lang w:bidi="ar-SA"/>
+        </w:rPr>
+      </w:pPr>
+      <w:r>
+        <w:rPr>
+          <w:rFonts w:hint="cs"/>
+          <w:rtl/>
+          <w:lang w:bidi="ar-SA"/>
+        </w:rPr>
+        <w:t>في هذا الجزء الجاد والمؤثر من قصة بطرس نجد</w:t>
+      </w:r>
+      <w:r>
+        <w:rPr>
+          <w:rFonts w:hint="cs"/>
+          <w:rtl/>
+          <w:lang w:bidi="ar-SA"/>
+        </w:rPr>
+        <w:t xml:space="preserve"> كيف</w:t>
+      </w:r>
+      <w:r>
+        <w:rPr>
+          <w:rFonts w:hint="cs"/>
+          <w:rtl/>
+          <w:lang w:bidi="ar-SA"/>
+        </w:rPr>
+        <w:t xml:space="preserve"> أثّر الرب على قلب بطرس وضميره، لأن عمله في كل تجديد حقيقي هو في هذين المجالين. إنه من المبارَك بأن </w:t>
+      </w:r>
+      <w:r>
+        <w:rPr>
+          <w:rFonts w:hint="cs"/>
+          <w:rtl/>
+          <w:lang w:bidi="ar-SA"/>
+        </w:rPr>
+        <w:t>ننتبه</w:t>
+      </w:r>
+      <w:r>
+        <w:rPr>
+          <w:rFonts w:hint="cs"/>
+          <w:rtl/>
+          <w:lang w:bidi="ar-SA"/>
         </w:rPr>
         <w:t xml:space="preserve"> </w:t>
       </w:r>
       <w:r>
         <w:rPr>
-          <w:sz w:val="44"/>
-          <w:szCs w:val="44"/>
-          <w:rtl/>
-          <w:lang w:bidi="ar-EG"/>
-        </w:rPr>
-        <w:t>كُلَّ مَا سَبَقَ فَكُتِبَ</w:t>
-      </w:r>
-      <w:r>
-        <w:rPr>
-          <w:rFonts w:hint="cs"/>
-          <w:sz w:val="44"/>
-          <w:szCs w:val="44"/>
-          <w:rtl/>
-          <w:lang w:bidi="ar-EG"/>
-        </w:rPr>
-        <w:t xml:space="preserve">". وطبعًا هي لها معناها للأجيال التي قد أُعطيت لها أولاً، غير أن الله كان ينظر إلينا نحن أيضًا، حينما سلمها بوحي من الروح القدس. فإنها كُتبت من أجل تعليمنا، لكن هذا التعليم ليس تعليمًا أكاديميًا </w:t>
-      </w:r>
-      <w:r>
-        <w:rPr>
-          <w:sz w:val="44"/>
-          <w:szCs w:val="44"/>
-          <w:rtl/>
-          <w:lang w:bidi="ar-EG"/>
-        </w:rPr>
-        <w:t>–</w:t>
-      </w:r>
-      <w:r>
-        <w:rPr>
-          <w:rFonts w:hint="cs"/>
-          <w:sz w:val="44"/>
-          <w:szCs w:val="44"/>
-          <w:rtl/>
-          <w:lang w:bidi="ar-EG"/>
-        </w:rPr>
-        <w:t xml:space="preserve"> مجرد تجميع لمعلومات صحيحة -، وإنما تعليم عملي. إنه عليه أن يحثنا على الصبر والمثابرة، بأن نفيض </w:t>
-      </w:r>
-      <w:r>
-        <w:rPr>
-          <w:rFonts w:hint="cs"/>
-          <w:sz w:val="44"/>
-          <w:szCs w:val="44"/>
-          <w:rtl/>
-          <w:lang w:bidi="ar-EG"/>
-        </w:rPr>
-        <w:lastRenderedPageBreak/>
-        <w:t xml:space="preserve">بالتعزية والإنذار وأن </w:t>
-      </w:r>
-      <w:proofErr w:type="spellStart"/>
-      <w:r>
-        <w:rPr>
-          <w:rFonts w:hint="cs"/>
-          <w:sz w:val="44"/>
-          <w:szCs w:val="44"/>
-          <w:rtl/>
-          <w:lang w:bidi="ar-EG"/>
-        </w:rPr>
-        <w:t>يملأنا</w:t>
-      </w:r>
-      <w:proofErr w:type="spellEnd"/>
-      <w:r>
-        <w:rPr>
-          <w:rFonts w:hint="cs"/>
-          <w:sz w:val="44"/>
-          <w:szCs w:val="44"/>
-          <w:rtl/>
-          <w:lang w:bidi="ar-EG"/>
-        </w:rPr>
-        <w:t xml:space="preserve"> بالرجاء الثابت الذي لا يتغير. وإن كان من الممكن قول هذا عن كتب العهد القديم، فكم يُقال هذا وبتشديد فيما يختص بالعهد الجديد.</w:t>
+          <w:rFonts w:hint="cs"/>
+          <w:rtl/>
+          <w:lang w:bidi="ar-SA"/>
+        </w:rPr>
+        <w:t xml:space="preserve">بعناية إلى </w:t>
+      </w:r>
+      <w:r>
+        <w:rPr>
+          <w:rFonts w:hint="cs"/>
+          <w:rtl/>
+          <w:lang w:bidi="ar-SA"/>
+        </w:rPr>
+        <w:t>طرقه الكاملة ونعمته مع خاصته</w:t>
+      </w:r>
+      <w:r>
+        <w:rPr>
+          <w:rFonts w:hint="cs"/>
+          <w:rtl/>
+          <w:lang w:bidi="ar-SA"/>
+        </w:rPr>
+        <w:t>. إن أصل سقوط بطرس كانت ثقته بنفسه، لكن من أي نوع كانت هذه الثقة بالنفس؟ أنا لا أعتقد، بأنه بحسب الرأي السائد عمومًا في نفسه، والذي للأسف كثيرًا ما نجده بين المؤمنين وحتى بين خدام الرب. فثقته بنفسه كانت من نوع آخر أكثر خداعًا. إن الرب فعلاً كان قد اكتسب مودة بطرس، حتى أن بطرس أحب فعلاً وحقًا سيده، حتى وإن ربما كان بصورة طبيعية. ففي ذلك يكمن أكثر جوانب سقوطه جدية: هو أنكر أكثر إنسان تعلّق قلبه فيه. يا لها من صورة للإنسان، نعم ولن أقول: يا لها من صورة لنا نحن جميعنا؟</w:t>
       </w:r>
     </w:p>
     <w:p>
       <w:pPr>
-        <w:bidi/>
-        <w:jc w:val="both"/>
-        <w:rPr>
-          <w:sz w:val="44"/>
-          <w:szCs w:val="44"/>
-          <w:rtl/>
-          <w:lang w:bidi="ar-EG"/>
-        </w:rPr>
-      </w:pPr>
-      <w:r>
-        <w:rPr>
-          <w:rFonts w:hint="cs"/>
-          <w:sz w:val="44"/>
-          <w:szCs w:val="44"/>
-          <w:rtl/>
-          <w:lang w:bidi="ar-EG"/>
-        </w:rPr>
-        <w:t>كم هو قليل الصبر والمثابرة الناجم عن طبيعتنا! العالم مليء بالناس، الذين يُسرعون مستعجلين للوصول إلى مساعيهم، إن كانت حسنة، رديئة أو طبيعية. إن الروح ذاتها كثيرًا ما تظهر أيضًا لدى مؤمنين حقيقيين يريدون الوصول إلى الأمور الصحيحة والكتابية، إلا أنهم يسعون وراءها بطاقة بشرية، من دون أن يتركوا لله الوقت ليتصرف وليعمل الأمور بقوة روحه. إننا لا يحق لنا أن ننسى، بأن أول أمر يُذكر في 2. كورنثوس 12: 12 كعلامة للرسول قبل ذِكر العجائب والقوات، "</w:t>
-      </w:r>
-      <w:r>
-        <w:rPr>
-          <w:sz w:val="44"/>
-          <w:szCs w:val="44"/>
+        <w:rPr>
+          <w:rtl/>
+          <w:lang w:bidi="ar-SA"/>
+        </w:rPr>
+      </w:pPr>
+      <w:r>
+        <w:rPr>
+          <w:rFonts w:hint="cs"/>
+          <w:rtl/>
+          <w:lang w:bidi="ar-SA"/>
+        </w:rPr>
+        <w:t>إن أصل إنكار المسيح على يد بطرس كانت ثقته التي كانت في محبته</w:t>
+      </w:r>
+      <w:r>
+        <w:rPr>
+          <w:rFonts w:hint="cs"/>
+          <w:rtl/>
+          <w:lang w:bidi="ar-SA"/>
+        </w:rPr>
+        <w:t xml:space="preserve"> للرب. إن هذا يتضح من تصرف الرب في يوحنا 21، حينما جدّد بطرس تمامًا. "</w:t>
+      </w:r>
+      <w:r>
+        <w:rPr>
           <w:rtl/>
         </w:rPr>
         <w:t xml:space="preserve"> </w:t>
       </w:r>
       <w:r>
         <w:rPr>
-          <w:sz w:val="44"/>
-          <w:szCs w:val="44"/>
-          <w:rtl/>
-          <w:lang w:bidi="ar-EG"/>
-        </w:rPr>
-        <w:t>فِي كُلِّ صَبْرٍ</w:t>
-      </w:r>
-      <w:r>
-        <w:rPr>
-          <w:rFonts w:hint="cs"/>
-          <w:sz w:val="44"/>
-          <w:szCs w:val="44"/>
-          <w:rtl/>
-          <w:lang w:bidi="ar-EG"/>
+          <w:rtl/>
+          <w:lang w:bidi="ar-SA"/>
+        </w:rPr>
+        <w:t>«يَا سِمْعَانُ بْنَ يُونَا، أَتُحِبُّنِي أَكْثَرَ مِنْ هؤُلاَءِ؟»</w:t>
+      </w:r>
+      <w:r>
+        <w:rPr>
+          <w:rFonts w:hint="cs"/>
+          <w:rtl/>
+          <w:lang w:bidi="ar-SA"/>
+        </w:rPr>
+        <w:t>" هذا السؤال أثّر في أعمق كيان خطيته. لقد قال الرب لتلاميذه قبل ساعة الامتحان، بأن ساعة الغربلة ستأتي، نعم وحتى أنه أخبرهم، بأن الشيطان طلبهم جميعهم،ولكنه صلّى بصورة خاصة من أجل بطرس: "</w:t>
+      </w:r>
+      <w:r>
+        <w:rPr>
+          <w:rtl/>
         </w:rPr>
         <w:t xml:space="preserve"> </w:t>
       </w:r>
       <w:r>
         <w:rPr>
-          <w:sz w:val="44"/>
-          <w:szCs w:val="44"/>
-          <w:rtl/>
-          <w:lang w:bidi="ar-EG"/>
-        </w:rPr>
-        <w:t>–</w:t>
-      </w:r>
-      <w:r>
-        <w:rPr>
-          <w:rFonts w:hint="cs"/>
-          <w:sz w:val="44"/>
-          <w:szCs w:val="44"/>
-          <w:rtl/>
-          <w:lang w:bidi="ar-EG"/>
-        </w:rPr>
-        <w:t xml:space="preserve"> في كل مثابرة". فإن بحق تعلمنا من الأمور التي سبق وكُتبت، فسنرى كيف أن الله يصل إلى غايته بصبر لا حد له، وحتى أحيانًا بما يبدو أنه </w:t>
-      </w:r>
-      <w:r>
-        <w:rPr>
-          <w:rFonts w:hint="cs"/>
-          <w:sz w:val="44"/>
-          <w:szCs w:val="44"/>
-          <w:rtl/>
-          <w:lang w:bidi="ar-EG"/>
-        </w:rPr>
-        <w:lastRenderedPageBreak/>
-        <w:t>هزيمة، لأنه هو "إله الصبر"، كما يقول هذا العدد التالي في رومية 15. إن هذا سيُنشئ فينا صبرًا.</w:t>
+          <w:rtl/>
+          <w:lang w:bidi="ar-SA"/>
+        </w:rPr>
+        <w:t>وَلكِنِّي طَلَبْتُ مِنْ أَجْلِكَ لِكَيْ لاَ يَفْنَى إِيمَانُكَ</w:t>
+      </w:r>
+      <w:r>
+        <w:rPr>
+          <w:rFonts w:hint="cs"/>
+          <w:rtl/>
+          <w:lang w:bidi="ar-SA"/>
+        </w:rPr>
+        <w:t>" (لوقا 22: 31، 32).  بطرس لم يكن منتبهًا في هذه الكلمات وشكك في نفسه وكشف عن جهل قلبه في رده: "</w:t>
+      </w:r>
+      <w:r>
+        <w:rPr>
+          <w:rtl/>
+        </w:rPr>
+        <w:t xml:space="preserve"> </w:t>
+      </w:r>
+      <w:r>
+        <w:rPr>
+          <w:rtl/>
+          <w:lang w:bidi="ar-SA"/>
+        </w:rPr>
+        <w:t>«يَارَبُّ، إِنِّي مُسْتَعِدٌّ أَنْ أَمْضِيَ مَعَكَ حَتَّى إِلَى السِّجْنِ وَإِلَى الْمَوْتِ!»</w:t>
+      </w:r>
+      <w:r>
+        <w:rPr>
+          <w:rFonts w:hint="cs"/>
+          <w:rtl/>
+          <w:lang w:bidi="ar-SA"/>
+        </w:rPr>
+        <w:t>." (لوقا 22: 33)؛ حيث أجابه الرب بما سيحدث. لكن كل شيء لم يكن له معنى لبطرس</w:t>
+      </w:r>
+      <w:r>
+        <w:rPr>
+          <w:rFonts w:hint="cs"/>
+          <w:rtl/>
+          <w:lang w:bidi="ar-SA"/>
+        </w:rPr>
+        <w:t xml:space="preserve">؛ فهو أحب سيده بصدق قلبه؛ وقد وثق تمامًا بهذه المحبة؛ فمن الممكن أن ينكره آخرون أو يتركوه، أما هو فلن يفعل؛ كلا، فإنه يفضل بأن يموت معه ولا أن </w:t>
+      </w:r>
+      <w:r>
+        <w:rPr>
+          <w:rFonts w:hint="cs"/>
+          <w:rtl/>
+          <w:lang w:bidi="ar-SA"/>
+        </w:rPr>
+        <w:t>ينكره</w:t>
+      </w:r>
+      <w:r>
+        <w:rPr>
+          <w:rFonts w:hint="cs"/>
+          <w:rtl/>
+          <w:lang w:bidi="ar-SA"/>
+        </w:rPr>
+        <w:t xml:space="preserve">. </w:t>
+      </w:r>
+      <w:r>
+        <w:rPr>
+          <w:rFonts w:hint="cs"/>
+          <w:rtl/>
+          <w:lang w:bidi="ar-SA"/>
+        </w:rPr>
+        <w:t>مهما بلغت غرابة الأمر: ففي ذلك بالذات كانت سلطة إبليس رابضة على التلميذ المسكين؛ فسلطة العدو كانت موجودة في الواقع بأن الخادم أحبّ معلّمه وقد بنت على ذلك. إنها كانت ثقة بطرس، ضمانه وموقفه حينما أُخبر بساعة التجربة. فقد كان اعتقاده بأن حبه الحقيقي والمُخلص سيصمد أمام أعنف هجوم للعدو في أعنف معركة.</w:t>
       </w:r>
     </w:p>
     <w:p>
       <w:pPr>
-        <w:bidi/>
-        <w:jc w:val="both"/>
-        <w:rPr>
-          <w:sz w:val="44"/>
-          <w:szCs w:val="44"/>
-          <w:rtl/>
-          <w:lang w:bidi="ar-EG"/>
-        </w:rPr>
-      </w:pPr>
-      <w:r>
-        <w:rPr>
-          <w:rFonts w:hint="cs"/>
-          <w:sz w:val="44"/>
-          <w:szCs w:val="44"/>
-          <w:rtl/>
-          <w:lang w:bidi="ar-EG"/>
-        </w:rPr>
-        <w:t xml:space="preserve">بالتالي سنحصل نحن على مدخل </w:t>
-      </w:r>
-      <w:proofErr w:type="spellStart"/>
-      <w:r>
-        <w:rPr>
-          <w:rFonts w:hint="cs"/>
-          <w:sz w:val="44"/>
-          <w:szCs w:val="44"/>
-          <w:rtl/>
-          <w:lang w:bidi="ar-EG"/>
-        </w:rPr>
-        <w:t>للتعزيات</w:t>
-      </w:r>
-      <w:proofErr w:type="spellEnd"/>
-      <w:r>
-        <w:rPr>
-          <w:rFonts w:hint="cs"/>
-          <w:sz w:val="44"/>
-          <w:szCs w:val="44"/>
-          <w:rtl/>
-          <w:lang w:bidi="ar-EG"/>
-        </w:rPr>
-        <w:t xml:space="preserve"> والتشجيعات التي تملأ الكتاب بأسفاره. إن النظر إلى داخل العالم مليء بالضباب. كما والنظر في الكنيسة لا يمكن أن يُسمى بالتحديد أمرًا معزيًا. غير أن الله هو "إله التعزية </w:t>
-      </w:r>
-      <w:r>
-        <w:rPr>
-          <w:sz w:val="44"/>
-          <w:szCs w:val="44"/>
-          <w:rtl/>
-          <w:lang w:bidi="ar-EG"/>
-        </w:rPr>
-        <w:t>–</w:t>
-      </w:r>
-      <w:r>
-        <w:rPr>
-          <w:rFonts w:hint="cs"/>
-          <w:sz w:val="44"/>
-          <w:szCs w:val="44"/>
-          <w:rtl/>
-          <w:lang w:bidi="ar-EG"/>
-        </w:rPr>
-        <w:t xml:space="preserve"> التشجيع"، ولذا فإن الكتب هي أيضًا مليئة من هذا العزاء لأهل الإيمان، لأنها بكل بساطة تعرض لنا الله بذاته. إن تعمقنا في تأملنا في الكتب، سيتجه نظرنا إلى الله إلى ما قد صنعه في المسيح وإلى ما سيفعله أيضًا. عندها </w:t>
-      </w:r>
-      <w:r>
-        <w:rPr>
-          <w:rFonts w:hint="cs"/>
-          <w:sz w:val="44"/>
-          <w:szCs w:val="44"/>
-          <w:rtl/>
-          <w:lang w:bidi="ar-EG"/>
-        </w:rPr>
-        <w:t>س</w:t>
-      </w:r>
-      <w:r>
-        <w:rPr>
-          <w:rFonts w:hint="cs"/>
-          <w:sz w:val="44"/>
-          <w:szCs w:val="44"/>
-          <w:rtl/>
-          <w:lang w:bidi="ar-EG"/>
-        </w:rPr>
-        <w:t xml:space="preserve">يحصل الإنسان في أفكارنا على مكانته التي يستحقها </w:t>
-      </w:r>
-      <w:r>
-        <w:rPr>
-          <w:rFonts w:hint="cs"/>
-          <w:sz w:val="44"/>
-          <w:szCs w:val="44"/>
-          <w:rtl/>
-          <w:lang w:bidi="ar-EG"/>
-        </w:rPr>
-        <w:t>والتي لا أهمية لها</w:t>
-      </w:r>
-      <w:r>
-        <w:rPr>
-          <w:rFonts w:hint="cs"/>
-          <w:sz w:val="44"/>
-          <w:szCs w:val="44"/>
-          <w:rtl/>
-          <w:lang w:bidi="ar-EG"/>
-        </w:rPr>
-        <w:t xml:space="preserve"> والله الذي فيه كل الكفاية لكل أمر المُعلَن في المسيح، </w:t>
-      </w:r>
-      <w:proofErr w:type="spellStart"/>
-      <w:r>
-        <w:rPr>
-          <w:rFonts w:hint="cs"/>
-          <w:sz w:val="44"/>
-          <w:szCs w:val="44"/>
-          <w:rtl/>
-          <w:lang w:bidi="ar-EG"/>
-        </w:rPr>
-        <w:t>سيُضيء</w:t>
-      </w:r>
-      <w:proofErr w:type="spellEnd"/>
-      <w:r>
-        <w:rPr>
-          <w:rFonts w:hint="cs"/>
-          <w:sz w:val="44"/>
-          <w:szCs w:val="44"/>
-          <w:rtl/>
-          <w:lang w:bidi="ar-EG"/>
-        </w:rPr>
-        <w:t xml:space="preserve"> بنوره أمام إيماننا.</w:t>
+        <w:rPr>
+          <w:rtl/>
+          <w:lang w:bidi="ar-SA"/>
+        </w:rPr>
+      </w:pPr>
+      <w:r>
+        <w:rPr>
+          <w:rFonts w:hint="cs"/>
+          <w:rtl/>
+          <w:lang w:bidi="ar-SA"/>
+        </w:rPr>
+        <w:t>أما بطرس فلم يكن مليء بالثقة في محبته للرب فقط، وإنما كان متهورًا</w:t>
+      </w:r>
+      <w:r>
+        <w:rPr>
+          <w:rtl/>
+        </w:rPr>
+        <w:t xml:space="preserve"> </w:t>
+      </w:r>
+      <w:r>
+        <w:rPr>
+          <w:rtl/>
+          <w:lang w:bidi="ar-SA"/>
+        </w:rPr>
+        <w:t xml:space="preserve">أيضًا </w:t>
+      </w:r>
+      <w:r>
+        <w:rPr>
+          <w:rFonts w:hint="cs"/>
+          <w:rtl/>
+          <w:lang w:bidi="ar-SA"/>
+        </w:rPr>
+        <w:t xml:space="preserve"> وإبليس كان يعمل من خلال هذا أيضًا. في كل منهما هو وجد فرصة ومناسَبة لهجومه. ومن الممكن أن يكون لفائدتنا إن انتبهنا للخطوات التي قادت إلى سقوط بطرس. إننا سنرى كم كان فاقد البصيرة في ثقته بحبه للمسيح، لأن كل انحدار كان سيفتح له عيونه لو كانت له أذن للصوت المحذّر.</w:t>
       </w:r>
     </w:p>
     <w:p>
       <w:pPr>
-        <w:bidi/>
-        <w:jc w:val="both"/>
-        <w:rPr>
-          <w:sz w:val="44"/>
-          <w:szCs w:val="44"/>
-          <w:rtl/>
-          <w:lang w:bidi="ar-EG"/>
-        </w:rPr>
-      </w:pPr>
-      <w:r>
-        <w:rPr>
-          <w:sz w:val="44"/>
-          <w:szCs w:val="44"/>
-          <w:rtl/>
-          <w:lang w:bidi="ar-EG"/>
-        </w:rPr>
-        <w:t xml:space="preserve">بِالصَّبْرِ وَالتَّعْزِيَةِ بِمَا فِي الْكُتُبِ </w:t>
-      </w:r>
-      <w:r>
-        <w:rPr>
-          <w:rFonts w:hint="cs"/>
-          <w:sz w:val="44"/>
-          <w:szCs w:val="44"/>
-          <w:rtl/>
-          <w:lang w:bidi="ar-EG"/>
-        </w:rPr>
-        <w:t>"</w:t>
-      </w:r>
-      <w:r>
-        <w:rPr>
-          <w:sz w:val="44"/>
-          <w:szCs w:val="44"/>
-          <w:rtl/>
-          <w:lang w:bidi="ar-EG"/>
-        </w:rPr>
-        <w:t>يَكُونُ لَنَا رَجَاءٌ</w:t>
-      </w:r>
-      <w:r>
-        <w:rPr>
-          <w:rFonts w:hint="cs"/>
-          <w:sz w:val="44"/>
-          <w:szCs w:val="44"/>
-          <w:rtl/>
-          <w:lang w:bidi="ar-EG"/>
-        </w:rPr>
-        <w:t xml:space="preserve">". إننا نصل إلى هذه النقطة بالرغم من العالم المليء بالأوهام، المحيط بنا. </w:t>
-      </w:r>
-      <w:r>
-        <w:rPr>
-          <w:rFonts w:hint="cs"/>
-          <w:sz w:val="44"/>
-          <w:szCs w:val="44"/>
-          <w:rtl/>
-          <w:lang w:bidi="ar-EG"/>
-        </w:rPr>
-        <w:lastRenderedPageBreak/>
-        <w:t>إن تاريخ العالم فعلاً ليس هو إلا خبر لآمالٍ باطلة، وإن نظرنا إلى العالم اليوم، نتساءل، ما هو الأساس الذي يجب أن يكون لأي رجاء كان، إذ أن البشرية تغرق بصورة واضحة في حالة بقدر كبير من الوحشية لم يسبق لوجودها منذ ابتداء العالم.</w:t>
+        <w:pStyle w:val="ListParagraph"/>
+        <w:numPr>
+          <w:ilvl w:val="0"/>
+          <w:numId w:val="1"/>
+        </w:numPr>
+        <w:rPr>
+          <w:lang w:bidi="ar-SA"/>
+        </w:rPr>
+      </w:pPr>
+      <w:r>
+        <w:rPr>
+          <w:rFonts w:hint="cs"/>
+          <w:rtl/>
+          <w:lang w:bidi="ar-SA"/>
+        </w:rPr>
+        <w:t>أول خطوة مُشار إليها في لوقا 22: 46؛ وقارنها بمرقس 14: 37: "</w:t>
+      </w:r>
+      <w:r>
+        <w:rPr>
+          <w:rtl/>
+        </w:rPr>
+        <w:t xml:space="preserve"> </w:t>
+      </w:r>
+      <w:r>
+        <w:rPr>
+          <w:rtl/>
+          <w:lang w:bidi="ar-SA"/>
+        </w:rPr>
+        <w:t>يَا سِمْعَانُ، أَنْتَ نَائِمٌ!</w:t>
+      </w:r>
+      <w:r>
+        <w:rPr>
+          <w:rFonts w:hint="cs"/>
+          <w:rtl/>
+          <w:lang w:bidi="ar-SA"/>
+        </w:rPr>
+        <w:t xml:space="preserve"> </w:t>
+      </w:r>
+      <w:r>
+        <w:rPr>
+          <w:rFonts w:hint="cs"/>
+          <w:rtl/>
+          <w:lang w:bidi="ar-SA"/>
+        </w:rPr>
+        <w:t>" يا لها من كلمات من شفتي يسوع وسط خوفه من الموت وعرقه الدامي! كم كانت مليئة بالمغازي</w:t>
+      </w:r>
+      <w:r>
+        <w:rPr>
+          <w:rFonts w:hint="cs"/>
+          <w:rtl/>
+          <w:lang w:bidi="ar-SA"/>
+        </w:rPr>
+        <w:t>، لكن نُطق بها عبثًا.</w:t>
       </w:r>
     </w:p>
     <w:p>
       <w:pPr>
-        <w:bidi/>
-        <w:jc w:val="both"/>
-        <w:rPr>
-          <w:sz w:val="44"/>
-          <w:szCs w:val="44"/>
-          <w:rtl/>
-          <w:lang w:bidi="ar-EG"/>
-        </w:rPr>
-      </w:pPr>
-      <w:r>
-        <w:rPr>
-          <w:rFonts w:hint="cs"/>
-          <w:sz w:val="44"/>
-          <w:szCs w:val="44"/>
-          <w:rtl/>
-          <w:lang w:bidi="ar-EG"/>
-        </w:rPr>
-        <w:t xml:space="preserve">فقط إنسان الإيمان له أساس لا يتزعزع لرجائه. </w:t>
-      </w:r>
-      <w:r>
-        <w:rPr>
-          <w:rFonts w:hint="cs"/>
-          <w:sz w:val="44"/>
-          <w:szCs w:val="44"/>
-          <w:rtl/>
-          <w:lang w:bidi="ar-EG"/>
-        </w:rPr>
-        <w:t>ف</w:t>
-      </w:r>
-      <w:r>
-        <w:rPr>
-          <w:rFonts w:hint="cs"/>
-          <w:sz w:val="44"/>
-          <w:szCs w:val="44"/>
-          <w:rtl/>
-          <w:lang w:bidi="ar-EG"/>
-        </w:rPr>
-        <w:t>الله، الذي يعرفه هو "إله الرجاء" (رومية 15: 13)، الذي عرّفه به الروح بواسطة الكتب. وبينما نحن ننتظر مجيء الرب، اكتمال كل آمالنا، دعونا نعطي للكتب والحقائق، التي تفتتحها لنا، مكانًا سائدًا في كل أفكارنا.</w:t>
+        <w:pStyle w:val="ListParagraph"/>
+        <w:numPr>
+          <w:ilvl w:val="0"/>
+          <w:numId w:val="1"/>
+        </w:numPr>
+        <w:rPr>
+          <w:lang w:bidi="ar-SA"/>
+        </w:rPr>
+      </w:pPr>
+      <w:r>
+        <w:rPr>
+          <w:rFonts w:hint="cs"/>
+          <w:rtl/>
+          <w:lang w:bidi="ar-SA"/>
+        </w:rPr>
+        <w:t>الخطوة التالية نجدها في لوقا 22: 54: "</w:t>
+      </w:r>
+      <w:r>
+        <w:rPr>
+          <w:rtl/>
+        </w:rPr>
+        <w:t xml:space="preserve"> </w:t>
+      </w:r>
+      <w:r>
+        <w:rPr>
+          <w:rtl/>
+          <w:lang w:bidi="ar-SA"/>
+        </w:rPr>
+        <w:t>وَأَمَّا بُطْرُسُ فَتَبِعَهُ مِنْ بَعِيدٍ.</w:t>
+      </w:r>
+      <w:r>
+        <w:rPr>
+          <w:rFonts w:hint="cs"/>
+          <w:rtl/>
+          <w:lang w:bidi="ar-SA"/>
+        </w:rPr>
+        <w:t>" من بعدما أن نام في وقت صراع معلمه، ترك الرب بهروبه مع باقي التلاميذ، ونحن نجده الآن يتبعه "من بعيد". هل هذه قوة حبه المشهورة، التي وعدت الرب بأنها ستتبعه إلى السجن والموت؟ كم كلمة الله تكشفنا!</w:t>
       </w:r>
     </w:p>
     <w:p>
       <w:pPr>
-        <w:bidi/>
-        <w:jc w:val="both"/>
-        <w:rPr>
-          <w:rFonts w:hint="cs"/>
-          <w:sz w:val="44"/>
-          <w:szCs w:val="44"/>
-          <w:rtl/>
-          <w:lang w:bidi="ar-EG"/>
-        </w:rPr>
-      </w:pPr>
+        <w:pStyle w:val="ListParagraph"/>
+        <w:numPr>
+          <w:ilvl w:val="0"/>
+          <w:numId w:val="1"/>
+        </w:numPr>
+        <w:rPr>
+          <w:lang w:bidi="ar-SA"/>
+        </w:rPr>
+      </w:pPr>
+      <w:r>
+        <w:rPr>
+          <w:rFonts w:hint="cs"/>
+          <w:rtl/>
+          <w:lang w:bidi="ar-SA"/>
+        </w:rPr>
+        <w:t>من ثم نحن نقرأ كيف كان بطرس جالسًا عند النار بين الأعداء: "</w:t>
+      </w:r>
+      <w:r>
+        <w:rPr>
+          <w:rtl/>
+        </w:rPr>
+        <w:t xml:space="preserve"> </w:t>
+      </w:r>
+      <w:r>
+        <w:rPr>
+          <w:rtl/>
+          <w:lang w:bidi="ar-SA"/>
+        </w:rPr>
+        <w:t xml:space="preserve">وَلَمَّا أَضْرَمُوا نَارًا فِي وَسْطِ الدَّارِ وَجَلَسُوا مَعًا، جَلَسَ بُطْرُسُ بَيْنَهُمْ. </w:t>
+      </w:r>
+      <w:r>
+        <w:rPr>
+          <w:rFonts w:hint="cs"/>
+          <w:rtl/>
+          <w:lang w:bidi="ar-SA"/>
+        </w:rPr>
+        <w:t>" (لوقا 22: 55). بطرس موجود "بعيد" عن مكان معلمه ويستدفئ "بين الذين" أبغضوه ورفضوه، أليس هذا للأسف هو حال الكثير من المؤمنين في أيامنا؟</w:t>
+      </w:r>
+    </w:p>
+    <w:p>
+      <w:pPr>
+        <w:rPr>
+          <w:rtl/>
+          <w:lang w:bidi="ar-SA"/>
+        </w:rPr>
+      </w:pPr>
+      <w:r>
+        <w:rPr>
+          <w:rFonts w:hint="cs"/>
+          <w:rtl/>
+          <w:lang w:bidi="ar-SA"/>
+        </w:rPr>
+        <w:t xml:space="preserve">بالارتباط بهذا الأمر أود بأن أضع فكرة أخرى جدية على قلوب وضمائر قرائي: </w:t>
+      </w:r>
+      <w:r>
+        <w:rPr>
+          <w:rFonts w:hint="cs"/>
+          <w:rtl/>
+          <w:lang w:bidi="ar-SA"/>
+        </w:rPr>
+        <w:t xml:space="preserve">كم هذا الموقف يعرّفنا بسرعة بما هو العالم. الأفكار، العادات، لغة هذا العالم سريعًا ما تصبح لنا طبيعية ومألوفة؛ فنحن لا نشعر أننا غرباء عنه، وأننا لسنا خارج عناصرنا الحقيقية، وإنما سريعًا ما نعتاد على هذه الأجواء. </w:t>
+      </w:r>
+      <w:r>
+        <w:rPr>
+          <w:rFonts w:hint="cs"/>
+          <w:rtl/>
+          <w:lang w:bidi="ar-SA"/>
+        </w:rPr>
+        <w:t xml:space="preserve">فبمجرد وجودنا في هذا الموقف الخاطئ وعندما يكون نظرنا مبتعدًا عن المسيح، فسيؤدي بنا أمر ليس له أي معنى بأن ننكر الرب تمامًا. مع بطرس كانت مجرد إهانة من جارية، وما قاله رجل وتأكيده على فم آخر ما قد أدّى به إلى إنكاره له تمامًا وبصورة </w:t>
+      </w:r>
+      <w:r>
+        <w:rPr>
+          <w:rFonts w:hint="cs"/>
+          <w:rtl/>
+          <w:lang w:bidi="ar-SA"/>
+        </w:rPr>
+        <w:t>متكررة</w:t>
+      </w:r>
+      <w:r>
+        <w:rPr>
+          <w:rFonts w:hint="cs"/>
+          <w:rtl/>
+          <w:lang w:bidi="ar-SA"/>
+        </w:rPr>
+        <w:t>: "</w:t>
+      </w:r>
+      <w:r>
+        <w:rPr>
+          <w:rtl/>
+          <w:lang w:bidi="ar-SA"/>
+        </w:rPr>
+        <w:t>«يَا إِنْسَانُ، لَسْتُ أَعْرِفُ مَا تَقُولُ!»</w:t>
+      </w:r>
+      <w:r>
+        <w:rPr>
+          <w:rFonts w:hint="cs"/>
+          <w:rtl/>
+          <w:lang w:bidi="ar-SA"/>
+        </w:rPr>
+        <w:t>" وعندها حدثت الإشارة التي تنبأ عنها الرب: "</w:t>
+      </w:r>
+      <w:r>
+        <w:rPr>
+          <w:rtl/>
+          <w:lang w:bidi="ar-SA"/>
+        </w:rPr>
+        <w:t>وَفِي الْحَالِ بَيْنَمَا هُوَ يَتَكَلَّمُ صَاحَ الدِّيكُ.</w:t>
+      </w:r>
+      <w:r>
+        <w:rPr>
+          <w:rFonts w:hint="cs"/>
+          <w:rtl/>
+          <w:lang w:bidi="ar-SA"/>
+        </w:rPr>
+        <w:t xml:space="preserve">" (لوقا 22: 60). وهذا أيقظ أخيرًا ضميره في أن بطرس تذكّر "كلام الرب". إن ثقته في حبه ليسوع أعمت بطرس حتى أن كلام الرب الذي حذره من قدوم العاصفة، ليس أنه تجاهله فقط، بل وأيضًا ناقضه. لكن كم محبة المسيح كانت تعرف كيف تؤثّر بهذا الكلام من جديد على ضميره. كم من مرة ننسى تحذيرات الرب إلى أن يعود ويؤنب ضميرنا </w:t>
+      </w:r>
+      <w:r>
+        <w:rPr>
+          <w:rtl/>
+          <w:lang w:bidi="ar-SA"/>
+        </w:rPr>
+        <w:t>–</w:t>
+      </w:r>
+      <w:r>
+        <w:rPr>
+          <w:rFonts w:hint="cs"/>
+          <w:rtl/>
+          <w:lang w:bidi="ar-SA"/>
+        </w:rPr>
+        <w:t xml:space="preserve"> ربما بوسيلة بسيطة كالتي هنا -.</w:t>
+      </w:r>
+    </w:p>
+    <w:p>
+      <w:pPr>
+        <w:rPr>
+          <w:rtl/>
+          <w:lang w:bidi="ar-SA"/>
+        </w:rPr>
+      </w:pPr>
+      <w:r>
+        <w:rPr>
+          <w:rFonts w:hint="cs"/>
+          <w:rtl/>
+          <w:lang w:bidi="ar-SA"/>
+        </w:rPr>
+        <w:t xml:space="preserve">إلا أنه لدينا هنا عبارة أخرى عن اهتمام يسوع الشديد والرقيق بتلميذه المسكين </w:t>
+      </w:r>
+      <w:r>
+        <w:rPr>
+          <w:rtl/>
+          <w:lang w:bidi="ar-SA"/>
+        </w:rPr>
+        <w:t>–</w:t>
+      </w:r>
+      <w:r>
+        <w:rPr>
+          <w:rFonts w:hint="cs"/>
+          <w:rtl/>
+          <w:lang w:bidi="ar-SA"/>
+        </w:rPr>
+        <w:t xml:space="preserve"> نظرة الرب: "</w:t>
+      </w:r>
+      <w:r>
+        <w:rPr>
+          <w:rtl/>
+          <w:lang w:bidi="ar-SA"/>
+        </w:rPr>
+        <w:t xml:space="preserve"> فَالْتَفَتَ الرَّبُّ وَنَظَرَ إِلَى بُطْرُسَ</w:t>
+      </w:r>
+      <w:r>
+        <w:rPr>
+          <w:rFonts w:hint="cs"/>
+          <w:rtl/>
+          <w:lang w:bidi="ar-SA"/>
+        </w:rPr>
+        <w:t xml:space="preserve">" (لوقا 22: 61). </w:t>
+      </w:r>
+      <w:r>
+        <w:rPr>
+          <w:rFonts w:hint="cs"/>
+          <w:rtl/>
+          <w:lang w:bidi="ar-SA"/>
+        </w:rPr>
+        <w:t>ما أقوى</w:t>
+      </w:r>
+      <w:r>
+        <w:rPr>
+          <w:rFonts w:hint="cs"/>
+          <w:rtl/>
+          <w:lang w:bidi="ar-SA"/>
+        </w:rPr>
+        <w:t xml:space="preserve"> هذه المحبة</w:t>
+      </w:r>
+      <w:r>
+        <w:rPr>
+          <w:rFonts w:hint="cs"/>
+          <w:rtl/>
+          <w:lang w:bidi="ar-SA"/>
+        </w:rPr>
+        <w:t xml:space="preserve"> الرائعة التي لا تتغير، التي لا تتخلى عنا أبدًا! من بعد اقترابه في اجتيازه خوف الموت وكهدف لخيانة يهوذا القاسية في أيدي أعدائه الغاشمة، إلا أن الرب لا زال يتذكر تلميذه الذي ضلّ. يا له من عزاء يوجد لنا أيضًا هنا! إن نظرة يسوع هذه كان لها تأثير مضاعف: هي كسرت قلب بطرس، لكنها أعادته ثانية إلى سيده، وإن كان بدموع الندم: "</w:t>
+      </w:r>
+      <w:r>
+        <w:rPr>
+          <w:rtl/>
+          <w:lang w:bidi="ar-SA"/>
+        </w:rPr>
+        <w:t xml:space="preserve"> فَخَرَجَ بُطْرُسُ إِلَى خَارِجٍ وَبَكَى بُكَاءً مُرًّا.</w:t>
+      </w:r>
+      <w:r>
+        <w:rPr>
+          <w:rFonts w:hint="cs"/>
+          <w:rtl/>
+          <w:lang w:bidi="ar-SA"/>
+        </w:rPr>
+        <w:t xml:space="preserve">" (لوقا 22: 62). إن نعمة ورقة هذه النظرة فتحت ينابيع قلبه. إن كلمة الرب التي تذكرها، صحّت ضميره، </w:t>
+      </w:r>
+      <w:r>
+        <w:rPr>
+          <w:rFonts w:hint="cs"/>
+          <w:rtl/>
+          <w:lang w:bidi="ar-SA"/>
+        </w:rPr>
+        <w:t>لكن نظرة الرب فقد أثّرت على قلبه. ففيها كانت تعزية وألم أيضًا، لأن بطرس عاش من هذه النظرة إلى أن عاد ورأى سيده في القيامة. هذا الوجه الذي كان مفسدًا والذي لم يكن لأي إنسان، وهذه النظرة نُقشت في ذاكرته وحفظته إلى ذلك الصباح البديع، حينما قام يسوع منتصرًا وظهر لبطرس أولاً من بين التلاميذ ولوحده (لوقا 24: 34؛ 1. كورنثوس 15: 5).</w:t>
+      </w:r>
+    </w:p>
+    <w:p>
+      <w:pPr>
+        <w:rPr>
+          <w:lang w:bidi="ar-SA"/>
+        </w:rPr>
+      </w:pPr>
+      <w:r>
+        <w:rPr>
+          <w:rFonts w:hint="cs"/>
+          <w:rtl/>
+          <w:lang w:bidi="ar-SA"/>
+        </w:rPr>
+        <w:t>هكذا هي طرق نعمة الرب الرائعة ولطفه الذي لا يتغير من نحونا. يا ليت هذه الثقة به تتعمق في قلوبنا إذ نتخلى عن كل رأي من حبنا المزعوم، لكي نستريح في محبته، الذي لا ينسى خاصته أبدًا ولا يتعب منهم.</w:t>
+      </w:r>
     </w:p>
     <w:sectPr>
-      <w:pgSz w:w="8391" w:h="11906" w:code="11"/>
-      <w:pgMar w:top="720" w:right="720" w:bottom="720" w:left="720" w:header="708" w:footer="708" w:gutter="0"/>
-      <w:cols w:space="708"/>
-      <w:docGrid w:linePitch="381"/>
+      <w:pgSz w:w="12240" w:h="15840"/>
+      <w:pgMar w:top="1440" w:right="1800" w:bottom="1440" w:left="1800" w:header="720" w:footer="720" w:gutter="0"/>
+      <w:cols w:space="720"/>
+      <w:docGrid w:linePitch="360"/>
     </w:sectPr>
   </w:body>
 </w:document>
+</file>
+
+<file path=word/numbering.xml><?xml version="1.0" encoding="utf-8"?>
+<w:numbering xmlns:wpc="http://schemas.microsoft.com/office/word/2010/wordprocessingCanvas" xmlns:cx="http://schemas.microsoft.com/office/drawing/2014/chartex" xmlns:cx1="http://schemas.microsoft.com/office/drawing/2015/9/8/chartex" xmlns:cx2="http://schemas.microsoft.com/office/drawing/2015/10/21/chartex" xmlns:cx3="http://schemas.microsoft.com/office/drawing/2016/5/9/chartex" xmlns:cx4="http://schemas.microsoft.com/office/drawing/2016/5/10/chartex" xmlns:cx5="http://schemas.microsoft.com/office/drawing/2016/5/11/chartex" xmlns:cx6="http://schemas.microsoft.com/office/drawing/2016/5/12/chartex" xmlns:cx7="http://schemas.microsoft.com/office/drawing/2016/5/13/chartex" xmlns:cx8="http://schemas.microsoft.com/office/drawing/2016/5/14/chartex" xmlns:mc="http://schemas.openxmlformats.org/markup-compatibility/2006" xmlns:aink="http://schemas.microsoft.com/office/drawing/2016/ink" xmlns:am3d="http://schemas.microsoft.com/office/drawing/2017/model3d" xmlns:o="urn:schemas-microsoft-com:office:office" xmlns:oel="http://schemas.microsoft.com/office/2019/extlst" xmlns:r="http://schemas.openxmlformats.org/officeDocument/2006/relationships" xmlns:m="http://schemas.openxmlformats.org/officeDocument/2006/math" xmlns:v="urn:schemas-microsoft-com:vml" xmlns:wp14="http://schemas.microsoft.com/office/word/2010/wordprocessingDrawing" xmlns:wp="http://schemas.openxmlformats.org/drawingml/2006/wordprocessingDrawing" xmlns:w10="urn:schemas-microsoft-com:office:word" xmlns:w="http://schemas.openxmlformats.org/wordprocessingml/2006/main" xmlns:w14="http://schemas.microsoft.com/office/word/2010/wordml" xmlns:w15="http://schemas.microsoft.com/office/word/2012/wordml" xmlns:w16cex="http://schemas.microsoft.com/office/word/2018/wordml/cex" xmlns:w16cid="http://schemas.microsoft.com/office/word/2016/wordml/cid" xmlns:w16="http://schemas.microsoft.com/office/word/2018/wordml" xmlns:w16sdtdh="http://schemas.microsoft.com/office/word/2020/wordml/sdtdatahash" xmlns:w16se="http://schemas.microsoft.com/office/word/2015/wordml/symex" xmlns:wpg="http://schemas.microsoft.com/office/word/2010/wordprocessingGroup" xmlns:wpi="http://schemas.microsoft.com/office/word/2010/wordprocessingInk" xmlns:wne="http://schemas.microsoft.com/office/word/2006/wordml" xmlns:wps="http://schemas.microsoft.com/office/word/2010/wordprocessingShape" mc:Ignorable="w14 w15 w16se w16cid w16 w16cex w16sdtdh wp14">
+  <w:abstractNum w:abstractNumId="0" w15:restartNumberingAfterBreak="0">
+    <w:nsid w:val="01012ED9"/>
+    <w:multiLevelType w:val="hybridMultilevel"/>
+    <w:tmpl w:val="4BA8E27A"/>
+    <w:lvl w:ilvl="0" w:tplc="0409000F">
+      <w:start w:val="1"/>
+      <w:numFmt w:val="decimal"/>
+      <w:lvlText w:val="%1."/>
+      <w:lvlJc w:val="left"/>
+      <w:pPr>
+        <w:ind w:left="720" w:hanging="360"/>
+      </w:pPr>
+      <w:rPr>
+        <w:rFonts w:hint="default"/>
+      </w:rPr>
+    </w:lvl>
+    <w:lvl w:ilvl="1" w:tplc="04090019" w:tentative="1">
+      <w:start w:val="1"/>
+      <w:numFmt w:val="lowerLetter"/>
+      <w:lvlText w:val="%2."/>
+      <w:lvlJc w:val="left"/>
+      <w:pPr>
+        <w:ind w:left="1440" w:hanging="360"/>
+      </w:pPr>
+    </w:lvl>
+    <w:lvl w:ilvl="2" w:tplc="0409001B" w:tentative="1">
+      <w:start w:val="1"/>
+      <w:numFmt w:val="lowerRoman"/>
+      <w:lvlText w:val="%3."/>
+      <w:lvlJc w:val="right"/>
+      <w:pPr>
+        <w:ind w:left="2160" w:hanging="180"/>
+      </w:pPr>
+    </w:lvl>
+    <w:lvl w:ilvl="3" w:tplc="0409000F" w:tentative="1">
+      <w:start w:val="1"/>
+      <w:numFmt w:val="decimal"/>
+      <w:lvlText w:val="%4."/>
+      <w:lvlJc w:val="left"/>
+      <w:pPr>
+        <w:ind w:left="2880" w:hanging="360"/>
+      </w:pPr>
+    </w:lvl>
+    <w:lvl w:ilvl="4" w:tplc="04090019" w:tentative="1">
+      <w:start w:val="1"/>
+      <w:numFmt w:val="lowerLetter"/>
+      <w:lvlText w:val="%5."/>
+      <w:lvlJc w:val="left"/>
+      <w:pPr>
+        <w:ind w:left="3600" w:hanging="360"/>
+      </w:pPr>
+    </w:lvl>
+    <w:lvl w:ilvl="5" w:tplc="0409001B" w:tentative="1">
+      <w:start w:val="1"/>
+      <w:numFmt w:val="lowerRoman"/>
+      <w:lvlText w:val="%6."/>
+      <w:lvlJc w:val="right"/>
+      <w:pPr>
+        <w:ind w:left="4320" w:hanging="180"/>
+      </w:pPr>
+    </w:lvl>
+    <w:lvl w:ilvl="6" w:tplc="0409000F" w:tentative="1">
+      <w:start w:val="1"/>
+      <w:numFmt w:val="decimal"/>
+      <w:lvlText w:val="%7."/>
+      <w:lvlJc w:val="left"/>
+      <w:pPr>
+        <w:ind w:left="5040" w:hanging="360"/>
+      </w:pPr>
+    </w:lvl>
+    <w:lvl w:ilvl="7" w:tplc="04090019" w:tentative="1">
+      <w:start w:val="1"/>
+      <w:numFmt w:val="lowerLetter"/>
+      <w:lvlText w:val="%8."/>
+      <w:lvlJc w:val="left"/>
+      <w:pPr>
+        <w:ind w:left="5760" w:hanging="360"/>
+      </w:pPr>
+    </w:lvl>
+    <w:lvl w:ilvl="8" w:tplc="0409001B" w:tentative="1">
+      <w:start w:val="1"/>
+      <w:numFmt w:val="lowerRoman"/>
+      <w:lvlText w:val="%9."/>
+      <w:lvlJc w:val="right"/>
+      <w:pPr>
+        <w:ind w:left="6480" w:hanging="180"/>
+      </w:pPr>
+    </w:lvl>
+  </w:abstractNum>
+  <w:num w:numId="1" w16cid:durableId="499194785">
+    <w:abstractNumId w:val="0"/>
+  </w:num>
+</w:numbering>
 </file>
 
 <file path=word/styles.xml><?xml version="1.0" encoding="utf-8"?>
@@ -781,12 +780,14 @@
         <w:rFonts w:ascii="Sakkal Majalla" w:eastAsiaTheme="minorHAnsi" w:hAnsi="Sakkal Majalla" w:cs="Sakkal Majalla"/>
         <w:sz w:val="28"/>
         <w:szCs w:val="28"/>
-        <w:lang w:val="en-IL" w:eastAsia="en-US" w:bidi="ar-SA"/>
+        <w:lang w:val="en-US" w:eastAsia="en-US" w:bidi="he-IL"/>
       </w:rPr>
     </w:rPrDefault>
     <w:pPrDefault>
       <w:pPr>
+        <w:bidi/>
         <w:spacing w:after="160" w:line="259" w:lineRule="auto"/>
+        <w:jc w:val="both"/>
       </w:pPr>
     </w:pPrDefault>
   </w:docDefaults>
@@ -1171,6 +1172,10 @@
   <w:style w:type="paragraph" w:default="1" w:styleId="Normal">
     <w:name w:val="Normal"/>
     <w:qFormat/>
+    <w:rPr>
+      <w:noProof/>
+      <w:lang w:bidi="ar-EG"/>
+    </w:rPr>
   </w:style>
   <w:style w:type="character" w:default="1" w:styleId="DefaultParagraphFont">
     <w:name w:val="Default Paragraph Font"/>
@@ -1204,7 +1209,7 @@
     <w:basedOn w:val="DefaultParagraphFont"/>
     <w:uiPriority w:val="99"/>
     <w:unhideWhenUsed/>
-    <w:rsid w:val="00601DEE"/>
+    <w:rsid w:val="00BD62C8"/>
     <w:rPr>
       <w:color w:val="0563C1" w:themeColor="hyperlink"/>
       <w:u w:val="single"/>
@@ -1216,17 +1221,40 @@
     <w:uiPriority w:val="99"/>
     <w:semiHidden/>
     <w:unhideWhenUsed/>
-    <w:rsid w:val="00601DEE"/>
+    <w:rsid w:val="00BD62C8"/>
     <w:rPr>
       <w:color w:val="605E5C"/>
       <w:shd w:val="clear" w:color="auto" w:fill="E1DFDD"/>
     </w:rPr>
   </w:style>
+  <w:style w:type="character" w:styleId="FollowedHyperlink">
+    <w:name w:val="FollowedHyperlink"/>
+    <w:basedOn w:val="DefaultParagraphFont"/>
+    <w:uiPriority w:val="99"/>
+    <w:semiHidden/>
+    <w:unhideWhenUsed/>
+    <w:rsid w:val="0043717F"/>
+    <w:rPr>
+      <w:color w:val="954F72" w:themeColor="followedHyperlink"/>
+      <w:u w:val="single"/>
+    </w:rPr>
+  </w:style>
+  <w:style w:type="paragraph" w:styleId="ListParagraph">
+    <w:name w:val="List Paragraph"/>
+    <w:basedOn w:val="Normal"/>
+    <w:uiPriority w:val="34"/>
+    <w:qFormat/>
+    <w:rsid w:val="00AF64ED"/>
+    <w:pPr>
+      <w:ind w:left="720"/>
+      <w:contextualSpacing/>
+    </w:pPr>
+  </w:style>
 </w:styles>
 </file>
 
 <file path=word/theme/theme1.xml><?xml version="1.0" encoding="utf-8"?>
-<a:theme xmlns:a="http://schemas.openxmlformats.org/drawingml/2006/main" name="ערכת נושא Office">
+<a:theme xmlns:a="http://schemas.openxmlformats.org/drawingml/2006/main" name="Office Theme">
   <a:themeElements>
     <a:clrScheme name="Office">
       <a:dk1>
